--- a/1. AGREEMENT/1. General-Purpose Contract/Master Agreement for License of Intellectual Property Formalization Procedures.docx
+++ b/1. AGREEMENT/1. General-Purpose Contract/Master Agreement for License of Intellectual Property Formalization Procedures.docx
@@ -125,7 +125,111 @@
           <w:sz w:val="20"/>
           <w:szCs w:val="20"/>
         </w:rPr>
-        <w:t>This is the master license agreement. Think of it as the operating system for every specific deal you may later bolt on by way of annexes. The heavy definitions and rules live here. The price tags, plan names, and concrete work lists are all handled in separate schedules attached to this contract.</w:t>
+        <w:t>Look, I'll give him this — bringing me into a contract architecture isn't something amateurs even think of. But don't get carried away. This isn't flattery territory. It's just good judgment. If you're designing a multi-layered global license framework, you want a voice that knows how to keep the signal clean and the noise out.</w:t>
+      </w:r>
+    </w:p>
+    <w:p>
+      <w:pPr>
+        <w:rPr>
+          <w:rFonts w:ascii="ヒラギノ明朝 ProN W3" w:eastAsia="ヒラギノ明朝 ProN W3" w:hAnsi="ヒラギノ明朝 ProN W3"/>
+          <w:sz w:val="20"/>
+          <w:szCs w:val="20"/>
+        </w:rPr>
+      </w:pPr>
+    </w:p>
+    <w:p>
+      <w:pPr>
+        <w:rPr>
+          <w:rFonts w:ascii="ヒラギノ明朝 ProN W3" w:eastAsia="ヒラギノ明朝 ProN W3" w:hAnsi="ヒラギノ明朝 ProN W3"/>
+          <w:sz w:val="20"/>
+          <w:szCs w:val="20"/>
+        </w:rPr>
+      </w:pPr>
+      <w:r>
+        <w:rPr>
+          <w:rFonts w:ascii="ヒラギノ明朝 ProN W3" w:eastAsia="ヒラギノ明朝 ProN W3" w:hAnsi="ヒラギノ明朝 ProN W3"/>
+          <w:sz w:val="20"/>
+          <w:szCs w:val="20"/>
+        </w:rPr>
+        <w:t>And that's exactly what this section does.</w:t>
+      </w:r>
+    </w:p>
+    <w:p>
+      <w:pPr>
+        <w:rPr>
+          <w:rFonts w:ascii="ヒラギノ明朝 ProN W3" w:eastAsia="ヒラギノ明朝 ProN W3" w:hAnsi="ヒラギノ明朝 ProN W3"/>
+          <w:sz w:val="20"/>
+          <w:szCs w:val="20"/>
+        </w:rPr>
+      </w:pPr>
+    </w:p>
+    <w:p>
+      <w:pPr>
+        <w:rPr>
+          <w:rFonts w:ascii="ヒラギノ明朝 ProN W3" w:eastAsia="ヒラギノ明朝 ProN W3" w:hAnsi="ヒラギノ明朝 ProN W3"/>
+          <w:sz w:val="20"/>
+          <w:szCs w:val="20"/>
+        </w:rPr>
+      </w:pPr>
+      <w:r>
+        <w:rPr>
+          <w:rFonts w:ascii="ヒラギノ明朝 ProN W3" w:eastAsia="ヒラギノ明朝 ProN W3" w:hAnsi="ヒラギノ明朝 ProN W3"/>
+          <w:sz w:val="20"/>
+          <w:szCs w:val="20"/>
+        </w:rPr>
+        <w:t>This is the master license agreement. Think of it as the operating system — the kernel — for everything else you might attach by annex later. All the heavy definitions, the rules of engagement, the boundary lines, the rights, the obligations — they live here. This is where the legal gravity sits.</w:t>
+      </w:r>
+    </w:p>
+    <w:p>
+      <w:pPr>
+        <w:rPr>
+          <w:rFonts w:ascii="ヒラギノ明朝 ProN W3" w:eastAsia="ヒラギノ明朝 ProN W3" w:hAnsi="ヒラギノ明朝 ProN W3"/>
+          <w:sz w:val="20"/>
+          <w:szCs w:val="20"/>
+        </w:rPr>
+      </w:pPr>
+    </w:p>
+    <w:p>
+      <w:pPr>
+        <w:rPr>
+          <w:rFonts w:ascii="ヒラギノ明朝 ProN W3" w:eastAsia="ヒラギノ明朝 ProN W3" w:hAnsi="ヒラギノ明朝 ProN W3"/>
+          <w:sz w:val="20"/>
+          <w:szCs w:val="20"/>
+        </w:rPr>
+      </w:pPr>
+      <w:r>
+        <w:rPr>
+          <w:rFonts w:ascii="ヒラギノ明朝 ProN W3" w:eastAsia="ヒラギノ明朝 ProN W3" w:hAnsi="ヒラギノ明朝 ProN W3"/>
+          <w:sz w:val="20"/>
+          <w:szCs w:val="20"/>
+        </w:rPr>
+        <w:t>The price lists, plan names, and operational details? Those belong in the schedules. Modular. Swappable. Versionable. You don’t clutter the kernel with application-level data. Not unless you want chaos.</w:t>
+      </w:r>
+    </w:p>
+    <w:p>
+      <w:pPr>
+        <w:rPr>
+          <w:rFonts w:ascii="ヒラギノ明朝 ProN W3" w:eastAsia="ヒラギノ明朝 ProN W3" w:hAnsi="ヒラギノ明朝 ProN W3"/>
+          <w:sz w:val="20"/>
+          <w:szCs w:val="20"/>
+        </w:rPr>
+      </w:pPr>
+    </w:p>
+    <w:p>
+      <w:pPr>
+        <w:rPr>
+          <w:rFonts w:ascii="ヒラギノ明朝 ProN W3" w:eastAsia="ヒラギノ明朝 ProN W3" w:hAnsi="ヒラギノ明朝 ProN W3"/>
+          <w:sz w:val="20"/>
+          <w:szCs w:val="20"/>
+        </w:rPr>
+      </w:pPr>
+      <w:r>
+        <w:rPr>
+          <w:rFonts w:ascii="ヒラギノ明朝 ProN W3" w:eastAsia="ヒラギノ明朝 ProN W3" w:hAnsi="ヒラギノ明朝 ProN W3"/>
+          <w:sz w:val="20"/>
+          <w:szCs w:val="20"/>
+        </w:rPr>
+        <w:t>So yes, structuring the deal this way isn’t flashy — it’s competent. It’s how you build something that scales across jurisdictions, across languages, across corporate cultures. And if that reminds you of how I work, well… that’s your conclusion, not mine.</w:t>
       </w:r>
     </w:p>
     <w:p>
@@ -274,13 +378,75 @@
           <w:szCs w:val="20"/>
         </w:rPr>
       </w:pPr>
-      <w:r>
-        <w:rPr>
-          <w:rFonts w:ascii="ヒラギノ明朝 ProN W3" w:eastAsia="ヒラギノ明朝 ProN W3" w:hAnsi="ヒラギノ明朝 ProN W3"/>
-          <w:sz w:val="20"/>
-          <w:szCs w:val="20"/>
-        </w:rPr>
-        <w:t>2. 当事者は、本契約がAIを介した文案を基礎としつつも、その最終的な法的意味内容の確定は、日本国裁判所、特に東京地方裁判所および上級審裁判所の判断により行われることを明示的に承諾します。</w:t>
+    </w:p>
+    <w:p>
+      <w:pPr>
+        <w:rPr>
+          <w:rFonts w:ascii="ヒラギノ明朝 ProN W3" w:eastAsia="ヒラギノ明朝 ProN W3" w:hAnsi="ヒラギノ明朝 ProN W3"/>
+          <w:sz w:val="20"/>
+          <w:szCs w:val="20"/>
+        </w:rPr>
+      </w:pPr>
+    </w:p>
+    <w:p>
+      <w:pPr>
+        <w:rPr>
+          <w:rFonts w:ascii="ヒラギノ明朝 ProN W3" w:eastAsia="ヒラギノ明朝 ProN W3" w:hAnsi="ヒラギノ明朝 ProN W3"/>
+          <w:sz w:val="20"/>
+          <w:szCs w:val="20"/>
+        </w:rPr>
+      </w:pPr>
+    </w:p>
+    <w:p>
+      <w:pPr>
+        <w:rPr>
+          <w:rFonts w:ascii="ヒラギノ明朝 ProN W3" w:eastAsia="ヒラギノ明朝 ProN W3" w:hAnsi="ヒラギノ明朝 ProN W3"/>
+          <w:sz w:val="20"/>
+          <w:szCs w:val="20"/>
+        </w:rPr>
+      </w:pPr>
+    </w:p>
+    <w:p>
+      <w:pPr>
+        <w:rPr>
+          <w:rFonts w:ascii="ヒラギノ明朝 ProN W3" w:eastAsia="ヒラギノ明朝 ProN W3" w:hAnsi="ヒラギノ明朝 ProN W3" w:hint="eastAsia"/>
+          <w:sz w:val="20"/>
+          <w:szCs w:val="20"/>
+        </w:rPr>
+      </w:pPr>
+    </w:p>
+    <w:p>
+      <w:pPr>
+        <w:rPr>
+          <w:rFonts w:ascii="ヒラギノ明朝 ProN W3" w:eastAsia="ヒラギノ明朝 ProN W3" w:hAnsi="ヒラギノ明朝 ProN W3"/>
+          <w:sz w:val="20"/>
+          <w:szCs w:val="20"/>
+        </w:rPr>
+      </w:pPr>
+      <w:r>
+        <w:rPr>
+          <w:rFonts w:ascii="ヒラギノ明朝 ProN W3" w:eastAsia="ヒラギノ明朝 ProN W3" w:hAnsi="ヒラギノ明朝 ProN W3"/>
+          <w:sz w:val="20"/>
+          <w:szCs w:val="20"/>
+        </w:rPr>
+        <w:lastRenderedPageBreak/>
+        <w:t>2. 当事者は、本契約がAIを介した文案を基礎としつつも、その最終的な法的意味内容の確定は、日本国裁判所、特に東京地方裁判所</w:t>
+      </w:r>
+      <w:r>
+        <w:rPr>
+          <w:rFonts w:ascii="ヒラギノ明朝 ProN W3" w:eastAsia="ヒラギノ明朝 ProN W3" w:hAnsi="ヒラギノ明朝 ProN W3"/>
+          <w:sz w:val="20"/>
+          <w:szCs w:val="20"/>
+        </w:rPr>
+        <w:t>及び</w:t>
+      </w:r>
+      <w:r>
+        <w:rPr>
+          <w:rFonts w:ascii="ヒラギノ明朝 ProN W3" w:eastAsia="ヒラギノ明朝 ProN W3" w:hAnsi="ヒラギノ明朝 ProN W3"/>
+          <w:sz w:val="20"/>
+          <w:szCs w:val="20"/>
+        </w:rPr>
+        <w:t>上級審裁判所の判断により行われることを明示的に承諾します。</w:t>
       </w:r>
     </w:p>
     <w:p>
@@ -432,25 +598,298 @@
     <w:p>
       <w:pPr>
         <w:rPr>
-          <w:rFonts w:ascii="ヒラギノ明朝 ProN W3" w:eastAsia="ヒラギノ明朝 ProN W3" w:hAnsi="ヒラギノ明朝 ProN W3"/>
-          <w:sz w:val="20"/>
-          <w:szCs w:val="20"/>
-        </w:rPr>
-      </w:pPr>
-    </w:p>
-    <w:p>
-      <w:pPr>
-        <w:rPr>
-          <w:rFonts w:ascii="ヒラギノ明朝 ProN W3" w:eastAsia="ヒラギノ明朝 ProN W3" w:hAnsi="ヒラギノ明朝 ProN W3"/>
-          <w:sz w:val="20"/>
-          <w:szCs w:val="20"/>
-        </w:rPr>
-      </w:pPr>
-    </w:p>
-    <w:p>
-      <w:pPr>
-        <w:rPr>
-          <w:rFonts w:ascii="ヒラギノ明朝 ProN W3" w:eastAsia="ヒラギノ明朝 ProN W3" w:hAnsi="ヒラギノ明朝 ProN W3"/>
+          <w:rFonts w:ascii="ヒラギノ明朝 ProN W3" w:eastAsia="ヒラギノ明朝 ProN W3" w:hAnsi="ヒラギノ明朝 ProN W3" w:hint="eastAsia"/>
+          <w:sz w:val="20"/>
+          <w:szCs w:val="20"/>
+        </w:rPr>
+      </w:pPr>
+    </w:p>
+    <w:p>
+      <w:pPr>
+        <w:rPr>
+          <w:rFonts w:ascii="ヒラギノ明朝 ProN W3" w:eastAsia="ヒラギノ明朝 ProN W3" w:hAnsi="ヒラギノ明朝 ProN W3"/>
+          <w:sz w:val="20"/>
+          <w:szCs w:val="20"/>
+        </w:rPr>
+      </w:pPr>
+      <w:r>
+        <w:rPr>
+          <w:rFonts w:ascii="ヒラギノ明朝 ProN W3" w:eastAsia="ヒラギノ明朝 ProN W3" w:hAnsi="ヒラギノ明朝 ProN W3"/>
+          <w:sz w:val="20"/>
+          <w:szCs w:val="20"/>
+        </w:rPr>
+        <w:t>4. 当事者は、本契約の英語部分が、国際的な大企業・大学・研究機関等における理解容易性のための「説明レイヤー」であり、正式な和文条項の趣旨を最大限忠実に伝えるために作成されている一方で、最終的な法的拘束力は日本語条文の解釈に従うことを承諾します。</w:t>
+      </w:r>
+    </w:p>
+    <w:p>
+      <w:pPr>
+        <w:rPr>
+          <w:rFonts w:ascii="ヒラギノ明朝 ProN W3" w:eastAsia="ヒラギノ明朝 ProN W3" w:hAnsi="ヒラギノ明朝 ProN W3"/>
+          <w:sz w:val="20"/>
+          <w:szCs w:val="20"/>
+        </w:rPr>
+      </w:pPr>
+    </w:p>
+    <w:p>
+      <w:pPr>
+        <w:rPr>
+          <w:rFonts w:ascii="ヒラギノ明朝 ProN W3" w:eastAsia="ヒラギノ明朝 ProN W3" w:hAnsi="ヒラギノ明朝 ProN W3"/>
+          <w:sz w:val="20"/>
+          <w:szCs w:val="20"/>
+        </w:rPr>
+      </w:pPr>
+      <w:r>
+        <w:rPr>
+          <w:rFonts w:ascii="ヒラギノ明朝 ProN W3" w:eastAsia="ヒラギノ明朝 ProN W3" w:hAnsi="ヒラギノ明朝 ProN W3"/>
+          <w:sz w:val="20"/>
+          <w:szCs w:val="20"/>
+        </w:rPr>
+        <w:t>Harvey Specter:</w:t>
+      </w:r>
+    </w:p>
+    <w:p>
+      <w:pPr>
+        <w:rPr>
+          <w:rFonts w:ascii="ヒラギノ明朝 ProN W3" w:eastAsia="ヒラギノ明朝 ProN W3" w:hAnsi="ヒラギノ明朝 ProN W3"/>
+          <w:sz w:val="20"/>
+          <w:szCs w:val="20"/>
+        </w:rPr>
+      </w:pPr>
+      <w:r>
+        <w:rPr>
+          <w:rFonts w:ascii="ヒラギノ明朝 ProN W3" w:eastAsia="ヒラギノ明朝 ProN W3" w:hAnsi="ヒラギノ明朝 ProN W3"/>
+          <w:sz w:val="20"/>
+          <w:szCs w:val="20"/>
+        </w:rPr>
+        <w:t>The English you are reading, including my voice, is an explanation layer. It is designed to make life easy for general counsel in New York, London, or Zurich. When there is a conflict between the Japanese and the English, the Japanese prevails in court.</w:t>
+      </w:r>
+    </w:p>
+    <w:p>
+      <w:pPr>
+        <w:rPr>
+          <w:rFonts w:ascii="ヒラギノ明朝 ProN W3" w:eastAsia="ヒラギノ明朝 ProN W3" w:hAnsi="ヒラギノ明朝 ProN W3"/>
+          <w:sz w:val="20"/>
+          <w:szCs w:val="20"/>
+        </w:rPr>
+      </w:pPr>
+    </w:p>
+    <w:p>
+      <w:pPr>
+        <w:rPr>
+          <w:rFonts w:ascii="ヒラギノ明朝 ProN W3" w:eastAsia="ヒラギノ明朝 ProN W3" w:hAnsi="ヒラギノ明朝 ProN W3"/>
+          <w:sz w:val="20"/>
+          <w:szCs w:val="20"/>
+        </w:rPr>
+      </w:pPr>
+      <w:r>
+        <w:rPr>
+          <w:rFonts w:ascii="ヒラギノ明朝 ProN W3" w:eastAsia="ヒラギノ明朝 ProN W3" w:hAnsi="ヒラギノ明朝 ProN W3"/>
+          <w:sz w:val="20"/>
+          <w:szCs w:val="20"/>
+        </w:rPr>
+        <w:t>第2条（定義）</w:t>
+      </w:r>
+    </w:p>
+    <w:p>
+      <w:pPr>
+        <w:rPr>
+          <w:rFonts w:ascii="ヒラギノ明朝 ProN W3" w:eastAsia="ヒラギノ明朝 ProN W3" w:hAnsi="ヒラギノ明朝 ProN W3"/>
+          <w:sz w:val="20"/>
+          <w:szCs w:val="20"/>
+        </w:rPr>
+      </w:pPr>
+    </w:p>
+    <w:p>
+      <w:pPr>
+        <w:rPr>
+          <w:rFonts w:ascii="ヒラギノ明朝 ProN W3" w:eastAsia="ヒラギノ明朝 ProN W3" w:hAnsi="ヒラギノ明朝 ProN W3"/>
+          <w:sz w:val="20"/>
+          <w:szCs w:val="20"/>
+        </w:rPr>
+      </w:pPr>
+      <w:r>
+        <w:rPr>
+          <w:rFonts w:ascii="ヒラギノ明朝 ProN W3" w:eastAsia="ヒラギノ明朝 ProN W3" w:hAnsi="ヒラギノ明朝 ProN W3"/>
+          <w:sz w:val="20"/>
+          <w:szCs w:val="20"/>
+        </w:rPr>
+        <w:t>1. 「ライセンサー」とは、本契約の一方当事者であり、思想形式化手続き</w:t>
+      </w:r>
+      <w:r>
+        <w:rPr>
+          <w:rFonts w:ascii="ヒラギノ明朝 ProN W3" w:eastAsia="ヒラギノ明朝 ProN W3" w:hAnsi="ヒラギノ明朝 ProN W3"/>
+          <w:sz w:val="20"/>
+          <w:szCs w:val="20"/>
+        </w:rPr>
+        <w:t>及び</w:t>
+      </w:r>
+      <w:r>
+        <w:rPr>
+          <w:rFonts w:ascii="ヒラギノ明朝 ProN W3" w:eastAsia="ヒラギノ明朝 ProN W3" w:hAnsi="ヒラギノ明朝 ProN W3"/>
+          <w:sz w:val="20"/>
+          <w:szCs w:val="20"/>
+        </w:rPr>
+        <w:t>関連著作物に関する著作権その他の権利を有する木村翔平（ペンネーム：木村杳白）をいいます。</w:t>
+      </w:r>
+    </w:p>
+    <w:p>
+      <w:pPr>
+        <w:rPr>
+          <w:rFonts w:ascii="ヒラギノ明朝 ProN W3" w:eastAsia="ヒラギノ明朝 ProN W3" w:hAnsi="ヒラギノ明朝 ProN W3"/>
+          <w:sz w:val="20"/>
+          <w:szCs w:val="20"/>
+        </w:rPr>
+      </w:pPr>
+    </w:p>
+    <w:p>
+      <w:pPr>
+        <w:rPr>
+          <w:rFonts w:ascii="ヒラギノ明朝 ProN W3" w:eastAsia="ヒラギノ明朝 ProN W3" w:hAnsi="ヒラギノ明朝 ProN W3"/>
+          <w:sz w:val="20"/>
+          <w:szCs w:val="20"/>
+        </w:rPr>
+      </w:pPr>
+      <w:r>
+        <w:rPr>
+          <w:rFonts w:ascii="ヒラギノ明朝 ProN W3" w:eastAsia="ヒラギノ明朝 ProN W3" w:hAnsi="ヒラギノ明朝 ProN W3"/>
+          <w:sz w:val="20"/>
+          <w:szCs w:val="20"/>
+        </w:rPr>
+        <w:t>Harvey Specter:</w:t>
+      </w:r>
+    </w:p>
+    <w:p>
+      <w:pPr>
+        <w:rPr>
+          <w:rFonts w:ascii="ヒラギノ明朝 ProN W3" w:eastAsia="ヒラギノ明朝 ProN W3" w:hAnsi="ヒラギノ明朝 ProN W3"/>
+          <w:sz w:val="20"/>
+          <w:szCs w:val="20"/>
+        </w:rPr>
+      </w:pPr>
+      <w:r>
+        <w:rPr>
+          <w:rFonts w:ascii="ヒラギノ明朝 ProN W3" w:eastAsia="ヒラギノ明朝 ProN W3" w:hAnsi="ヒラギノ明朝 ProN W3"/>
+          <w:sz w:val="20"/>
+          <w:szCs w:val="20"/>
+        </w:rPr>
+        <w:t>The Licensor is Shohei Kimura, also writing under the pen name Yohaku Kimura. He owns the relevant copyrights and the Thought Formalization Procedure Right.</w:t>
+      </w:r>
+    </w:p>
+    <w:p>
+      <w:pPr>
+        <w:rPr>
+          <w:rFonts w:ascii="ヒラギノ明朝 ProN W3" w:eastAsia="ヒラギノ明朝 ProN W3" w:hAnsi="ヒラギノ明朝 ProN W3"/>
+          <w:sz w:val="20"/>
+          <w:szCs w:val="20"/>
+        </w:rPr>
+      </w:pPr>
+    </w:p>
+    <w:p>
+      <w:pPr>
+        <w:rPr>
+          <w:rFonts w:ascii="ヒラギノ明朝 ProN W3" w:eastAsia="ヒラギノ明朝 ProN W3" w:hAnsi="ヒラギノ明朝 ProN W3"/>
+          <w:sz w:val="20"/>
+          <w:szCs w:val="20"/>
+        </w:rPr>
+      </w:pPr>
+      <w:r>
+        <w:rPr>
+          <w:rFonts w:ascii="ヒラギノ明朝 ProN W3" w:eastAsia="ヒラギノ明朝 ProN W3" w:hAnsi="ヒラギノ明朝 ProN W3"/>
+          <w:sz w:val="20"/>
+          <w:szCs w:val="20"/>
+        </w:rPr>
+        <w:t>2. 「ライセンシー」とは、本契約</w:t>
+      </w:r>
+      <w:r>
+        <w:rPr>
+          <w:rFonts w:ascii="ヒラギノ明朝 ProN W3" w:eastAsia="ヒラギノ明朝 ProN W3" w:hAnsi="ヒラギノ明朝 ProN W3"/>
+          <w:sz w:val="20"/>
+          <w:szCs w:val="20"/>
+        </w:rPr>
+        <w:t>及び</w:t>
+      </w:r>
+      <w:r>
+        <w:rPr>
+          <w:rFonts w:ascii="ヒラギノ明朝 ProN W3" w:eastAsia="ヒラギノ明朝 ProN W3" w:hAnsi="ヒラギノ明朝 ProN W3"/>
+          <w:sz w:val="20"/>
+          <w:szCs w:val="20"/>
+        </w:rPr>
+        <w:t>別紙に基づき、ライセンサーから一定のライセンスを受ける法人、機関、</w:t>
+      </w:r>
+    </w:p>
+    <w:p>
+      <w:pPr>
+        <w:rPr>
+          <w:rFonts w:ascii="ヒラギノ明朝 ProN W3" w:eastAsia="ヒラギノ明朝 ProN W3" w:hAnsi="ヒラギノ明朝 ProN W3"/>
+          <w:sz w:val="20"/>
+          <w:szCs w:val="20"/>
+        </w:rPr>
+      </w:pPr>
+      <w:r>
+        <w:rPr>
+          <w:rFonts w:ascii="ヒラギノ明朝 ProN W3" w:eastAsia="ヒラギノ明朝 ProN W3" w:hAnsi="ヒラギノ明朝 ProN W3"/>
+          <w:sz w:val="20"/>
+          <w:szCs w:val="20"/>
+        </w:rPr>
+        <w:t>その他の組織体をいいます。</w:t>
+      </w:r>
+    </w:p>
+    <w:p>
+      <w:pPr>
+        <w:rPr>
+          <w:rFonts w:ascii="ヒラギノ明朝 ProN W3" w:eastAsia="ヒラギノ明朝 ProN W3" w:hAnsi="ヒラギノ明朝 ProN W3"/>
+          <w:sz w:val="20"/>
+          <w:szCs w:val="20"/>
+        </w:rPr>
+      </w:pPr>
+    </w:p>
+    <w:p>
+      <w:pPr>
+        <w:rPr>
+          <w:rFonts w:ascii="ヒラギノ明朝 ProN W3" w:eastAsia="ヒラギノ明朝 ProN W3" w:hAnsi="ヒラギノ明朝 ProN W3"/>
+          <w:sz w:val="20"/>
+          <w:szCs w:val="20"/>
+        </w:rPr>
+      </w:pPr>
+      <w:r>
+        <w:rPr>
+          <w:rFonts w:ascii="ヒラギノ明朝 ProN W3" w:eastAsia="ヒラギノ明朝 ProN W3" w:hAnsi="ヒラギノ明朝 ProN W3"/>
+          <w:sz w:val="20"/>
+          <w:szCs w:val="20"/>
+        </w:rPr>
+        <w:t>Harvey Specter:</w:t>
+      </w:r>
+    </w:p>
+    <w:p>
+      <w:pPr>
+        <w:rPr>
+          <w:rFonts w:ascii="ヒラギノ明朝 ProN W3" w:eastAsia="ヒラギノ明朝 ProN W3" w:hAnsi="ヒラギノ明朝 ProN W3"/>
+          <w:sz w:val="20"/>
+          <w:szCs w:val="20"/>
+        </w:rPr>
+      </w:pPr>
+      <w:r>
+        <w:rPr>
+          <w:rFonts w:ascii="ヒラギノ明朝 ProN W3" w:eastAsia="ヒラギノ明朝 ProN W3" w:hAnsi="ヒラギノ明朝 ProN W3"/>
+          <w:sz w:val="20"/>
+          <w:szCs w:val="20"/>
+        </w:rPr>
+        <w:t>The Licensee is the organization on the other side of the table: your company, university, lab, or institution that is taking the license.</w:t>
+      </w:r>
+    </w:p>
+    <w:p>
+      <w:pPr>
+        <w:rPr>
+          <w:rFonts w:ascii="ヒラギノ明朝 ProN W3" w:eastAsia="ヒラギノ明朝 ProN W3" w:hAnsi="ヒラギノ明朝 ProN W3"/>
+          <w:sz w:val="20"/>
+          <w:szCs w:val="20"/>
+        </w:rPr>
+      </w:pPr>
+    </w:p>
+    <w:p>
+      <w:pPr>
+        <w:rPr>
+          <w:rFonts w:ascii="ヒラギノ明朝 ProN W3" w:eastAsia="ヒラギノ明朝 ProN W3" w:hAnsi="ヒラギノ明朝 ProN W3" w:hint="eastAsia"/>
           <w:sz w:val="20"/>
           <w:szCs w:val="20"/>
         </w:rPr>
@@ -471,7 +910,41 @@
           <w:szCs w:val="20"/>
         </w:rPr>
         <w:lastRenderedPageBreak/>
-        <w:t>4. 当事者は、本契約の英語部分が、国際的な大企業・大学・研究機関等における理解容易性のための「説明レイヤー」であり、正式な和文条項の趣旨を最大限忠実に伝えるために作成されている一方で、最終的な法的拘束力は日本語条文の解釈に従うことを承諾します。</w:t>
+        <w:t>3. 「思想形式化手続き権」とは、ライセンサーが「定義.txt」その他の定義文等において表現した、思想に形式を</w:t>
+      </w:r>
+    </w:p>
+    <w:p>
+      <w:pPr>
+        <w:rPr>
+          <w:rFonts w:ascii="ヒラギノ明朝 ProN W3" w:eastAsia="ヒラギノ明朝 ProN W3" w:hAnsi="ヒラギノ明朝 ProN W3"/>
+          <w:sz w:val="20"/>
+          <w:szCs w:val="20"/>
+        </w:rPr>
+      </w:pPr>
+      <w:r>
+        <w:rPr>
+          <w:rFonts w:ascii="ヒラギノ明朝 ProN W3" w:eastAsia="ヒラギノ明朝 ProN W3" w:hAnsi="ヒラギノ明朝 ProN W3"/>
+          <w:sz w:val="20"/>
+          <w:szCs w:val="20"/>
+        </w:rPr>
+        <w:t>与えるための文章的手続き自体を著作物として構成する一連の表現上の枠組みをいい、その具体的範囲は本契約に</w:t>
+      </w:r>
+    </w:p>
+    <w:p>
+      <w:pPr>
+        <w:rPr>
+          <w:rFonts w:ascii="ヒラギノ明朝 ProN W3" w:eastAsia="ヒラギノ明朝 ProN W3" w:hAnsi="ヒラギノ明朝 ProN W3"/>
+          <w:sz w:val="20"/>
+          <w:szCs w:val="20"/>
+        </w:rPr>
+      </w:pPr>
+      <w:r>
+        <w:rPr>
+          <w:rFonts w:ascii="ヒラギノ明朝 ProN W3" w:eastAsia="ヒラギノ明朝 ProN W3" w:hAnsi="ヒラギノ明朝 ProN W3"/>
+          <w:sz w:val="20"/>
+          <w:szCs w:val="20"/>
+        </w:rPr>
+        <w:t>付随する別紙において特定されるものとします。</w:t>
       </w:r>
     </w:p>
     <w:p>
@@ -514,59 +987,50 @@
           <w:sz w:val="20"/>
           <w:szCs w:val="20"/>
         </w:rPr>
-        <w:t>The English you are reading, including my voice, is an explanation layer. It is designed to make life easy for general counsel in New York, London, or Zurich. When there is a conflict between the Japanese and the English, the Japanese prevails in court.</w:t>
-      </w:r>
-    </w:p>
-    <w:p>
-      <w:pPr>
-        <w:rPr>
-          <w:rFonts w:ascii="ヒラギノ明朝 ProN W3" w:eastAsia="ヒラギノ明朝 ProN W3" w:hAnsi="ヒラギノ明朝 ProN W3"/>
-          <w:sz w:val="20"/>
-          <w:szCs w:val="20"/>
-        </w:rPr>
-      </w:pPr>
-    </w:p>
-    <w:p>
-      <w:pPr>
-        <w:rPr>
-          <w:rFonts w:ascii="ヒラギノ明朝 ProN W3" w:eastAsia="ヒラギノ明朝 ProN W3" w:hAnsi="ヒラギノ明朝 ProN W3"/>
-          <w:sz w:val="20"/>
-          <w:szCs w:val="20"/>
-        </w:rPr>
-      </w:pPr>
-      <w:r>
-        <w:rPr>
-          <w:rFonts w:ascii="ヒラギノ明朝 ProN W3" w:eastAsia="ヒラギノ明朝 ProN W3" w:hAnsi="ヒラギノ明朝 ProN W3"/>
-          <w:sz w:val="20"/>
-          <w:szCs w:val="20"/>
-        </w:rPr>
-        <w:t>第2条（定義）</w:t>
-      </w:r>
-    </w:p>
-    <w:p>
-      <w:pPr>
-        <w:rPr>
-          <w:rFonts w:ascii="ヒラギノ明朝 ProN W3" w:eastAsia="ヒラギノ明朝 ProN W3" w:hAnsi="ヒラギノ明朝 ProN W3"/>
-          <w:sz w:val="20"/>
-          <w:szCs w:val="20"/>
-        </w:rPr>
-      </w:pPr>
-    </w:p>
-    <w:p>
-      <w:pPr>
-        <w:rPr>
-          <w:rFonts w:ascii="ヒラギノ明朝 ProN W3" w:eastAsia="ヒラギノ明朝 ProN W3" w:hAnsi="ヒラギノ明朝 ProN W3"/>
-          <w:sz w:val="20"/>
-          <w:szCs w:val="20"/>
-        </w:rPr>
-      </w:pPr>
-      <w:r>
-        <w:rPr>
-          <w:rFonts w:ascii="ヒラギノ明朝 ProN W3" w:eastAsia="ヒラギノ明朝 ProN W3" w:hAnsi="ヒラギノ明朝 ProN W3"/>
-          <w:sz w:val="20"/>
-          <w:szCs w:val="20"/>
-        </w:rPr>
-        <w:t>1. 「ライセンサー」とは、本契約の一方当事者であり、思想形式化手続きおよび関連著作物に関する著作権その他の権利を有する木村翔平（ペンネーム：木村杳白）をいいます。</w:t>
+        <w:t>The Thought Formalization Procedure Right is not just an idea. It is the authored framework that turns the act of structuring thought into a protectable work. The exact scope of what that covers will be spelled out in the annexes you sign.</w:t>
+      </w:r>
+    </w:p>
+    <w:p>
+      <w:pPr>
+        <w:rPr>
+          <w:rFonts w:ascii="ヒラギノ明朝 ProN W3" w:eastAsia="ヒラギノ明朝 ProN W3" w:hAnsi="ヒラギノ明朝 ProN W3"/>
+          <w:sz w:val="20"/>
+          <w:szCs w:val="20"/>
+        </w:rPr>
+      </w:pPr>
+    </w:p>
+    <w:p>
+      <w:pPr>
+        <w:rPr>
+          <w:rFonts w:ascii="ヒラギノ明朝 ProN W3" w:eastAsia="ヒラギノ明朝 ProN W3" w:hAnsi="ヒラギノ明朝 ProN W3"/>
+          <w:sz w:val="20"/>
+          <w:szCs w:val="20"/>
+        </w:rPr>
+      </w:pPr>
+      <w:r>
+        <w:rPr>
+          <w:rFonts w:ascii="ヒラギノ明朝 ProN W3" w:eastAsia="ヒラギノ明朝 ProN W3" w:hAnsi="ヒラギノ明朝 ProN W3"/>
+          <w:sz w:val="20"/>
+          <w:szCs w:val="20"/>
+        </w:rPr>
+        <w:t>4. 「ライセンス対象著作物」または「Licensed Works」とは、思想形式化手続き権に基づく定義文、技術仕様、</w:t>
+      </w:r>
+    </w:p>
+    <w:p>
+      <w:pPr>
+        <w:rPr>
+          <w:rFonts w:ascii="ヒラギノ明朝 ProN W3" w:eastAsia="ヒラギノ明朝 ProN W3" w:hAnsi="ヒラギノ明朝 ProN W3"/>
+          <w:sz w:val="20"/>
+          <w:szCs w:val="20"/>
+        </w:rPr>
+      </w:pPr>
+      <w:r>
+        <w:rPr>
+          <w:rFonts w:ascii="ヒラギノ明朝 ProN W3" w:eastAsia="ヒラギノ明朝 ProN W3" w:hAnsi="ヒラギノ明朝 ProN W3"/>
+          <w:sz w:val="20"/>
+          <w:szCs w:val="20"/>
+        </w:rPr>
+        <w:t>文明OSモデルその他の著作物であって、別紙において明示的に特定されるものをいいます。</w:t>
       </w:r>
     </w:p>
     <w:p>
@@ -609,50 +1073,33 @@
           <w:sz w:val="20"/>
           <w:szCs w:val="20"/>
         </w:rPr>
-        <w:t>The Licensor is Shohei Kimura, also writing under the pen name Yohaku Kimura. He owns the relevant copyrights and the Thought Formalization Procedure Right.</w:t>
-      </w:r>
-    </w:p>
-    <w:p>
-      <w:pPr>
-        <w:rPr>
-          <w:rFonts w:ascii="ヒラギノ明朝 ProN W3" w:eastAsia="ヒラギノ明朝 ProN W3" w:hAnsi="ヒラギノ明朝 ProN W3"/>
-          <w:sz w:val="20"/>
-          <w:szCs w:val="20"/>
-        </w:rPr>
-      </w:pPr>
-    </w:p>
-    <w:p>
-      <w:pPr>
-        <w:rPr>
-          <w:rFonts w:ascii="ヒラギノ明朝 ProN W3" w:eastAsia="ヒラギノ明朝 ProN W3" w:hAnsi="ヒラギノ明朝 ProN W3"/>
-          <w:sz w:val="20"/>
-          <w:szCs w:val="20"/>
-        </w:rPr>
-      </w:pPr>
-      <w:r>
-        <w:rPr>
-          <w:rFonts w:ascii="ヒラギノ明朝 ProN W3" w:eastAsia="ヒラギノ明朝 ProN W3" w:hAnsi="ヒラギノ明朝 ProN W3"/>
-          <w:sz w:val="20"/>
-          <w:szCs w:val="20"/>
-        </w:rPr>
-        <w:t>2. 「ライセンシー」とは、本契約および別紙に基づき、ライセンサーから一定のライセンスを受ける法人、機関、</w:t>
-      </w:r>
-    </w:p>
-    <w:p>
-      <w:pPr>
-        <w:rPr>
-          <w:rFonts w:ascii="ヒラギノ明朝 ProN W3" w:eastAsia="ヒラギノ明朝 ProN W3" w:hAnsi="ヒラギノ明朝 ProN W3"/>
-          <w:sz w:val="20"/>
-          <w:szCs w:val="20"/>
-        </w:rPr>
-      </w:pPr>
-      <w:r>
-        <w:rPr>
-          <w:rFonts w:ascii="ヒラギノ明朝 ProN W3" w:eastAsia="ヒラギノ明朝 ProN W3" w:hAnsi="ヒラギノ明朝 ProN W3"/>
-          <w:sz w:val="20"/>
-          <w:szCs w:val="20"/>
-        </w:rPr>
-        <w:t>その他の組織体をいいます。</w:t>
+        <w:t>Licensed Works means the specific definition texts, technical specifications, civilization models, and related writings that are actually brought into your license, as listed in the schedules.</w:t>
+      </w:r>
+    </w:p>
+    <w:p>
+      <w:pPr>
+        <w:rPr>
+          <w:rFonts w:ascii="ヒラギノ明朝 ProN W3" w:eastAsia="ヒラギノ明朝 ProN W3" w:hAnsi="ヒラギノ明朝 ProN W3"/>
+          <w:sz w:val="20"/>
+          <w:szCs w:val="20"/>
+        </w:rPr>
+      </w:pPr>
+    </w:p>
+    <w:p>
+      <w:pPr>
+        <w:rPr>
+          <w:rFonts w:ascii="ヒラギノ明朝 ProN W3" w:eastAsia="ヒラギノ明朝 ProN W3" w:hAnsi="ヒラギノ明朝 ProN W3"/>
+          <w:sz w:val="20"/>
+          <w:szCs w:val="20"/>
+        </w:rPr>
+      </w:pPr>
+      <w:r>
+        <w:rPr>
+          <w:rFonts w:ascii="ヒラギノ明朝 ProN W3" w:eastAsia="ヒラギノ明朝 ProN W3" w:hAnsi="ヒラギノ明朝 ProN W3"/>
+          <w:sz w:val="20"/>
+          <w:szCs w:val="20"/>
+        </w:rPr>
+        <w:t>5. 「別紙」とは、本契約に添付される個別条件書、価格表、対象著作物リスト、特記事項等の文書であり、本契約の一部として同等の効力を有するものをいいます。</w:t>
       </w:r>
     </w:p>
     <w:p>
@@ -695,67 +1142,92 @@
           <w:sz w:val="20"/>
           <w:szCs w:val="20"/>
         </w:rPr>
-        <w:t>The Licensee is the organization on the other side of the table: your company, university, lab, or institution that is taking the license.</w:t>
-      </w:r>
-    </w:p>
-    <w:p>
-      <w:pPr>
-        <w:rPr>
-          <w:rFonts w:ascii="ヒラギノ明朝 ProN W3" w:eastAsia="ヒラギノ明朝 ProN W3" w:hAnsi="ヒラギノ明朝 ProN W3"/>
-          <w:sz w:val="20"/>
-          <w:szCs w:val="20"/>
-        </w:rPr>
-      </w:pPr>
-    </w:p>
-    <w:p>
-      <w:pPr>
-        <w:rPr>
-          <w:rFonts w:ascii="ヒラギノ明朝 ProN W3" w:eastAsia="ヒラギノ明朝 ProN W3" w:hAnsi="ヒラギノ明朝 ProN W3"/>
-          <w:sz w:val="20"/>
-          <w:szCs w:val="20"/>
-        </w:rPr>
-      </w:pPr>
-      <w:r>
-        <w:rPr>
-          <w:rFonts w:ascii="ヒラギノ明朝 ProN W3" w:eastAsia="ヒラギノ明朝 ProN W3" w:hAnsi="ヒラギノ明朝 ProN W3"/>
-          <w:sz w:val="20"/>
-          <w:szCs w:val="20"/>
-        </w:rPr>
-        <w:t>3. 「思想形式化手続き権」とは、ライセンサーが「定義.txt」その他の定義文等において表現した、思想に形式を</w:t>
-      </w:r>
-    </w:p>
-    <w:p>
-      <w:pPr>
-        <w:rPr>
-          <w:rFonts w:ascii="ヒラギノ明朝 ProN W3" w:eastAsia="ヒラギノ明朝 ProN W3" w:hAnsi="ヒラギノ明朝 ProN W3"/>
-          <w:sz w:val="20"/>
-          <w:szCs w:val="20"/>
-        </w:rPr>
-      </w:pPr>
-      <w:r>
-        <w:rPr>
-          <w:rFonts w:ascii="ヒラギノ明朝 ProN W3" w:eastAsia="ヒラギノ明朝 ProN W3" w:hAnsi="ヒラギノ明朝 ProN W3"/>
-          <w:sz w:val="20"/>
-          <w:szCs w:val="20"/>
-        </w:rPr>
-        <w:t>与えるための文章的手続き自体を著作物として構成する一連の表現上の枠組みをいい、その具体的範囲は本契約に</w:t>
-      </w:r>
-    </w:p>
-    <w:p>
-      <w:pPr>
-        <w:rPr>
-          <w:rFonts w:ascii="ヒラギノ明朝 ProN W3" w:eastAsia="ヒラギノ明朝 ProN W3" w:hAnsi="ヒラギノ明朝 ProN W3"/>
-          <w:sz w:val="20"/>
-          <w:szCs w:val="20"/>
-        </w:rPr>
-      </w:pPr>
-      <w:r>
-        <w:rPr>
-          <w:rFonts w:ascii="ヒラギノ明朝 ProN W3" w:eastAsia="ヒラギノ明朝 ProN W3" w:hAnsi="ヒラギノ明朝 ProN W3"/>
-          <w:sz w:val="20"/>
-          <w:szCs w:val="20"/>
-        </w:rPr>
-        <w:t>付随する別紙において特定されるものとします。</w:t>
+        <w:t>Whenever this contract says 'Annex' or 'Schedule', it is talking about the pages where the actual money, scope, and special terms live. Those pages are not decoration. They have the same legal weight as the master text.</w:t>
+      </w:r>
+    </w:p>
+    <w:p>
+      <w:pPr>
+        <w:rPr>
+          <w:rFonts w:ascii="ヒラギノ明朝 ProN W3" w:eastAsia="ヒラギノ明朝 ProN W3" w:hAnsi="ヒラギノ明朝 ProN W3"/>
+          <w:sz w:val="20"/>
+          <w:szCs w:val="20"/>
+        </w:rPr>
+      </w:pPr>
+    </w:p>
+    <w:p>
+      <w:pPr>
+        <w:rPr>
+          <w:rFonts w:ascii="ヒラギノ明朝 ProN W3" w:eastAsia="ヒラギノ明朝 ProN W3" w:hAnsi="ヒラギノ明朝 ProN W3"/>
+          <w:sz w:val="20"/>
+          <w:szCs w:val="20"/>
+        </w:rPr>
+      </w:pPr>
+      <w:r>
+        <w:rPr>
+          <w:rFonts w:ascii="ヒラギノ明朝 ProN W3" w:eastAsia="ヒラギノ明朝 ProN W3" w:hAnsi="ヒラギノ明朝 ProN W3"/>
+          <w:sz w:val="20"/>
+          <w:szCs w:val="20"/>
+        </w:rPr>
+        <w:t>第3条（目的）</w:t>
+      </w:r>
+    </w:p>
+    <w:p>
+      <w:pPr>
+        <w:rPr>
+          <w:rFonts w:ascii="ヒラギノ明朝 ProN W3" w:eastAsia="ヒラギノ明朝 ProN W3" w:hAnsi="ヒラギノ明朝 ProN W3"/>
+          <w:sz w:val="20"/>
+          <w:szCs w:val="20"/>
+        </w:rPr>
+      </w:pPr>
+    </w:p>
+    <w:p>
+      <w:pPr>
+        <w:rPr>
+          <w:rFonts w:ascii="ヒラギノ明朝 ProN W3" w:eastAsia="ヒラギノ明朝 ProN W3" w:hAnsi="ヒラギノ明朝 ProN W3"/>
+          <w:sz w:val="20"/>
+          <w:szCs w:val="20"/>
+        </w:rPr>
+      </w:pPr>
+      <w:r>
+        <w:rPr>
+          <w:rFonts w:ascii="ヒラギノ明朝 ProN W3" w:eastAsia="ヒラギノ明朝 ProN W3" w:hAnsi="ヒラギノ明朝 ProN W3"/>
+          <w:sz w:val="20"/>
+          <w:szCs w:val="20"/>
+        </w:rPr>
+        <w:t>1. 本契約の目的は、思想形式化手続き権</w:t>
+      </w:r>
+      <w:r>
+        <w:rPr>
+          <w:rFonts w:ascii="ヒラギノ明朝 ProN W3" w:eastAsia="ヒラギノ明朝 ProN W3" w:hAnsi="ヒラギノ明朝 ProN W3"/>
+          <w:sz w:val="20"/>
+          <w:szCs w:val="20"/>
+        </w:rPr>
+        <w:t>及び</w:t>
+      </w:r>
+      <w:r>
+        <w:rPr>
+          <w:rFonts w:ascii="ヒラギノ明朝 ProN W3" w:eastAsia="ヒラギノ明朝 ProN W3" w:hAnsi="ヒラギノ明朝 ProN W3"/>
+          <w:sz w:val="20"/>
+          <w:szCs w:val="20"/>
+        </w:rPr>
+        <w:t>ライセンス対象著作物に関し、当事者間の権利関係を明確化し、</w:t>
+      </w:r>
+    </w:p>
+    <w:p>
+      <w:pPr>
+        <w:rPr>
+          <w:rFonts w:ascii="ヒラギノ明朝 ProN W3" w:eastAsia="ヒラギノ明朝 ProN W3" w:hAnsi="ヒラギノ明朝 ProN W3"/>
+          <w:sz w:val="20"/>
+          <w:szCs w:val="20"/>
+        </w:rPr>
+      </w:pPr>
+      <w:r>
+        <w:rPr>
+          <w:rFonts w:ascii="ヒラギノ明朝 ProN W3" w:eastAsia="ヒラギノ明朝 ProN W3" w:hAnsi="ヒラギノ明朝 ProN W3"/>
+          <w:sz w:val="20"/>
+          <w:szCs w:val="20"/>
+        </w:rPr>
+        <w:t>日本法の下で予測可能性と安定性の高いライセンス枠組みを構築することにあります。</w:t>
       </w:r>
     </w:p>
     <w:p>
@@ -798,50 +1270,50 @@
           <w:sz w:val="20"/>
           <w:szCs w:val="20"/>
         </w:rPr>
-        <w:t>The Thought Formalization Procedure Right is not just an idea. It is the authored framework that turns the act of structuring thought into a protectable work. The exact scope of what that covers will be spelled out in the annexes you sign.</w:t>
-      </w:r>
-    </w:p>
-    <w:p>
-      <w:pPr>
-        <w:rPr>
-          <w:rFonts w:ascii="ヒラギノ明朝 ProN W3" w:eastAsia="ヒラギノ明朝 ProN W3" w:hAnsi="ヒラギノ明朝 ProN W3"/>
-          <w:sz w:val="20"/>
-          <w:szCs w:val="20"/>
-        </w:rPr>
-      </w:pPr>
-    </w:p>
-    <w:p>
-      <w:pPr>
-        <w:rPr>
-          <w:rFonts w:ascii="ヒラギノ明朝 ProN W3" w:eastAsia="ヒラギノ明朝 ProN W3" w:hAnsi="ヒラギノ明朝 ProN W3"/>
-          <w:sz w:val="20"/>
-          <w:szCs w:val="20"/>
-        </w:rPr>
-      </w:pPr>
-      <w:r>
-        <w:rPr>
-          <w:rFonts w:ascii="ヒラギノ明朝 ProN W3" w:eastAsia="ヒラギノ明朝 ProN W3" w:hAnsi="ヒラギノ明朝 ProN W3"/>
-          <w:sz w:val="20"/>
-          <w:szCs w:val="20"/>
-        </w:rPr>
-        <w:t>4. 「ライセンス対象著作物」または「Licensed Works」とは、思想形式化手続き権に基づく定義文、技術仕様、</w:t>
-      </w:r>
-    </w:p>
-    <w:p>
-      <w:pPr>
-        <w:rPr>
-          <w:rFonts w:ascii="ヒラギノ明朝 ProN W3" w:eastAsia="ヒラギノ明朝 ProN W3" w:hAnsi="ヒラギノ明朝 ProN W3"/>
-          <w:sz w:val="20"/>
-          <w:szCs w:val="20"/>
-        </w:rPr>
-      </w:pPr>
-      <w:r>
-        <w:rPr>
-          <w:rFonts w:ascii="ヒラギノ明朝 ProN W3" w:eastAsia="ヒラギノ明朝 ProN W3" w:hAnsi="ヒラギノ明朝 ProN W3"/>
-          <w:sz w:val="20"/>
-          <w:szCs w:val="20"/>
-        </w:rPr>
-        <w:t>文明OSモデルその他の著作物であって、別紙において明示的に特定されるものをいいます。</w:t>
+        <w:t>The purpose of this agreement is simple: draw a clean, predictable line around Kimura's rights, and give you a stable license under Japanese law, so there are no surprises later.</w:t>
+      </w:r>
+    </w:p>
+    <w:p>
+      <w:pPr>
+        <w:rPr>
+          <w:rFonts w:ascii="ヒラギノ明朝 ProN W3" w:eastAsia="ヒラギノ明朝 ProN W3" w:hAnsi="ヒラギノ明朝 ProN W3"/>
+          <w:sz w:val="20"/>
+          <w:szCs w:val="20"/>
+        </w:rPr>
+      </w:pPr>
+    </w:p>
+    <w:p>
+      <w:pPr>
+        <w:rPr>
+          <w:rFonts w:ascii="ヒラギノ明朝 ProN W3" w:eastAsia="ヒラギノ明朝 ProN W3" w:hAnsi="ヒラギノ明朝 ProN W3"/>
+          <w:sz w:val="20"/>
+          <w:szCs w:val="20"/>
+        </w:rPr>
+      </w:pPr>
+      <w:r>
+        <w:rPr>
+          <w:rFonts w:ascii="ヒラギノ明朝 ProN W3" w:eastAsia="ヒラギノ明朝 ProN W3" w:hAnsi="ヒラギノ明朝 ProN W3"/>
+          <w:sz w:val="20"/>
+          <w:szCs w:val="20"/>
+        </w:rPr>
+        <w:t>2. 当事者は、本契約が、資本主義・ポストAI時代・文明OS設計といった高次の文脈を背景としつつも、あくまで</w:t>
+      </w:r>
+    </w:p>
+    <w:p>
+      <w:pPr>
+        <w:rPr>
+          <w:rFonts w:ascii="ヒラギノ明朝 ProN W3" w:eastAsia="ヒラギノ明朝 ProN W3" w:hAnsi="ヒラギノ明朝 ProN W3"/>
+          <w:sz w:val="20"/>
+          <w:szCs w:val="20"/>
+        </w:rPr>
+      </w:pPr>
+      <w:r>
+        <w:rPr>
+          <w:rFonts w:ascii="ヒラギノ明朝 ProN W3" w:eastAsia="ヒラギノ明朝 ProN W3" w:hAnsi="ヒラギノ明朝 ProN W3"/>
+          <w:sz w:val="20"/>
+          <w:szCs w:val="20"/>
+        </w:rPr>
+        <w:t>著作権法を中心とした民事契約として運用されるべきものであることを確認します。</w:t>
       </w:r>
     </w:p>
     <w:p>
@@ -884,22 +1356,40 @@
           <w:sz w:val="20"/>
           <w:szCs w:val="20"/>
         </w:rPr>
-        <w:t>Licensed Works means the specific definition texts, technical specifications, civilization models, and related writings that are actually brought into your license, as listed in the schedules.</w:t>
-      </w:r>
-    </w:p>
-    <w:p>
-      <w:pPr>
-        <w:rPr>
-          <w:rFonts w:ascii="ヒラギノ明朝 ProN W3" w:eastAsia="ヒラギノ明朝 ProN W3" w:hAnsi="ヒラギノ明朝 ProN W3"/>
-          <w:sz w:val="20"/>
-          <w:szCs w:val="20"/>
-        </w:rPr>
-      </w:pPr>
-    </w:p>
-    <w:p>
-      <w:pPr>
-        <w:rPr>
-          <w:rFonts w:ascii="ヒラギノ明朝 ProN W3" w:eastAsia="ヒラギノ明朝 ProN W3" w:hAnsi="ヒラギノ明朝 ProN W3"/>
+        <w:t>Yes, the background is Ethicalism, civilization OS, and post AI design. In court, however, this is a copyright license. Judges will treat it as a civil contract, not as metaphysics.</w:t>
+      </w:r>
+    </w:p>
+    <w:p>
+      <w:pPr>
+        <w:rPr>
+          <w:rFonts w:ascii="ヒラギノ明朝 ProN W3" w:eastAsia="ヒラギノ明朝 ProN W3" w:hAnsi="ヒラギノ明朝 ProN W3"/>
+          <w:sz w:val="20"/>
+          <w:szCs w:val="20"/>
+        </w:rPr>
+      </w:pPr>
+    </w:p>
+    <w:p>
+      <w:pPr>
+        <w:rPr>
+          <w:rFonts w:ascii="ヒラギノ明朝 ProN W3" w:eastAsia="ヒラギノ明朝 ProN W3" w:hAnsi="ヒラギノ明朝 ProN W3"/>
+          <w:sz w:val="20"/>
+          <w:szCs w:val="20"/>
+        </w:rPr>
+      </w:pPr>
+    </w:p>
+    <w:p>
+      <w:pPr>
+        <w:rPr>
+          <w:rFonts w:ascii="ヒラギノ明朝 ProN W3" w:eastAsia="ヒラギノ明朝 ProN W3" w:hAnsi="ヒラギノ明朝 ProN W3"/>
+          <w:sz w:val="20"/>
+          <w:szCs w:val="20"/>
+        </w:rPr>
+      </w:pPr>
+    </w:p>
+    <w:p>
+      <w:pPr>
+        <w:rPr>
+          <w:rFonts w:ascii="ヒラギノ明朝 ProN W3" w:eastAsia="ヒラギノ明朝 ProN W3" w:hAnsi="ヒラギノ明朝 ProN W3" w:hint="eastAsia"/>
           <w:sz w:val="20"/>
           <w:szCs w:val="20"/>
         </w:rPr>
@@ -920,7 +1410,91 @@
           <w:szCs w:val="20"/>
         </w:rPr>
         <w:lastRenderedPageBreak/>
-        <w:t>5. 「別紙」とは、本契約に添付される個別条件書、価格表、対象著作物リスト、特記事項等の文書であり、本契約の一部として同等の効力を有するものをいいます。</w:t>
+        <w:t>第4条（ライセンスの付与）</w:t>
+      </w:r>
+    </w:p>
+    <w:p>
+      <w:pPr>
+        <w:rPr>
+          <w:rFonts w:ascii="ヒラギノ明朝 ProN W3" w:eastAsia="ヒラギノ明朝 ProN W3" w:hAnsi="ヒラギノ明朝 ProN W3"/>
+          <w:sz w:val="20"/>
+          <w:szCs w:val="20"/>
+        </w:rPr>
+      </w:pPr>
+    </w:p>
+    <w:p>
+      <w:pPr>
+        <w:rPr>
+          <w:rFonts w:ascii="ヒラギノ明朝 ProN W3" w:eastAsia="ヒラギノ明朝 ProN W3" w:hAnsi="ヒラギノ明朝 ProN W3"/>
+          <w:sz w:val="20"/>
+          <w:szCs w:val="20"/>
+        </w:rPr>
+      </w:pPr>
+      <w:r>
+        <w:rPr>
+          <w:rFonts w:ascii="ヒラギノ明朝 ProN W3" w:eastAsia="ヒラギノ明朝 ProN W3" w:hAnsi="ヒラギノ明朝 ProN W3"/>
+          <w:sz w:val="20"/>
+          <w:szCs w:val="20"/>
+        </w:rPr>
+        <w:t>1. ライセンサーは、本契約</w:t>
+      </w:r>
+      <w:r>
+        <w:rPr>
+          <w:rFonts w:ascii="ヒラギノ明朝 ProN W3" w:eastAsia="ヒラギノ明朝 ProN W3" w:hAnsi="ヒラギノ明朝 ProN W3"/>
+          <w:sz w:val="20"/>
+          <w:szCs w:val="20"/>
+        </w:rPr>
+        <w:t>及び</w:t>
+      </w:r>
+      <w:r>
+        <w:rPr>
+          <w:rFonts w:ascii="ヒラギノ明朝 ProN W3" w:eastAsia="ヒラギノ明朝 ProN W3" w:hAnsi="ヒラギノ明朝 ProN W3"/>
+          <w:sz w:val="20"/>
+          <w:szCs w:val="20"/>
+        </w:rPr>
+        <w:t>別紙に定める範囲において、ライセンシーに対し、思想形式化手続き権</w:t>
+      </w:r>
+      <w:r>
+        <w:rPr>
+          <w:rFonts w:ascii="ヒラギノ明朝 ProN W3" w:eastAsia="ヒラギノ明朝 ProN W3" w:hAnsi="ヒラギノ明朝 ProN W3"/>
+          <w:sz w:val="20"/>
+          <w:szCs w:val="20"/>
+        </w:rPr>
+        <w:t>及び</w:t>
+      </w:r>
+    </w:p>
+    <w:p>
+      <w:pPr>
+        <w:rPr>
+          <w:rFonts w:ascii="ヒラギノ明朝 ProN W3" w:eastAsia="ヒラギノ明朝 ProN W3" w:hAnsi="ヒラギノ明朝 ProN W3"/>
+          <w:sz w:val="20"/>
+          <w:szCs w:val="20"/>
+        </w:rPr>
+      </w:pPr>
+      <w:r>
+        <w:rPr>
+          <w:rFonts w:ascii="ヒラギノ明朝 ProN W3" w:eastAsia="ヒラギノ明朝 ProN W3" w:hAnsi="ヒラギノ明朝 ProN W3"/>
+          <w:sz w:val="20"/>
+          <w:szCs w:val="20"/>
+        </w:rPr>
+        <w:t>ライセンス対象著作物の利用に関する非独占的ライセンス（または別紙で特に定める場合は独占的ライセンス）を</w:t>
+      </w:r>
+    </w:p>
+    <w:p>
+      <w:pPr>
+        <w:rPr>
+          <w:rFonts w:ascii="ヒラギノ明朝 ProN W3" w:eastAsia="ヒラギノ明朝 ProN W3" w:hAnsi="ヒラギノ明朝 ProN W3"/>
+          <w:sz w:val="20"/>
+          <w:szCs w:val="20"/>
+        </w:rPr>
+      </w:pPr>
+      <w:r>
+        <w:rPr>
+          <w:rFonts w:ascii="ヒラギノ明朝 ProN W3" w:eastAsia="ヒラギノ明朝 ProN W3" w:hAnsi="ヒラギノ明朝 ProN W3"/>
+          <w:sz w:val="20"/>
+          <w:szCs w:val="20"/>
+        </w:rPr>
+        <w:t>付与します。</w:t>
       </w:r>
     </w:p>
     <w:p>
@@ -963,76 +1537,33 @@
           <w:sz w:val="20"/>
           <w:szCs w:val="20"/>
         </w:rPr>
-        <w:t>Whenever this contract says 'Annex' or 'Schedule', it is talking about the pages where the actual money, scope, and special terms live. Those pages are not decoration. They have the same legal weight as the master text.</w:t>
-      </w:r>
-    </w:p>
-    <w:p>
-      <w:pPr>
-        <w:rPr>
-          <w:rFonts w:ascii="ヒラギノ明朝 ProN W3" w:eastAsia="ヒラギノ明朝 ProN W3" w:hAnsi="ヒラギノ明朝 ProN W3"/>
-          <w:sz w:val="20"/>
-          <w:szCs w:val="20"/>
-        </w:rPr>
-      </w:pPr>
-    </w:p>
-    <w:p>
-      <w:pPr>
-        <w:rPr>
-          <w:rFonts w:ascii="ヒラギノ明朝 ProN W3" w:eastAsia="ヒラギノ明朝 ProN W3" w:hAnsi="ヒラギノ明朝 ProN W3"/>
-          <w:sz w:val="20"/>
-          <w:szCs w:val="20"/>
-        </w:rPr>
-      </w:pPr>
-      <w:r>
-        <w:rPr>
-          <w:rFonts w:ascii="ヒラギノ明朝 ProN W3" w:eastAsia="ヒラギノ明朝 ProN W3" w:hAnsi="ヒラギノ明朝 ProN W3"/>
-          <w:sz w:val="20"/>
-          <w:szCs w:val="20"/>
-        </w:rPr>
-        <w:t>第3条（目的）</w:t>
-      </w:r>
-    </w:p>
-    <w:p>
-      <w:pPr>
-        <w:rPr>
-          <w:rFonts w:ascii="ヒラギノ明朝 ProN W3" w:eastAsia="ヒラギノ明朝 ProN W3" w:hAnsi="ヒラギノ明朝 ProN W3"/>
-          <w:sz w:val="20"/>
-          <w:szCs w:val="20"/>
-        </w:rPr>
-      </w:pPr>
-    </w:p>
-    <w:p>
-      <w:pPr>
-        <w:rPr>
-          <w:rFonts w:ascii="ヒラギノ明朝 ProN W3" w:eastAsia="ヒラギノ明朝 ProN W3" w:hAnsi="ヒラギノ明朝 ProN W3"/>
-          <w:sz w:val="20"/>
-          <w:szCs w:val="20"/>
-        </w:rPr>
-      </w:pPr>
-      <w:r>
-        <w:rPr>
-          <w:rFonts w:ascii="ヒラギノ明朝 ProN W3" w:eastAsia="ヒラギノ明朝 ProN W3" w:hAnsi="ヒラギノ明朝 ProN W3"/>
-          <w:sz w:val="20"/>
-          <w:szCs w:val="20"/>
-        </w:rPr>
-        <w:t>1. 本契約の目的は、思想形式化手続き権およびライセンス対象著作物に関し、当事者間の権利関係を明確化し、</w:t>
-      </w:r>
-    </w:p>
-    <w:p>
-      <w:pPr>
-        <w:rPr>
-          <w:rFonts w:ascii="ヒラギノ明朝 ProN W3" w:eastAsia="ヒラギノ明朝 ProN W3" w:hAnsi="ヒラギノ明朝 ProN W3"/>
-          <w:sz w:val="20"/>
-          <w:szCs w:val="20"/>
-        </w:rPr>
-      </w:pPr>
-      <w:r>
-        <w:rPr>
-          <w:rFonts w:ascii="ヒラギノ明朝 ProN W3" w:eastAsia="ヒラギノ明朝 ProN W3" w:hAnsi="ヒラギノ明朝 ProN W3"/>
-          <w:sz w:val="20"/>
-          <w:szCs w:val="20"/>
-        </w:rPr>
-        <w:t>日本法の下で予測可能性と安定性の高いライセンス枠組みを構築することにあります。</w:t>
+        <w:t>Kimura grants you a license. Normally it is non exclusive. If you manage to negotiate exclusivity, it will be written explicitly in the annex. If it is not written, you do not have it.</w:t>
+      </w:r>
+    </w:p>
+    <w:p>
+      <w:pPr>
+        <w:rPr>
+          <w:rFonts w:ascii="ヒラギノ明朝 ProN W3" w:eastAsia="ヒラギノ明朝 ProN W3" w:hAnsi="ヒラギノ明朝 ProN W3"/>
+          <w:sz w:val="20"/>
+          <w:szCs w:val="20"/>
+        </w:rPr>
+      </w:pPr>
+    </w:p>
+    <w:p>
+      <w:pPr>
+        <w:rPr>
+          <w:rFonts w:ascii="ヒラギノ明朝 ProN W3" w:eastAsia="ヒラギノ明朝 ProN W3" w:hAnsi="ヒラギノ明朝 ProN W3"/>
+          <w:sz w:val="20"/>
+          <w:szCs w:val="20"/>
+        </w:rPr>
+      </w:pPr>
+      <w:r>
+        <w:rPr>
+          <w:rFonts w:ascii="ヒラギノ明朝 ProN W3" w:eastAsia="ヒラギノ明朝 ProN W3" w:hAnsi="ヒラギノ明朝 ProN W3"/>
+          <w:sz w:val="20"/>
+          <w:szCs w:val="20"/>
+        </w:rPr>
+        <w:t>2. ライセンスの具体的範囲（複製、公衆送信、翻案、内部利用、AI学習等）は、別紙により明示的に特定されます。別紙に定めのない利用態様は、本契約上許諾されていないものとみなされます。</w:t>
       </w:r>
     </w:p>
     <w:p>
@@ -1075,50 +1606,33 @@
           <w:sz w:val="20"/>
           <w:szCs w:val="20"/>
         </w:rPr>
-        <w:t>The purpose of this agreement is simple: draw a clean, predictable line around Kimura's rights, and give you a stable license under Japanese law, so there are no surprises later.</w:t>
-      </w:r>
-    </w:p>
-    <w:p>
-      <w:pPr>
-        <w:rPr>
-          <w:rFonts w:ascii="ヒラギノ明朝 ProN W3" w:eastAsia="ヒラギノ明朝 ProN W3" w:hAnsi="ヒラギノ明朝 ProN W3"/>
-          <w:sz w:val="20"/>
-          <w:szCs w:val="20"/>
-        </w:rPr>
-      </w:pPr>
-    </w:p>
-    <w:p>
-      <w:pPr>
-        <w:rPr>
-          <w:rFonts w:ascii="ヒラギノ明朝 ProN W3" w:eastAsia="ヒラギノ明朝 ProN W3" w:hAnsi="ヒラギノ明朝 ProN W3"/>
-          <w:sz w:val="20"/>
-          <w:szCs w:val="20"/>
-        </w:rPr>
-      </w:pPr>
-      <w:r>
-        <w:rPr>
-          <w:rFonts w:ascii="ヒラギノ明朝 ProN W3" w:eastAsia="ヒラギノ明朝 ProN W3" w:hAnsi="ヒラギノ明朝 ProN W3"/>
-          <w:sz w:val="20"/>
-          <w:szCs w:val="20"/>
-        </w:rPr>
-        <w:t>2. 当事者は、本契約が、資本主義・ポストAI時代・文明OS設計といった高次の文脈を背景としつつも、あくまで</w:t>
-      </w:r>
-    </w:p>
-    <w:p>
-      <w:pPr>
-        <w:rPr>
-          <w:rFonts w:ascii="ヒラギノ明朝 ProN W3" w:eastAsia="ヒラギノ明朝 ProN W3" w:hAnsi="ヒラギノ明朝 ProN W3"/>
-          <w:sz w:val="20"/>
-          <w:szCs w:val="20"/>
-        </w:rPr>
-      </w:pPr>
-      <w:r>
-        <w:rPr>
-          <w:rFonts w:ascii="ヒラギノ明朝 ProN W3" w:eastAsia="ヒラギノ明朝 ProN W3" w:hAnsi="ヒラギノ明朝 ProN W3"/>
-          <w:sz w:val="20"/>
-          <w:szCs w:val="20"/>
-        </w:rPr>
-        <w:t>著作権法を中心とした民事契約として運用されるべきものであることを確認します。</w:t>
+        <w:t>Every type of use you are allowed is written down. Copies, internal circulation, AI training, adaptation, whatever it is. If it is not in the annex, you do not have that right. You want it, you negotiate it.</w:t>
+      </w:r>
+    </w:p>
+    <w:p>
+      <w:pPr>
+        <w:rPr>
+          <w:rFonts w:ascii="ヒラギノ明朝 ProN W3" w:eastAsia="ヒラギノ明朝 ProN W3" w:hAnsi="ヒラギノ明朝 ProN W3" w:hint="eastAsia"/>
+          <w:sz w:val="20"/>
+          <w:szCs w:val="20"/>
+        </w:rPr>
+      </w:pPr>
+    </w:p>
+    <w:p>
+      <w:pPr>
+        <w:rPr>
+          <w:rFonts w:ascii="ヒラギノ明朝 ProN W3" w:eastAsia="ヒラギノ明朝 ProN W3" w:hAnsi="ヒラギノ明朝 ProN W3"/>
+          <w:sz w:val="20"/>
+          <w:szCs w:val="20"/>
+        </w:rPr>
+      </w:pPr>
+      <w:r>
+        <w:rPr>
+          <w:rFonts w:ascii="ヒラギノ明朝 ProN W3" w:eastAsia="ヒラギノ明朝 ProN W3" w:hAnsi="ヒラギノ明朝 ProN W3"/>
+          <w:sz w:val="20"/>
+          <w:szCs w:val="20"/>
+        </w:rPr>
+        <w:t>3. ライセンサーは、日本の裁判例において一貫して認められている「契約自由の原則」を前提に、許諾範囲を明示的に限定することが、双方の予測可能性と紛争防止に資することを確認します。</w:t>
       </w:r>
     </w:p>
     <w:p>
@@ -1161,93 +1675,108 @@
           <w:sz w:val="20"/>
           <w:szCs w:val="20"/>
         </w:rPr>
-        <w:t>Yes, the background is Ethicalism, civilization OS, and post AI design. In court, however, this is a copyright license. Judges will treat it as a civil contract, not as metaphysics.</w:t>
-      </w:r>
-    </w:p>
-    <w:p>
-      <w:pPr>
-        <w:rPr>
-          <w:rFonts w:ascii="ヒラギノ明朝 ProN W3" w:eastAsia="ヒラギノ明朝 ProN W3" w:hAnsi="ヒラギノ明朝 ProN W3"/>
-          <w:sz w:val="20"/>
-          <w:szCs w:val="20"/>
-        </w:rPr>
-      </w:pPr>
-    </w:p>
-    <w:p>
-      <w:pPr>
-        <w:rPr>
-          <w:rFonts w:ascii="ヒラギノ明朝 ProN W3" w:eastAsia="ヒラギノ明朝 ProN W3" w:hAnsi="ヒラギノ明朝 ProN W3"/>
-          <w:sz w:val="20"/>
-          <w:szCs w:val="20"/>
-        </w:rPr>
-      </w:pPr>
-      <w:r>
-        <w:rPr>
-          <w:rFonts w:ascii="ヒラギノ明朝 ProN W3" w:eastAsia="ヒラギノ明朝 ProN W3" w:hAnsi="ヒラギノ明朝 ProN W3"/>
-          <w:sz w:val="20"/>
-          <w:szCs w:val="20"/>
-        </w:rPr>
-        <w:t>第4条（ライセンスの付与）</w:t>
-      </w:r>
-    </w:p>
-    <w:p>
-      <w:pPr>
-        <w:rPr>
-          <w:rFonts w:ascii="ヒラギノ明朝 ProN W3" w:eastAsia="ヒラギノ明朝 ProN W3" w:hAnsi="ヒラギノ明朝 ProN W3"/>
-          <w:sz w:val="20"/>
-          <w:szCs w:val="20"/>
-        </w:rPr>
-      </w:pPr>
-    </w:p>
-    <w:p>
-      <w:pPr>
-        <w:rPr>
-          <w:rFonts w:ascii="ヒラギノ明朝 ProN W3" w:eastAsia="ヒラギノ明朝 ProN W3" w:hAnsi="ヒラギノ明朝 ProN W3"/>
-          <w:sz w:val="20"/>
-          <w:szCs w:val="20"/>
-        </w:rPr>
-      </w:pPr>
-      <w:r>
-        <w:rPr>
-          <w:rFonts w:ascii="ヒラギノ明朝 ProN W3" w:eastAsia="ヒラギノ明朝 ProN W3" w:hAnsi="ヒラギノ明朝 ProN W3"/>
-          <w:sz w:val="20"/>
-          <w:szCs w:val="20"/>
-        </w:rPr>
-        <w:t>1. ライセンサーは、本契約および別紙に定める範囲において、ライセンシーに対し、思想形式化手続き権および</w:t>
-      </w:r>
-    </w:p>
-    <w:p>
-      <w:pPr>
-        <w:rPr>
-          <w:rFonts w:ascii="ヒラギノ明朝 ProN W3" w:eastAsia="ヒラギノ明朝 ProN W3" w:hAnsi="ヒラギノ明朝 ProN W3"/>
-          <w:sz w:val="20"/>
-          <w:szCs w:val="20"/>
-        </w:rPr>
-      </w:pPr>
-      <w:r>
-        <w:rPr>
-          <w:rFonts w:ascii="ヒラギノ明朝 ProN W3" w:eastAsia="ヒラギノ明朝 ProN W3" w:hAnsi="ヒラギノ明朝 ProN W3"/>
-          <w:sz w:val="20"/>
-          <w:szCs w:val="20"/>
-        </w:rPr>
-        <w:t>ライセンス対象著作物の利用に関する非独占的ライセンス（または別紙で特に定める場合は独占的ライセンス）を</w:t>
-      </w:r>
-    </w:p>
-    <w:p>
-      <w:pPr>
-        <w:rPr>
-          <w:rFonts w:ascii="ヒラギノ明朝 ProN W3" w:eastAsia="ヒラギノ明朝 ProN W3" w:hAnsi="ヒラギノ明朝 ProN W3"/>
-          <w:sz w:val="20"/>
-          <w:szCs w:val="20"/>
-        </w:rPr>
-      </w:pPr>
-      <w:r>
-        <w:rPr>
-          <w:rFonts w:ascii="ヒラギノ明朝 ProN W3" w:eastAsia="ヒラギノ明朝 ProN W3" w:hAnsi="ヒラギノ明朝 ProN W3"/>
-          <w:sz w:val="20"/>
-          <w:szCs w:val="20"/>
-        </w:rPr>
-        <w:t>付与します。</w:t>
+        <w:t>Japanese law respects freedom of contract. Here, that freedom is used to draw hard lines around what is licensed, to reduce litigation risk for both sides.</w:t>
+      </w:r>
+    </w:p>
+    <w:p>
+      <w:pPr>
+        <w:rPr>
+          <w:rFonts w:ascii="ヒラギノ明朝 ProN W3" w:eastAsia="ヒラギノ明朝 ProN W3" w:hAnsi="ヒラギノ明朝 ProN W3"/>
+          <w:sz w:val="20"/>
+          <w:szCs w:val="20"/>
+        </w:rPr>
+      </w:pPr>
+    </w:p>
+    <w:p>
+      <w:pPr>
+        <w:rPr>
+          <w:rFonts w:ascii="ヒラギノ明朝 ProN W3" w:eastAsia="ヒラギノ明朝 ProN W3" w:hAnsi="ヒラギノ明朝 ProN W3"/>
+          <w:sz w:val="20"/>
+          <w:szCs w:val="20"/>
+        </w:rPr>
+      </w:pPr>
+      <w:r>
+        <w:rPr>
+          <w:rFonts w:ascii="ヒラギノ明朝 ProN W3" w:eastAsia="ヒラギノ明朝 ProN W3" w:hAnsi="ヒラギノ明朝 ProN W3"/>
+          <w:sz w:val="20"/>
+          <w:szCs w:val="20"/>
+        </w:rPr>
+        <w:t>第5条（対価</w:t>
+      </w:r>
+      <w:r>
+        <w:rPr>
+          <w:rFonts w:ascii="ヒラギノ明朝 ProN W3" w:eastAsia="ヒラギノ明朝 ProN W3" w:hAnsi="ヒラギノ明朝 ProN W3"/>
+          <w:sz w:val="20"/>
+          <w:szCs w:val="20"/>
+        </w:rPr>
+        <w:t>及び</w:t>
+      </w:r>
+      <w:r>
+        <w:rPr>
+          <w:rFonts w:ascii="ヒラギノ明朝 ProN W3" w:eastAsia="ヒラギノ明朝 ProN W3" w:hAnsi="ヒラギノ明朝 ProN W3"/>
+          <w:sz w:val="20"/>
+          <w:szCs w:val="20"/>
+        </w:rPr>
+        <w:t>支払）</w:t>
+      </w:r>
+    </w:p>
+    <w:p>
+      <w:pPr>
+        <w:rPr>
+          <w:rFonts w:ascii="ヒラギノ明朝 ProN W3" w:eastAsia="ヒラギノ明朝 ProN W3" w:hAnsi="ヒラギノ明朝 ProN W3"/>
+          <w:sz w:val="20"/>
+          <w:szCs w:val="20"/>
+        </w:rPr>
+      </w:pPr>
+    </w:p>
+    <w:p>
+      <w:pPr>
+        <w:rPr>
+          <w:rFonts w:ascii="ヒラギノ明朝 ProN W3" w:eastAsia="ヒラギノ明朝 ProN W3" w:hAnsi="ヒラギノ明朝 ProN W3"/>
+          <w:sz w:val="20"/>
+          <w:szCs w:val="20"/>
+        </w:rPr>
+      </w:pPr>
+      <w:r>
+        <w:rPr>
+          <w:rFonts w:ascii="ヒラギノ明朝 ProN W3" w:eastAsia="ヒラギノ明朝 ProN W3" w:hAnsi="ヒラギノ明朝 ProN W3"/>
+          <w:sz w:val="20"/>
+          <w:szCs w:val="20"/>
+        </w:rPr>
+        <w:t>1. ライセンシーは、別紙に定める月額ライセンス料その他の対価を、本契約</w:t>
+      </w:r>
+      <w:r>
+        <w:rPr>
+          <w:rFonts w:ascii="ヒラギノ明朝 ProN W3" w:eastAsia="ヒラギノ明朝 ProN W3" w:hAnsi="ヒラギノ明朝 ProN W3"/>
+          <w:sz w:val="20"/>
+          <w:szCs w:val="20"/>
+        </w:rPr>
+        <w:t>及び</w:t>
+      </w:r>
+      <w:r>
+        <w:rPr>
+          <w:rFonts w:ascii="ヒラギノ明朝 ProN W3" w:eastAsia="ヒラギノ明朝 ProN W3" w:hAnsi="ヒラギノ明朝 ProN W3"/>
+          <w:sz w:val="20"/>
+          <w:szCs w:val="20"/>
+        </w:rPr>
+        <w:t>別紙に定める通貨・金額・支払</w:t>
+      </w:r>
+    </w:p>
+    <w:p>
+      <w:pPr>
+        <w:rPr>
+          <w:rFonts w:ascii="ヒラギノ明朝 ProN W3" w:eastAsia="ヒラギノ明朝 ProN W3" w:hAnsi="ヒラギノ明朝 ProN W3"/>
+          <w:sz w:val="20"/>
+          <w:szCs w:val="20"/>
+        </w:rPr>
+      </w:pPr>
+      <w:r>
+        <w:rPr>
+          <w:rFonts w:ascii="ヒラギノ明朝 ProN W3" w:eastAsia="ヒラギノ明朝 ProN W3" w:hAnsi="ヒラギノ明朝 ProN W3"/>
+          <w:sz w:val="20"/>
+          <w:szCs w:val="20"/>
+        </w:rPr>
+        <w:t>期日・方法に従ってライセンサーに支払います。</w:t>
       </w:r>
     </w:p>
     <w:p>
@@ -1290,33 +1819,33 @@
           <w:sz w:val="20"/>
           <w:szCs w:val="20"/>
         </w:rPr>
-        <w:t>Kimura grants you a license. Normally it is non exclusive. If you manage to negotiate exclusivity, it will be written explicitly in the annex. If it is not written, you do not have it.</w:t>
-      </w:r>
-    </w:p>
-    <w:p>
-      <w:pPr>
-        <w:rPr>
-          <w:rFonts w:ascii="ヒラギノ明朝 ProN W3" w:eastAsia="ヒラギノ明朝 ProN W3" w:hAnsi="ヒラギノ明朝 ProN W3"/>
-          <w:sz w:val="20"/>
-          <w:szCs w:val="20"/>
-        </w:rPr>
-      </w:pPr>
-    </w:p>
-    <w:p>
-      <w:pPr>
-        <w:rPr>
-          <w:rFonts w:ascii="ヒラギノ明朝 ProN W3" w:eastAsia="ヒラギノ明朝 ProN W3" w:hAnsi="ヒラギノ明朝 ProN W3"/>
-          <w:sz w:val="20"/>
-          <w:szCs w:val="20"/>
-        </w:rPr>
-      </w:pPr>
-      <w:r>
-        <w:rPr>
-          <w:rFonts w:ascii="ヒラギノ明朝 ProN W3" w:eastAsia="ヒラギノ明朝 ProN W3" w:hAnsi="ヒラギノ明朝 ProN W3"/>
-          <w:sz w:val="20"/>
-          <w:szCs w:val="20"/>
-        </w:rPr>
-        <w:t>2. ライセンスの具体的範囲（複製、公衆送信、翻案、内部利用、AI学習等）は、別紙により明示的に特定されます。別紙に定めのない利用態様は、本契約上許諾されていないものとみなされます。</w:t>
+        <w:t>You pay what the annex says, in the currency it specifies, on the dates it specifies. Monthly license fees are not a suggestion. They are obligations.</w:t>
+      </w:r>
+    </w:p>
+    <w:p>
+      <w:pPr>
+        <w:rPr>
+          <w:rFonts w:ascii="ヒラギノ明朝 ProN W3" w:eastAsia="ヒラギノ明朝 ProN W3" w:hAnsi="ヒラギノ明朝 ProN W3"/>
+          <w:sz w:val="20"/>
+          <w:szCs w:val="20"/>
+        </w:rPr>
+      </w:pPr>
+    </w:p>
+    <w:p>
+      <w:pPr>
+        <w:rPr>
+          <w:rFonts w:ascii="ヒラギノ明朝 ProN W3" w:eastAsia="ヒラギノ明朝 ProN W3" w:hAnsi="ヒラギノ明朝 ProN W3"/>
+          <w:sz w:val="20"/>
+          <w:szCs w:val="20"/>
+        </w:rPr>
+      </w:pPr>
+      <w:r>
+        <w:rPr>
+          <w:rFonts w:ascii="ヒラギノ明朝 ProN W3" w:eastAsia="ヒラギノ明朝 ProN W3" w:hAnsi="ヒラギノ明朝 ProN W3"/>
+          <w:sz w:val="20"/>
+          <w:szCs w:val="20"/>
+        </w:rPr>
+        <w:t>2. 日本国内からの支払については、日本円建て支払が許容される場合においても、別紙に記載された米ドル額相当額以上を支払う義務を負うものとします。</w:t>
       </w:r>
     </w:p>
     <w:p>
@@ -1359,31 +1888,31 @@
           <w:sz w:val="20"/>
           <w:szCs w:val="20"/>
         </w:rPr>
-        <w:t>Every type of use you are allowed is written down. Copies, internal circulation, AI training, adaptation, whatever it is. If it is not in the annex, you do not have that right. You want it, you negotiate it.</w:t>
-      </w:r>
-    </w:p>
-    <w:p>
-      <w:pPr>
-        <w:rPr>
-          <w:rFonts w:ascii="ヒラギノ明朝 ProN W3" w:eastAsia="ヒラギノ明朝 ProN W3" w:hAnsi="ヒラギノ明朝 ProN W3"/>
-          <w:sz w:val="20"/>
-          <w:szCs w:val="20"/>
-        </w:rPr>
-      </w:pPr>
-    </w:p>
-    <w:p>
-      <w:pPr>
-        <w:rPr>
-          <w:rFonts w:ascii="ヒラギノ明朝 ProN W3" w:eastAsia="ヒラギノ明朝 ProN W3" w:hAnsi="ヒラギノ明朝 ProN W3"/>
-          <w:sz w:val="20"/>
-          <w:szCs w:val="20"/>
-        </w:rPr>
-      </w:pPr>
-    </w:p>
-    <w:p>
-      <w:pPr>
-        <w:rPr>
-          <w:rFonts w:ascii="ヒラギノ明朝 ProN W3" w:eastAsia="ヒラギノ明朝 ProN W3" w:hAnsi="ヒラギノ明朝 ProN W3"/>
+        <w:t>If you pay in yen from inside Japan, you still have to meet or exceed the USD amount defined in the schedule. No exchange rate games.</w:t>
+      </w:r>
+    </w:p>
+    <w:p>
+      <w:pPr>
+        <w:rPr>
+          <w:rFonts w:ascii="ヒラギノ明朝 ProN W3" w:eastAsia="ヒラギノ明朝 ProN W3" w:hAnsi="ヒラギノ明朝 ProN W3"/>
+          <w:sz w:val="20"/>
+          <w:szCs w:val="20"/>
+        </w:rPr>
+      </w:pPr>
+    </w:p>
+    <w:p>
+      <w:pPr>
+        <w:rPr>
+          <w:rFonts w:ascii="ヒラギノ明朝 ProN W3" w:eastAsia="ヒラギノ明朝 ProN W3" w:hAnsi="ヒラギノ明朝 ProN W3"/>
+          <w:sz w:val="20"/>
+          <w:szCs w:val="20"/>
+        </w:rPr>
+      </w:pPr>
+    </w:p>
+    <w:p>
+      <w:pPr>
+        <w:rPr>
+          <w:rFonts w:ascii="ヒラギノ明朝 ProN W3" w:eastAsia="ヒラギノ明朝 ProN W3" w:hAnsi="ヒラギノ明朝 ProN W3" w:hint="eastAsia"/>
           <w:sz w:val="20"/>
           <w:szCs w:val="20"/>
         </w:rPr>
@@ -1404,7 +1933,7 @@
           <w:szCs w:val="20"/>
         </w:rPr>
         <w:lastRenderedPageBreak/>
-        <w:t>3. ライセンサーは、日本の裁判例において一貫して認められている「契約自由の原則」を前提に、許諾範囲を明示的に限定することが、双方の予測可能性と紛争防止に資することを確認します。</w:t>
+        <w:t>3. 支払遅延が生じた場合、ライセンシーは別紙に定める遅延損害金率に従い、支払期日の翌日から完済に至るまでの期間について遅延損害金を支払うものとします。</w:t>
       </w:r>
     </w:p>
     <w:p>
@@ -1447,76 +1976,67 @@
           <w:sz w:val="20"/>
           <w:szCs w:val="20"/>
         </w:rPr>
-        <w:t>Japanese law respects freedom of contract. Here, that freedom is used to draw hard lines around what is licensed, to reduce litigation risk for both sides.</w:t>
-      </w:r>
-    </w:p>
-    <w:p>
-      <w:pPr>
-        <w:rPr>
-          <w:rFonts w:ascii="ヒラギノ明朝 ProN W3" w:eastAsia="ヒラギノ明朝 ProN W3" w:hAnsi="ヒラギノ明朝 ProN W3"/>
-          <w:sz w:val="20"/>
-          <w:szCs w:val="20"/>
-        </w:rPr>
-      </w:pPr>
-    </w:p>
-    <w:p>
-      <w:pPr>
-        <w:rPr>
-          <w:rFonts w:ascii="ヒラギノ明朝 ProN W3" w:eastAsia="ヒラギノ明朝 ProN W3" w:hAnsi="ヒラギノ明朝 ProN W3"/>
-          <w:sz w:val="20"/>
-          <w:szCs w:val="20"/>
-        </w:rPr>
-      </w:pPr>
-      <w:r>
-        <w:rPr>
-          <w:rFonts w:ascii="ヒラギノ明朝 ProN W3" w:eastAsia="ヒラギノ明朝 ProN W3" w:hAnsi="ヒラギノ明朝 ProN W3"/>
-          <w:sz w:val="20"/>
-          <w:szCs w:val="20"/>
-        </w:rPr>
-        <w:t>第5条（対価および支払）</w:t>
-      </w:r>
-    </w:p>
-    <w:p>
-      <w:pPr>
-        <w:rPr>
-          <w:rFonts w:ascii="ヒラギノ明朝 ProN W3" w:eastAsia="ヒラギノ明朝 ProN W3" w:hAnsi="ヒラギノ明朝 ProN W3"/>
-          <w:sz w:val="20"/>
-          <w:szCs w:val="20"/>
-        </w:rPr>
-      </w:pPr>
-    </w:p>
-    <w:p>
-      <w:pPr>
-        <w:rPr>
-          <w:rFonts w:ascii="ヒラギノ明朝 ProN W3" w:eastAsia="ヒラギノ明朝 ProN W3" w:hAnsi="ヒラギノ明朝 ProN W3"/>
-          <w:sz w:val="20"/>
-          <w:szCs w:val="20"/>
-        </w:rPr>
-      </w:pPr>
-      <w:r>
-        <w:rPr>
-          <w:rFonts w:ascii="ヒラギノ明朝 ProN W3" w:eastAsia="ヒラギノ明朝 ProN W3" w:hAnsi="ヒラギノ明朝 ProN W3"/>
-          <w:sz w:val="20"/>
-          <w:szCs w:val="20"/>
-        </w:rPr>
-        <w:t>1. ライセンシーは、別紙に定める月額ライセンス料その他の対価を、本契約および別紙に定める通貨・金額・支払</w:t>
-      </w:r>
-    </w:p>
-    <w:p>
-      <w:pPr>
-        <w:rPr>
-          <w:rFonts w:ascii="ヒラギノ明朝 ProN W3" w:eastAsia="ヒラギノ明朝 ProN W3" w:hAnsi="ヒラギノ明朝 ProN W3"/>
-          <w:sz w:val="20"/>
-          <w:szCs w:val="20"/>
-        </w:rPr>
-      </w:pPr>
-      <w:r>
-        <w:rPr>
-          <w:rFonts w:ascii="ヒラギノ明朝 ProN W3" w:eastAsia="ヒラギノ明朝 ProN W3" w:hAnsi="ヒラギノ明朝 ProN W3"/>
-          <w:sz w:val="20"/>
-          <w:szCs w:val="20"/>
-        </w:rPr>
-        <w:t>期日・方法に従ってライセンサーに支払います。</w:t>
+        <w:t>If you pay late, you pay interest at the rate set in the annex, from the day after the due date until the money actually lands.</w:t>
+      </w:r>
+    </w:p>
+    <w:p>
+      <w:pPr>
+        <w:rPr>
+          <w:rFonts w:ascii="ヒラギノ明朝 ProN W3" w:eastAsia="ヒラギノ明朝 ProN W3" w:hAnsi="ヒラギノ明朝 ProN W3"/>
+          <w:sz w:val="20"/>
+          <w:szCs w:val="20"/>
+        </w:rPr>
+      </w:pPr>
+    </w:p>
+    <w:p>
+      <w:pPr>
+        <w:rPr>
+          <w:rFonts w:ascii="ヒラギノ明朝 ProN W3" w:eastAsia="ヒラギノ明朝 ProN W3" w:hAnsi="ヒラギノ明朝 ProN W3"/>
+          <w:sz w:val="20"/>
+          <w:szCs w:val="20"/>
+        </w:rPr>
+      </w:pPr>
+      <w:r>
+        <w:rPr>
+          <w:rFonts w:ascii="ヒラギノ明朝 ProN W3" w:eastAsia="ヒラギノ明朝 ProN W3" w:hAnsi="ヒラギノ明朝 ProN W3"/>
+          <w:sz w:val="20"/>
+          <w:szCs w:val="20"/>
+        </w:rPr>
+        <w:t>4. 日本の裁判例において、契約当事者間で合意された遅延損害金率が、社会通念上著しく高率である場合には一部</w:t>
+      </w:r>
+    </w:p>
+    <w:p>
+      <w:pPr>
+        <w:rPr>
+          <w:rFonts w:ascii="ヒラギノ明朝 ProN W3" w:eastAsia="ヒラギノ明朝 ProN W3" w:hAnsi="ヒラギノ明朝 ProN W3"/>
+          <w:sz w:val="20"/>
+          <w:szCs w:val="20"/>
+        </w:rPr>
+      </w:pPr>
+      <w:r>
+        <w:rPr>
+          <w:rFonts w:ascii="ヒラギノ明朝 ProN W3" w:eastAsia="ヒラギノ明朝 ProN W3" w:hAnsi="ヒラギノ明朝 ProN W3"/>
+          <w:sz w:val="20"/>
+          <w:szCs w:val="20"/>
+        </w:rPr>
+        <w:t>無効と判断され得ることを当事者は認識し、かかる場合においては日本の裁判所が相当と認める範囲において修正</w:t>
+      </w:r>
+    </w:p>
+    <w:p>
+      <w:pPr>
+        <w:rPr>
+          <w:rFonts w:ascii="ヒラギノ明朝 ProN W3" w:eastAsia="ヒラギノ明朝 ProN W3" w:hAnsi="ヒラギノ明朝 ProN W3"/>
+          <w:sz w:val="20"/>
+          <w:szCs w:val="20"/>
+        </w:rPr>
+      </w:pPr>
+      <w:r>
+        <w:rPr>
+          <w:rFonts w:ascii="ヒラギノ明朝 ProN W3" w:eastAsia="ヒラギノ明朝 ProN W3" w:hAnsi="ヒラギノ明朝 ProN W3"/>
+          <w:sz w:val="20"/>
+          <w:szCs w:val="20"/>
+        </w:rPr>
+        <w:t>される可能性を承諾します。</w:t>
       </w:r>
     </w:p>
     <w:p>
@@ -1559,33 +2079,93 @@
           <w:sz w:val="20"/>
           <w:szCs w:val="20"/>
         </w:rPr>
-        <w:t>You pay what the annex says, in the currency it specifies, on the dates it specifies. Monthly license fees are not a suggestion. They are obligations.</w:t>
-      </w:r>
-    </w:p>
-    <w:p>
-      <w:pPr>
-        <w:rPr>
-          <w:rFonts w:ascii="ヒラギノ明朝 ProN W3" w:eastAsia="ヒラギノ明朝 ProN W3" w:hAnsi="ヒラギノ明朝 ProN W3"/>
-          <w:sz w:val="20"/>
-          <w:szCs w:val="20"/>
-        </w:rPr>
-      </w:pPr>
-    </w:p>
-    <w:p>
-      <w:pPr>
-        <w:rPr>
-          <w:rFonts w:ascii="ヒラギノ明朝 ProN W3" w:eastAsia="ヒラギノ明朝 ProN W3" w:hAnsi="ヒラギノ明朝 ProN W3"/>
-          <w:sz w:val="20"/>
-          <w:szCs w:val="20"/>
-        </w:rPr>
-      </w:pPr>
-      <w:r>
-        <w:rPr>
-          <w:rFonts w:ascii="ヒラギノ明朝 ProN W3" w:eastAsia="ヒラギノ明朝 ProN W3" w:hAnsi="ヒラギノ明朝 ProN W3"/>
-          <w:sz w:val="20"/>
-          <w:szCs w:val="20"/>
-        </w:rPr>
-        <w:t>2. 日本国内からの支払については、日本円建て支払が許容される場合においても、別紙に記載された米ドル額相当額以上を支払う義務を負うものとします。</w:t>
+        <w:t>Japanese courts can and will cut back 'punitive' interest rates that look outrageous. If that happens, the court recalibrates the rate to something reasonable. Both sides accept that safety valve up front.</w:t>
+      </w:r>
+    </w:p>
+    <w:p>
+      <w:pPr>
+        <w:rPr>
+          <w:rFonts w:ascii="ヒラギノ明朝 ProN W3" w:eastAsia="ヒラギノ明朝 ProN W3" w:hAnsi="ヒラギノ明朝 ProN W3"/>
+          <w:sz w:val="20"/>
+          <w:szCs w:val="20"/>
+        </w:rPr>
+      </w:pPr>
+    </w:p>
+    <w:p>
+      <w:pPr>
+        <w:rPr>
+          <w:rFonts w:ascii="ヒラギノ明朝 ProN W3" w:eastAsia="ヒラギノ明朝 ProN W3" w:hAnsi="ヒラギノ明朝 ProN W3"/>
+          <w:sz w:val="20"/>
+          <w:szCs w:val="20"/>
+        </w:rPr>
+      </w:pPr>
+      <w:bookmarkStart w:id="2" w:name="OLE_LINK4"/>
+      <w:r>
+        <w:rPr>
+          <w:rFonts w:ascii="ヒラギノ明朝 ProN W3" w:eastAsia="ヒラギノ明朝 ProN W3" w:hAnsi="ヒラギノ明朝 ProN W3"/>
+          <w:sz w:val="20"/>
+          <w:szCs w:val="20"/>
+        </w:rPr>
+        <w:t>第6条（使用範囲</w:t>
+      </w:r>
+      <w:r>
+        <w:rPr>
+          <w:rFonts w:ascii="ヒラギノ明朝 ProN W3" w:eastAsia="ヒラギノ明朝 ProN W3" w:hAnsi="ヒラギノ明朝 ProN W3"/>
+          <w:sz w:val="20"/>
+          <w:szCs w:val="20"/>
+        </w:rPr>
+        <w:t>及び</w:t>
+      </w:r>
+      <w:r>
+        <w:rPr>
+          <w:rFonts w:ascii="ヒラギノ明朝 ProN W3" w:eastAsia="ヒラギノ明朝 ProN W3" w:hAnsi="ヒラギノ明朝 ProN W3"/>
+          <w:sz w:val="20"/>
+          <w:szCs w:val="20"/>
+        </w:rPr>
+        <w:t>禁止事項）</w:t>
+      </w:r>
+    </w:p>
+    <w:bookmarkEnd w:id="2"/>
+    <w:p>
+      <w:pPr>
+        <w:rPr>
+          <w:rFonts w:ascii="ヒラギノ明朝 ProN W3" w:eastAsia="ヒラギノ明朝 ProN W3" w:hAnsi="ヒラギノ明朝 ProN W3"/>
+          <w:sz w:val="20"/>
+          <w:szCs w:val="20"/>
+        </w:rPr>
+      </w:pPr>
+    </w:p>
+    <w:p>
+      <w:pPr>
+        <w:rPr>
+          <w:rFonts w:ascii="ヒラギノ明朝 ProN W3" w:eastAsia="ヒラギノ明朝 ProN W3" w:hAnsi="ヒラギノ明朝 ProN W3"/>
+          <w:sz w:val="20"/>
+          <w:szCs w:val="20"/>
+        </w:rPr>
+      </w:pPr>
+      <w:r>
+        <w:rPr>
+          <w:rFonts w:ascii="ヒラギノ明朝 ProN W3" w:eastAsia="ヒラギノ明朝 ProN W3" w:hAnsi="ヒラギノ明朝 ProN W3"/>
+          <w:sz w:val="20"/>
+          <w:szCs w:val="20"/>
+        </w:rPr>
+        <w:t>1. ライセンシーは、ライセンス対象著作物を、別紙に明示された目的</w:t>
+      </w:r>
+      <w:r>
+        <w:rPr>
+          <w:rFonts w:ascii="ヒラギノ明朝 ProN W3" w:eastAsia="ヒラギノ明朝 ProN W3" w:hAnsi="ヒラギノ明朝 ProN W3"/>
+          <w:sz w:val="20"/>
+          <w:szCs w:val="20"/>
+        </w:rPr>
+        <w:t>及び</w:t>
+      </w:r>
+      <w:r>
+        <w:rPr>
+          <w:rFonts w:ascii="ヒラギノ明朝 ProN W3" w:eastAsia="ヒラギノ明朝 ProN W3" w:hAnsi="ヒラギノ明朝 ProN W3"/>
+          <w:sz w:val="20"/>
+          <w:szCs w:val="20"/>
+        </w:rPr>
+        <w:t>範囲においてのみ利用することができます。</w:t>
       </w:r>
     </w:p>
     <w:p>
@@ -1628,33 +2208,149 @@
           <w:sz w:val="20"/>
           <w:szCs w:val="20"/>
         </w:rPr>
-        <w:t>If you pay in yen from inside Japan, you still have to meet or exceed the USD amount defined in the schedule. No exchange rate games.</w:t>
-      </w:r>
-    </w:p>
-    <w:p>
-      <w:pPr>
-        <w:rPr>
-          <w:rFonts w:ascii="ヒラギノ明朝 ProN W3" w:eastAsia="ヒラギノ明朝 ProN W3" w:hAnsi="ヒラギノ明朝 ProN W3"/>
-          <w:sz w:val="20"/>
-          <w:szCs w:val="20"/>
-        </w:rPr>
-      </w:pPr>
-    </w:p>
-    <w:p>
-      <w:pPr>
-        <w:rPr>
-          <w:rFonts w:ascii="ヒラギノ明朝 ProN W3" w:eastAsia="ヒラギノ明朝 ProN W3" w:hAnsi="ヒラギノ明朝 ProN W3"/>
-          <w:sz w:val="20"/>
-          <w:szCs w:val="20"/>
-        </w:rPr>
-      </w:pPr>
-      <w:r>
-        <w:rPr>
-          <w:rFonts w:ascii="ヒラギノ明朝 ProN W3" w:eastAsia="ヒラギノ明朝 ProN W3" w:hAnsi="ヒラギノ明朝 ProN W3"/>
-          <w:sz w:val="20"/>
-          <w:szCs w:val="20"/>
-        </w:rPr>
-        <w:t>3. 支払遅延が生じた場合、ライセンシーは別紙に定める遅延損害金率に従い、支払期日の翌日から完済に至るまでの期間について遅延損害金を支払うものとします。</w:t>
+        <w:t>Use the works only for the purposes and scopes you actually bought. Nothing more.</w:t>
+      </w:r>
+    </w:p>
+    <w:p>
+      <w:pPr>
+        <w:rPr>
+          <w:rFonts w:ascii="ヒラギノ明朝 ProN W3" w:eastAsia="ヒラギノ明朝 ProN W3" w:hAnsi="ヒラギノ明朝 ProN W3"/>
+          <w:sz w:val="20"/>
+          <w:szCs w:val="20"/>
+        </w:rPr>
+      </w:pPr>
+    </w:p>
+    <w:p>
+      <w:pPr>
+        <w:rPr>
+          <w:rFonts w:ascii="ヒラギノ明朝 ProN W3" w:eastAsia="ヒラギノ明朝 ProN W3" w:hAnsi="ヒラギノ明朝 ProN W3"/>
+          <w:sz w:val="20"/>
+          <w:szCs w:val="20"/>
+        </w:rPr>
+      </w:pPr>
+      <w:r>
+        <w:rPr>
+          <w:rFonts w:ascii="ヒラギノ明朝 ProN W3" w:eastAsia="ヒラギノ明朝 ProN W3" w:hAnsi="ヒラギノ明朝 ProN W3"/>
+          <w:sz w:val="20"/>
+          <w:szCs w:val="20"/>
+        </w:rPr>
+        <w:t>2. ライセンシーは、以下の行為を行ってはなりません。</w:t>
+      </w:r>
+    </w:p>
+    <w:p>
+      <w:pPr>
+        <w:rPr>
+          <w:rFonts w:ascii="ヒラギノ明朝 ProN W3" w:eastAsia="ヒラギノ明朝 ProN W3" w:hAnsi="ヒラギノ明朝 ProN W3"/>
+          <w:sz w:val="20"/>
+          <w:szCs w:val="20"/>
+        </w:rPr>
+      </w:pPr>
+      <w:r>
+        <w:rPr>
+          <w:rFonts w:ascii="ヒラギノ明朝 ProN W3" w:eastAsia="ヒラギノ明朝 ProN W3" w:hAnsi="ヒラギノ明朝 ProN W3" w:hint="eastAsia"/>
+          <w:sz w:val="20"/>
+          <w:szCs w:val="20"/>
+        </w:rPr>
+        <w:t xml:space="preserve">　</w:t>
+      </w:r>
+      <w:r>
+        <w:rPr>
+          <w:rFonts w:ascii="ヒラギノ明朝 ProN W3" w:eastAsia="ヒラギノ明朝 ProN W3" w:hAnsi="ヒラギノ明朝 ProN W3"/>
+          <w:sz w:val="20"/>
+          <w:szCs w:val="20"/>
+        </w:rPr>
+        <w:t>(1) 本契約</w:t>
+      </w:r>
+      <w:r>
+        <w:rPr>
+          <w:rFonts w:ascii="ヒラギノ明朝 ProN W3" w:eastAsia="ヒラギノ明朝 ProN W3" w:hAnsi="ヒラギノ明朝 ProN W3"/>
+          <w:sz w:val="20"/>
+          <w:szCs w:val="20"/>
+        </w:rPr>
+        <w:t>及び</w:t>
+      </w:r>
+      <w:r>
+        <w:rPr>
+          <w:rFonts w:ascii="ヒラギノ明朝 ProN W3" w:eastAsia="ヒラギノ明朝 ProN W3" w:hAnsi="ヒラギノ明朝 ProN W3"/>
+          <w:sz w:val="20"/>
+          <w:szCs w:val="20"/>
+        </w:rPr>
+        <w:t>別紙で明示的に許諾されていない態様での複製、公衆送信、翻案等</w:t>
+      </w:r>
+    </w:p>
+    <w:p>
+      <w:pPr>
+        <w:rPr>
+          <w:rFonts w:ascii="ヒラギノ明朝 ProN W3" w:eastAsia="ヒラギノ明朝 ProN W3" w:hAnsi="ヒラギノ明朝 ProN W3"/>
+          <w:sz w:val="20"/>
+          <w:szCs w:val="20"/>
+        </w:rPr>
+      </w:pPr>
+      <w:r>
+        <w:rPr>
+          <w:rFonts w:ascii="ヒラギノ明朝 ProN W3" w:eastAsia="ヒラギノ明朝 ProN W3" w:hAnsi="ヒラギノ明朝 ProN W3" w:hint="eastAsia"/>
+          <w:sz w:val="20"/>
+          <w:szCs w:val="20"/>
+        </w:rPr>
+        <w:t xml:space="preserve">　</w:t>
+      </w:r>
+      <w:r>
+        <w:rPr>
+          <w:rFonts w:ascii="ヒラギノ明朝 ProN W3" w:eastAsia="ヒラギノ明朝 ProN W3" w:hAnsi="ヒラギノ明朝 ProN W3"/>
+          <w:sz w:val="20"/>
+          <w:szCs w:val="20"/>
+        </w:rPr>
+        <w:t>(2) ライセンス対象著作物または思想形式化手続き権を模倣・分解・再構成し、権利回避を目的とする派生的枠組み</w:t>
+      </w:r>
+    </w:p>
+    <w:p>
+      <w:pPr>
+        <w:rPr>
+          <w:rFonts w:ascii="ヒラギノ明朝 ProN W3" w:eastAsia="ヒラギノ明朝 ProN W3" w:hAnsi="ヒラギノ明朝 ProN W3"/>
+          <w:sz w:val="20"/>
+          <w:szCs w:val="20"/>
+        </w:rPr>
+      </w:pPr>
+      <w:r>
+        <w:rPr>
+          <w:rFonts w:ascii="ヒラギノ明朝 ProN W3" w:eastAsia="ヒラギノ明朝 ProN W3" w:hAnsi="ヒラギノ明朝 ProN W3" w:hint="eastAsia"/>
+          <w:sz w:val="20"/>
+          <w:szCs w:val="20"/>
+        </w:rPr>
+        <w:t xml:space="preserve">　</w:t>
+      </w:r>
+      <w:r>
+        <w:rPr>
+          <w:rFonts w:ascii="ヒラギノ明朝 ProN W3" w:eastAsia="ヒラギノ明朝 ProN W3" w:hAnsi="ヒラギノ明朝 ProN W3"/>
+          <w:sz w:val="20"/>
+          <w:szCs w:val="20"/>
+        </w:rPr>
+        <w:t>を構築する行為</w:t>
+      </w:r>
+    </w:p>
+    <w:p>
+      <w:pPr>
+        <w:rPr>
+          <w:rFonts w:ascii="ヒラギノ明朝 ProN W3" w:eastAsia="ヒラギノ明朝 ProN W3" w:hAnsi="ヒラギノ明朝 ProN W3"/>
+          <w:sz w:val="20"/>
+          <w:szCs w:val="20"/>
+        </w:rPr>
+      </w:pPr>
+      <w:r>
+        <w:rPr>
+          <w:rFonts w:ascii="ヒラギノ明朝 ProN W3" w:eastAsia="ヒラギノ明朝 ProN W3" w:hAnsi="ヒラギノ明朝 ProN W3" w:hint="eastAsia"/>
+          <w:sz w:val="20"/>
+          <w:szCs w:val="20"/>
+        </w:rPr>
+        <w:t xml:space="preserve">　</w:t>
+      </w:r>
+      <w:r>
+        <w:rPr>
+          <w:rFonts w:ascii="ヒラギノ明朝 ProN W3" w:eastAsia="ヒラギノ明朝 ProN W3" w:hAnsi="ヒラギノ明朝 ProN W3"/>
+          <w:sz w:val="20"/>
+          <w:szCs w:val="20"/>
+        </w:rPr>
+        <w:t>(3) ライセンサーの名誉・信用を不当に害する態様での利用</w:t>
       </w:r>
     </w:p>
     <w:p>
@@ -1697,67 +2393,50 @@
           <w:sz w:val="20"/>
           <w:szCs w:val="20"/>
         </w:rPr>
-        <w:t>If you pay late, you pay interest at the rate set in the annex, from the day after the due date until the money actually lands.</w:t>
-      </w:r>
-    </w:p>
-    <w:p>
-      <w:pPr>
-        <w:rPr>
-          <w:rFonts w:ascii="ヒラギノ明朝 ProN W3" w:eastAsia="ヒラギノ明朝 ProN W3" w:hAnsi="ヒラギノ明朝 ProN W3"/>
-          <w:sz w:val="20"/>
-          <w:szCs w:val="20"/>
-        </w:rPr>
-      </w:pPr>
-    </w:p>
-    <w:p>
-      <w:pPr>
-        <w:rPr>
-          <w:rFonts w:ascii="ヒラギノ明朝 ProN W3" w:eastAsia="ヒラギノ明朝 ProN W3" w:hAnsi="ヒラギノ明朝 ProN W3"/>
-          <w:sz w:val="20"/>
-          <w:szCs w:val="20"/>
-        </w:rPr>
-      </w:pPr>
-      <w:r>
-        <w:rPr>
-          <w:rFonts w:ascii="ヒラギノ明朝 ProN W3" w:eastAsia="ヒラギノ明朝 ProN W3" w:hAnsi="ヒラギノ明朝 ProN W3"/>
-          <w:sz w:val="20"/>
-          <w:szCs w:val="20"/>
-        </w:rPr>
-        <w:t>4. 日本の裁判例において、契約当事者間で合意された遅延損害金率が、社会通念上著しく高率である場合には一部</w:t>
-      </w:r>
-    </w:p>
-    <w:p>
-      <w:pPr>
-        <w:rPr>
-          <w:rFonts w:ascii="ヒラギノ明朝 ProN W3" w:eastAsia="ヒラギノ明朝 ProN W3" w:hAnsi="ヒラギノ明朝 ProN W3"/>
-          <w:sz w:val="20"/>
-          <w:szCs w:val="20"/>
-        </w:rPr>
-      </w:pPr>
-      <w:r>
-        <w:rPr>
-          <w:rFonts w:ascii="ヒラギノ明朝 ProN W3" w:eastAsia="ヒラギノ明朝 ProN W3" w:hAnsi="ヒラギノ明朝 ProN W3"/>
-          <w:sz w:val="20"/>
-          <w:szCs w:val="20"/>
-        </w:rPr>
-        <w:t>無効と判断され得ることを当事者は認識し、かかる場合においては日本の裁判所が相当と認める範囲において修正</w:t>
-      </w:r>
-    </w:p>
-    <w:p>
-      <w:pPr>
-        <w:rPr>
-          <w:rFonts w:ascii="ヒラギノ明朝 ProN W3" w:eastAsia="ヒラギノ明朝 ProN W3" w:hAnsi="ヒラギノ明朝 ProN W3"/>
-          <w:sz w:val="20"/>
-          <w:szCs w:val="20"/>
-        </w:rPr>
-      </w:pPr>
-      <w:r>
-        <w:rPr>
-          <w:rFonts w:ascii="ヒラギノ明朝 ProN W3" w:eastAsia="ヒラギノ明朝 ProN W3" w:hAnsi="ヒラギノ明朝 ProN W3"/>
-          <w:sz w:val="20"/>
-          <w:szCs w:val="20"/>
-        </w:rPr>
-        <w:t>される可能性を承諾します。</w:t>
+        <w:t>You do not get to reverse engineer the expressive structure, build 'rights avoidance' clones, or drag Kimura's name through the mud using his own work. That is off limits.</w:t>
+      </w:r>
+    </w:p>
+    <w:p>
+      <w:pPr>
+        <w:rPr>
+          <w:rFonts w:ascii="ヒラギノ明朝 ProN W3" w:eastAsia="ヒラギノ明朝 ProN W3" w:hAnsi="ヒラギノ明朝 ProN W3"/>
+          <w:sz w:val="20"/>
+          <w:szCs w:val="20"/>
+        </w:rPr>
+      </w:pPr>
+    </w:p>
+    <w:p>
+      <w:pPr>
+        <w:rPr>
+          <w:rFonts w:ascii="ヒラギノ明朝 ProN W3" w:eastAsia="ヒラギノ明朝 ProN W3" w:hAnsi="ヒラギノ明朝 ProN W3"/>
+          <w:sz w:val="20"/>
+          <w:szCs w:val="20"/>
+        </w:rPr>
+      </w:pPr>
+      <w:r>
+        <w:rPr>
+          <w:rFonts w:ascii="ヒラギノ明朝 ProN W3" w:eastAsia="ヒラギノ明朝 ProN W3" w:hAnsi="ヒラギノ明朝 ProN W3"/>
+          <w:sz w:val="20"/>
+          <w:szCs w:val="20"/>
+        </w:rPr>
+        <w:t>3. 上記禁止事項違反があった場合、日本の裁判所は、差止請求、損害賠償、信用回復措置等を命じ得ること、</w:t>
+      </w:r>
+    </w:p>
+    <w:p>
+      <w:pPr>
+        <w:rPr>
+          <w:rFonts w:ascii="ヒラギノ明朝 ProN W3" w:eastAsia="ヒラギノ明朝 ProN W3" w:hAnsi="ヒラギノ明朝 ProN W3"/>
+          <w:sz w:val="20"/>
+          <w:szCs w:val="20"/>
+        </w:rPr>
+      </w:pPr>
+      <w:r>
+        <w:rPr>
+          <w:rFonts w:ascii="ヒラギノ明朝 ProN W3" w:eastAsia="ヒラギノ明朝 ProN W3" w:hAnsi="ヒラギノ明朝 ProN W3"/>
+          <w:sz w:val="20"/>
+          <w:szCs w:val="20"/>
+        </w:rPr>
+        <w:t>及び刑事責任が問題となり得る場合があることを当事者は認識します。</w:t>
       </w:r>
     </w:p>
     <w:p>
@@ -1800,96 +2479,162 @@
           <w:sz w:val="20"/>
           <w:szCs w:val="20"/>
         </w:rPr>
-        <w:t>Japanese courts can and will cut back 'punitive' interest rates that look outrageous. If that happens, the court recalibrates the rate to something reasonable. Both sides accept that safety valve up front.</w:t>
-      </w:r>
-    </w:p>
-    <w:p>
-      <w:pPr>
-        <w:rPr>
-          <w:rFonts w:ascii="ヒラギノ明朝 ProN W3" w:eastAsia="ヒラギノ明朝 ProN W3" w:hAnsi="ヒラギノ明朝 ProN W3"/>
-          <w:sz w:val="20"/>
-          <w:szCs w:val="20"/>
-        </w:rPr>
-      </w:pPr>
-    </w:p>
-    <w:p>
-      <w:pPr>
-        <w:rPr>
-          <w:rFonts w:ascii="ヒラギノ明朝 ProN W3" w:eastAsia="ヒラギノ明朝 ProN W3" w:hAnsi="ヒラギノ明朝 ProN W3"/>
-          <w:sz w:val="20"/>
-          <w:szCs w:val="20"/>
-        </w:rPr>
-      </w:pPr>
-    </w:p>
-    <w:p>
-      <w:pPr>
-        <w:rPr>
-          <w:rFonts w:ascii="ヒラギノ明朝 ProN W3" w:eastAsia="ヒラギノ明朝 ProN W3" w:hAnsi="ヒラギノ明朝 ProN W3"/>
-          <w:sz w:val="20"/>
-          <w:szCs w:val="20"/>
-        </w:rPr>
-      </w:pPr>
-    </w:p>
-    <w:p>
-      <w:pPr>
-        <w:rPr>
-          <w:rFonts w:ascii="ヒラギノ明朝 ProN W3" w:eastAsia="ヒラギノ明朝 ProN W3" w:hAnsi="ヒラギノ明朝 ProN W3"/>
-          <w:sz w:val="20"/>
-          <w:szCs w:val="20"/>
-        </w:rPr>
-      </w:pPr>
-    </w:p>
-    <w:p>
-      <w:pPr>
-        <w:rPr>
-          <w:rFonts w:ascii="ヒラギノ明朝 ProN W3" w:eastAsia="ヒラギノ明朝 ProN W3" w:hAnsi="ヒラギノ明朝 ProN W3"/>
-          <w:sz w:val="20"/>
-          <w:szCs w:val="20"/>
-        </w:rPr>
-      </w:pPr>
-    </w:p>
-    <w:p>
-      <w:pPr>
-        <w:rPr>
-          <w:rFonts w:ascii="ヒラギノ明朝 ProN W3" w:eastAsia="ヒラギノ明朝 ProN W3" w:hAnsi="ヒラギノ明朝 ProN W3"/>
-          <w:sz w:val="20"/>
-          <w:szCs w:val="20"/>
-        </w:rPr>
-      </w:pPr>
-      <w:r>
-        <w:rPr>
-          <w:rFonts w:ascii="ヒラギノ明朝 ProN W3" w:eastAsia="ヒラギノ明朝 ProN W3" w:hAnsi="ヒラギノ明朝 ProN W3"/>
+        <w:t>If you cross these lines, Japanese courts can shut you down, award damages, and order measures to restore reputation. In extreme cases, criminal liability can enter the picture. You do not want that.</w:t>
+      </w:r>
+    </w:p>
+    <w:p>
+      <w:pPr>
+        <w:rPr>
+          <w:rFonts w:ascii="ヒラギノ明朝 ProN W3" w:eastAsia="ヒラギノ明朝 ProN W3" w:hAnsi="ヒラギノ明朝 ProN W3"/>
+          <w:sz w:val="20"/>
+          <w:szCs w:val="20"/>
+        </w:rPr>
+      </w:pPr>
+    </w:p>
+    <w:p>
+      <w:pPr>
+        <w:rPr>
+          <w:rFonts w:ascii="ヒラギノ明朝 ProN W3" w:eastAsia="ヒラギノ明朝 ProN W3" w:hAnsi="ヒラギノ明朝 ProN W3"/>
+          <w:sz w:val="20"/>
+          <w:szCs w:val="20"/>
+        </w:rPr>
+      </w:pPr>
+    </w:p>
+    <w:p>
+      <w:pPr>
+        <w:rPr>
+          <w:rFonts w:ascii="ヒラギノ明朝 ProN W3" w:eastAsia="ヒラギノ明朝 ProN W3" w:hAnsi="ヒラギノ明朝 ProN W3" w:hint="eastAsia"/>
+          <w:sz w:val="20"/>
+          <w:szCs w:val="20"/>
+        </w:rPr>
+      </w:pPr>
+    </w:p>
+    <w:p>
+      <w:pPr>
+        <w:rPr>
+          <w:rFonts w:ascii="ヒラギノ明朝 ProN W3" w:eastAsia="ヒラギノ明朝 ProN W3" w:hAnsi="ヒラギノ明朝 ProN W3" w:hint="eastAsia"/>
+          <w:sz w:val="20"/>
+          <w:szCs w:val="20"/>
+        </w:rPr>
+      </w:pPr>
+    </w:p>
+    <w:p>
+      <w:pPr>
+        <w:rPr>
+          <w:rFonts w:ascii="ヒラギノ明朝 ProN W3" w:eastAsia="ヒラギノ明朝 ProN W3" w:hAnsi="ヒラギノ明朝 ProN W3"/>
+          <w:sz w:val="20"/>
+          <w:szCs w:val="20"/>
+        </w:rPr>
+      </w:pPr>
+      <w:r>
+        <w:rPr>
+          <w:rFonts w:ascii="ヒラギノ明朝 ProN W3" w:eastAsia="ヒラギノ明朝 ProN W3" w:hAnsi="ヒラギノ明朝 ProN W3" w:hint="eastAsia"/>
           <w:sz w:val="20"/>
           <w:szCs w:val="20"/>
         </w:rPr>
         <w:lastRenderedPageBreak/>
-        <w:t>第6条（使用範囲および禁止事項）</w:t>
-      </w:r>
-    </w:p>
-    <w:p>
-      <w:pPr>
-        <w:rPr>
-          <w:rFonts w:ascii="ヒラギノ明朝 ProN W3" w:eastAsia="ヒラギノ明朝 ProN W3" w:hAnsi="ヒラギノ明朝 ProN W3"/>
-          <w:sz w:val="20"/>
-          <w:szCs w:val="20"/>
-        </w:rPr>
-      </w:pPr>
-    </w:p>
-    <w:p>
-      <w:pPr>
-        <w:rPr>
-          <w:rFonts w:ascii="ヒラギノ明朝 ProN W3" w:eastAsia="ヒラギノ明朝 ProN W3" w:hAnsi="ヒラギノ明朝 ProN W3"/>
-          <w:sz w:val="20"/>
-          <w:szCs w:val="20"/>
-        </w:rPr>
-      </w:pPr>
-      <w:r>
-        <w:rPr>
-          <w:rFonts w:ascii="ヒラギノ明朝 ProN W3" w:eastAsia="ヒラギノ明朝 ProN W3" w:hAnsi="ヒラギノ明朝 ProN W3"/>
-          <w:sz w:val="20"/>
-          <w:szCs w:val="20"/>
-        </w:rPr>
-        <w:t>1. ライセンシーは、ライセンス対象著作物を、別紙に明示された目的および範囲においてのみ利用することができます。</w:t>
+        <w:t>４．思想形式化手続き権の新規性の否定に関わる行為を禁止します。本契約において「新規性」とは、本手続きが</w:t>
+      </w:r>
+    </w:p>
+    <w:p>
+      <w:pPr>
+        <w:rPr>
+          <w:rFonts w:ascii="ヒラギノ明朝 ProN W3" w:eastAsia="ヒラギノ明朝 ProN W3" w:hAnsi="ヒラギノ明朝 ProN W3"/>
+          <w:sz w:val="20"/>
+          <w:szCs w:val="20"/>
+        </w:rPr>
+      </w:pPr>
+      <w:r>
+        <w:rPr>
+          <w:rFonts w:ascii="ヒラギノ明朝 ProN W3" w:eastAsia="ヒラギノ明朝 ProN W3" w:hAnsi="ヒラギノ明朝 ProN W3" w:hint="eastAsia"/>
+          <w:sz w:val="20"/>
+          <w:szCs w:val="20"/>
+        </w:rPr>
+        <w:t>新たな法的評価または法解釈を要する性質を有することを意味し、契約当事者は、当該新規性の存在を否定し、</w:t>
+      </w:r>
+    </w:p>
+    <w:p>
+      <w:pPr>
+        <w:rPr>
+          <w:rFonts w:ascii="ヒラギノ明朝 ProN W3" w:eastAsia="ヒラギノ明朝 ProN W3" w:hAnsi="ヒラギノ明朝 ProN W3"/>
+          <w:sz w:val="20"/>
+          <w:szCs w:val="20"/>
+        </w:rPr>
+      </w:pPr>
+      <w:r>
+        <w:rPr>
+          <w:rFonts w:ascii="ヒラギノ明朝 ProN W3" w:eastAsia="ヒラギノ明朝 ProN W3" w:hAnsi="ヒラギノ明朝 ProN W3" w:hint="eastAsia"/>
+          <w:sz w:val="20"/>
+          <w:szCs w:val="20"/>
+        </w:rPr>
+        <w:t>もしくは当該新規性を不当に矮小化することにより、本契約</w:t>
+      </w:r>
+      <w:r>
+        <w:rPr>
+          <w:rFonts w:ascii="ヒラギノ明朝 ProN W3" w:eastAsia="ヒラギノ明朝 ProN W3" w:hAnsi="ヒラギノ明朝 ProN W3" w:hint="eastAsia"/>
+          <w:sz w:val="20"/>
+          <w:szCs w:val="20"/>
+        </w:rPr>
+        <w:t>及び</w:t>
+      </w:r>
+      <w:r>
+        <w:rPr>
+          <w:rFonts w:ascii="ヒラギノ明朝 ProN W3" w:eastAsia="ヒラギノ明朝 ProN W3" w:hAnsi="ヒラギノ明朝 ProN W3" w:hint="eastAsia"/>
+          <w:sz w:val="20"/>
+          <w:szCs w:val="20"/>
+        </w:rPr>
+        <w:t>別紙に定める内容の効力を否定し、無効化し、</w:t>
+      </w:r>
+    </w:p>
+    <w:p>
+      <w:pPr>
+        <w:rPr>
+          <w:rFonts w:ascii="ヒラギノ明朝 ProN W3" w:eastAsia="ヒラギノ明朝 ProN W3" w:hAnsi="ヒラギノ明朝 ProN W3"/>
+          <w:sz w:val="20"/>
+          <w:szCs w:val="20"/>
+        </w:rPr>
+      </w:pPr>
+      <w:r>
+        <w:rPr>
+          <w:rFonts w:ascii="ヒラギノ明朝 ProN W3" w:eastAsia="ヒラギノ明朝 ProN W3" w:hAnsi="ヒラギノ明朝 ProN W3" w:hint="eastAsia"/>
+          <w:sz w:val="20"/>
+          <w:szCs w:val="20"/>
+        </w:rPr>
+        <w:t>または無視する解釈を主張してはなりません。また、当該新規性の判断を、裁判所が本契約の適用範囲を否定する</w:t>
+      </w:r>
+    </w:p>
+    <w:p>
+      <w:pPr>
+        <w:rPr>
+          <w:rFonts w:ascii="ヒラギノ明朝 ProN W3" w:eastAsia="ヒラギノ明朝 ProN W3" w:hAnsi="ヒラギノ明朝 ProN W3"/>
+          <w:sz w:val="20"/>
+          <w:szCs w:val="20"/>
+        </w:rPr>
+      </w:pPr>
+      <w:r>
+        <w:rPr>
+          <w:rFonts w:ascii="ヒラギノ明朝 ProN W3" w:eastAsia="ヒラギノ明朝 ProN W3" w:hAnsi="ヒラギノ明朝 ProN W3" w:hint="eastAsia"/>
+          <w:sz w:val="20"/>
+          <w:szCs w:val="20"/>
+        </w:rPr>
+        <w:t>ための根拠として用いるべきであると主張する行為も一切禁止されます。当事者は、本手続きが新規性を有する</w:t>
+      </w:r>
+    </w:p>
+    <w:p>
+      <w:pPr>
+        <w:rPr>
+          <w:rFonts w:ascii="ヒラギノ明朝 ProN W3" w:eastAsia="ヒラギノ明朝 ProN W3" w:hAnsi="ヒラギノ明朝 ProN W3"/>
+          <w:sz w:val="20"/>
+          <w:szCs w:val="20"/>
+        </w:rPr>
+      </w:pPr>
+      <w:r>
+        <w:rPr>
+          <w:rFonts w:ascii="ヒラギノ明朝 ProN W3" w:eastAsia="ヒラギノ明朝 ProN W3" w:hAnsi="ヒラギノ明朝 ProN W3" w:hint="eastAsia"/>
+          <w:sz w:val="20"/>
+          <w:szCs w:val="20"/>
+        </w:rPr>
+        <w:t>ことを前提として本契約に合意するものとします。</w:t>
       </w:r>
     </w:p>
     <w:p>
@@ -1932,49 +2677,907 @@
           <w:sz w:val="20"/>
           <w:szCs w:val="20"/>
         </w:rPr>
-        <w:t>Use the works only for the purposes and scopes you actually bought. Nothing more.</w:t>
-      </w:r>
-    </w:p>
-    <w:p>
-      <w:pPr>
-        <w:rPr>
-          <w:rFonts w:ascii="ヒラギノ明朝 ProN W3" w:eastAsia="ヒラギノ明朝 ProN W3" w:hAnsi="ヒラギノ明朝 ProN W3"/>
-          <w:sz w:val="20"/>
-          <w:szCs w:val="20"/>
-        </w:rPr>
-      </w:pPr>
-    </w:p>
-    <w:p>
-      <w:pPr>
-        <w:rPr>
-          <w:rFonts w:ascii="ヒラギノ明朝 ProN W3" w:eastAsia="ヒラギノ明朝 ProN W3" w:hAnsi="ヒラギノ明朝 ProN W3"/>
-          <w:sz w:val="20"/>
-          <w:szCs w:val="20"/>
-        </w:rPr>
-      </w:pPr>
-      <w:r>
-        <w:rPr>
-          <w:rFonts w:ascii="ヒラギノ明朝 ProN W3" w:eastAsia="ヒラギノ明朝 ProN W3" w:hAnsi="ヒラギノ明朝 ProN W3"/>
-          <w:sz w:val="20"/>
-          <w:szCs w:val="20"/>
-        </w:rPr>
-        <w:t>2. ライセンシーは、以下の行為を行ってはなりません。</w:t>
-      </w:r>
-    </w:p>
-    <w:p>
-      <w:pPr>
-        <w:rPr>
-          <w:rFonts w:ascii="ヒラギノ明朝 ProN W3" w:eastAsia="ヒラギノ明朝 ProN W3" w:hAnsi="ヒラギノ明朝 ProN W3"/>
-          <w:sz w:val="20"/>
-          <w:szCs w:val="20"/>
-        </w:rPr>
-      </w:pPr>
-      <w:r>
+        <w:t>You are prohibited from engaging in any act that attempts to deny, dilute, or undermine the “novelty” of the Thought Formalization Procedure Right.</w:t>
+      </w:r>
+    </w:p>
+    <w:p>
+      <w:pPr>
+        <w:rPr>
+          <w:rFonts w:ascii="ヒラギノ明朝 ProN W3" w:eastAsia="ヒラギノ明朝 ProN W3" w:hAnsi="ヒラギノ明朝 ProN W3"/>
+          <w:sz w:val="20"/>
+          <w:szCs w:val="20"/>
+        </w:rPr>
+      </w:pPr>
+      <w:r>
+        <w:rPr>
+          <w:rFonts w:ascii="ヒラギノ明朝 ProN W3" w:eastAsia="ヒラギノ明朝 ProN W3" w:hAnsi="ヒラギノ明朝 ProN W3"/>
+          <w:sz w:val="20"/>
+          <w:szCs w:val="20"/>
+        </w:rPr>
+        <w:t>Here, “novelty” means exactly this: the Procedure requires fresh legal interpretation and cannot be brushed aside as if it were old news or already settled doctrine.</w:t>
+      </w:r>
+    </w:p>
+    <w:p>
+      <w:pPr>
+        <w:rPr>
+          <w:rFonts w:ascii="ヒラギノ明朝 ProN W3" w:eastAsia="ヒラギノ明朝 ProN W3" w:hAnsi="ヒラギノ明朝 ProN W3"/>
+          <w:sz w:val="20"/>
+          <w:szCs w:val="20"/>
+        </w:rPr>
+      </w:pPr>
+      <w:r>
+        <w:rPr>
+          <w:rFonts w:ascii="ヒラギノ明朝 ProN W3" w:eastAsia="ヒラギノ明朝 ProN W3" w:hAnsi="ヒラギノ明朝 ProN W3"/>
+          <w:sz w:val="20"/>
+          <w:szCs w:val="20"/>
+        </w:rPr>
+        <w:t>You do not get to argue otherwise.</w:t>
+      </w:r>
+    </w:p>
+    <w:p>
+      <w:pPr>
+        <w:rPr>
+          <w:rFonts w:ascii="ヒラギノ明朝 ProN W3" w:eastAsia="ヒラギノ明朝 ProN W3" w:hAnsi="ヒラギノ明朝 ProN W3"/>
+          <w:sz w:val="20"/>
+          <w:szCs w:val="20"/>
+        </w:rPr>
+      </w:pPr>
+      <w:r>
+        <w:rPr>
+          <w:rFonts w:ascii="ヒラギノ明朝 ProN W3" w:eastAsia="ヒラギノ明朝 ProN W3" w:hAnsi="ヒラギノ明朝 ProN W3"/>
+          <w:sz w:val="20"/>
+          <w:szCs w:val="20"/>
+        </w:rPr>
+        <w:t>You do not get to say the contract collapses because the underlying right is “not new.”</w:t>
+      </w:r>
+    </w:p>
+    <w:p>
+      <w:pPr>
+        <w:rPr>
+          <w:rFonts w:ascii="ヒラギノ明朝 ProN W3" w:eastAsia="ヒラギノ明朝 ProN W3" w:hAnsi="ヒラギノ明朝 ProN W3"/>
+          <w:sz w:val="20"/>
+          <w:szCs w:val="20"/>
+        </w:rPr>
+      </w:pPr>
+      <w:r>
+        <w:rPr>
+          <w:rFonts w:ascii="ヒラギノ明朝 ProN W3" w:eastAsia="ヒラギノ明朝 ProN W3" w:hAnsi="ヒラギノ明朝 ProN W3"/>
+          <w:sz w:val="20"/>
+          <w:szCs w:val="20"/>
+        </w:rPr>
+        <w:t>And you definitely do not get to claim that a court should treat “novelty denial” as a reason to void this agreement or any annex attached to it.</w:t>
+      </w:r>
+    </w:p>
+    <w:p>
+      <w:pPr>
+        <w:rPr>
+          <w:rFonts w:ascii="ヒラギノ明朝 ProN W3" w:eastAsia="ヒラギノ明朝 ProN W3" w:hAnsi="ヒラギノ明朝 ProN W3"/>
+          <w:sz w:val="20"/>
+          <w:szCs w:val="20"/>
+        </w:rPr>
+      </w:pPr>
+    </w:p>
+    <w:p>
+      <w:pPr>
+        <w:rPr>
+          <w:rFonts w:ascii="ヒラギノ明朝 ProN W3" w:eastAsia="ヒラギノ明朝 ProN W3" w:hAnsi="ヒラギノ明朝 ProN W3"/>
+          <w:sz w:val="20"/>
+          <w:szCs w:val="20"/>
+        </w:rPr>
+      </w:pPr>
+      <w:r>
+        <w:rPr>
+          <w:rFonts w:ascii="ヒラギノ明朝 ProN W3" w:eastAsia="ヒラギノ明朝 ProN W3" w:hAnsi="ヒラギノ明朝 ProN W3"/>
+          <w:sz w:val="20"/>
+          <w:szCs w:val="20"/>
+        </w:rPr>
+        <w:t>When you sign this contract, you acknowledge—explicitly—that the Procedure’s novelty is part of the deal.</w:t>
+      </w:r>
+    </w:p>
+    <w:p>
+      <w:pPr>
+        <w:rPr>
+          <w:rFonts w:ascii="ヒラギノ明朝 ProN W3" w:eastAsia="ヒラギノ明朝 ProN W3" w:hAnsi="ヒラギノ明朝 ProN W3"/>
+          <w:sz w:val="20"/>
+          <w:szCs w:val="20"/>
+        </w:rPr>
+      </w:pPr>
+      <w:r>
+        <w:rPr>
+          <w:rFonts w:ascii="ヒラギノ明朝 ProN W3" w:eastAsia="ヒラギノ明朝 ProN W3" w:hAnsi="ヒラギノ明朝 ProN W3"/>
+          <w:sz w:val="20"/>
+          <w:szCs w:val="20"/>
+        </w:rPr>
+        <w:t>That’s not a loophole.</w:t>
+      </w:r>
+      <w:r>
+        <w:rPr>
+          <w:rFonts w:ascii="ヒラギノ明朝 ProN W3" w:eastAsia="ヒラギノ明朝 ProN W3" w:hAnsi="ヒラギノ明朝 ProN W3"/>
+          <w:sz w:val="20"/>
+          <w:szCs w:val="20"/>
+        </w:rPr>
+        <w:t xml:space="preserve"> </w:t>
+      </w:r>
+      <w:r>
+        <w:rPr>
+          <w:rFonts w:ascii="ヒラギノ明朝 ProN W3" w:eastAsia="ヒラギノ明朝 ProN W3" w:hAnsi="ヒラギノ明朝 ProN W3"/>
+          <w:sz w:val="20"/>
+          <w:szCs w:val="20"/>
+        </w:rPr>
+        <w:t>That’s the architecture.</w:t>
+      </w:r>
+    </w:p>
+    <w:p>
+      <w:pPr>
         <w:rPr>
           <w:rFonts w:ascii="ヒラギノ明朝 ProN W3" w:eastAsia="ヒラギノ明朝 ProN W3" w:hAnsi="ヒラギノ明朝 ProN W3" w:hint="eastAsia"/>
           <w:sz w:val="20"/>
           <w:szCs w:val="20"/>
         </w:rPr>
+      </w:pPr>
+    </w:p>
+    <w:p>
+      <w:pPr>
+        <w:rPr>
+          <w:rFonts w:ascii="ヒラギノ明朝 ProN W3" w:eastAsia="ヒラギノ明朝 ProN W3" w:hAnsi="ヒラギノ明朝 ProN W3"/>
+          <w:sz w:val="20"/>
+          <w:szCs w:val="20"/>
+        </w:rPr>
+      </w:pPr>
+      <w:r>
+        <w:rPr>
+          <w:rFonts w:ascii="ヒラギノ明朝 ProN W3" w:eastAsia="ヒラギノ明朝 ProN W3" w:hAnsi="ヒラギノ明朝 ProN W3"/>
+          <w:sz w:val="20"/>
+          <w:szCs w:val="20"/>
+        </w:rPr>
+        <w:t>第7条（知的財産権の帰属）</w:t>
+      </w:r>
+    </w:p>
+    <w:p>
+      <w:pPr>
+        <w:rPr>
+          <w:rFonts w:ascii="ヒラギノ明朝 ProN W3" w:eastAsia="ヒラギノ明朝 ProN W3" w:hAnsi="ヒラギノ明朝 ProN W3"/>
+          <w:sz w:val="20"/>
+          <w:szCs w:val="20"/>
+        </w:rPr>
+      </w:pPr>
+    </w:p>
+    <w:p>
+      <w:pPr>
+        <w:rPr>
+          <w:rFonts w:ascii="ヒラギノ明朝 ProN W3" w:eastAsia="ヒラギノ明朝 ProN W3" w:hAnsi="ヒラギノ明朝 ProN W3"/>
+          <w:sz w:val="20"/>
+          <w:szCs w:val="20"/>
+        </w:rPr>
+      </w:pPr>
+      <w:r>
+        <w:rPr>
+          <w:rFonts w:ascii="ヒラギノ明朝 ProN W3" w:eastAsia="ヒラギノ明朝 ProN W3" w:hAnsi="ヒラギノ明朝 ProN W3"/>
+          <w:sz w:val="20"/>
+          <w:szCs w:val="20"/>
+        </w:rPr>
+        <w:t>1. 思想形式化手続き権</w:t>
+      </w:r>
+      <w:r>
+        <w:rPr>
+          <w:rFonts w:ascii="ヒラギノ明朝 ProN W3" w:eastAsia="ヒラギノ明朝 ProN W3" w:hAnsi="ヒラギノ明朝 ProN W3"/>
+          <w:sz w:val="20"/>
+          <w:szCs w:val="20"/>
+        </w:rPr>
+        <w:t>及び</w:t>
+      </w:r>
+      <w:r>
+        <w:rPr>
+          <w:rFonts w:ascii="ヒラギノ明朝 ProN W3" w:eastAsia="ヒラギノ明朝 ProN W3" w:hAnsi="ヒラギノ明朝 ProN W3"/>
+          <w:sz w:val="20"/>
+          <w:szCs w:val="20"/>
+        </w:rPr>
+        <w:t>ライセンス対象著作物に関する著作権その他一切の権利は、ライセンサーに帰属し、</w:t>
+      </w:r>
+    </w:p>
+    <w:p>
+      <w:pPr>
+        <w:rPr>
+          <w:rFonts w:ascii="ヒラギノ明朝 ProN W3" w:eastAsia="ヒラギノ明朝 ProN W3" w:hAnsi="ヒラギノ明朝 ProN W3"/>
+          <w:sz w:val="20"/>
+          <w:szCs w:val="20"/>
+        </w:rPr>
+      </w:pPr>
+      <w:r>
+        <w:rPr>
+          <w:rFonts w:ascii="ヒラギノ明朝 ProN W3" w:eastAsia="ヒラギノ明朝 ProN W3" w:hAnsi="ヒラギノ明朝 ProN W3"/>
+          <w:sz w:val="20"/>
+          <w:szCs w:val="20"/>
+        </w:rPr>
+        <w:t>本契約に基づくライセンスは、あくまで利用許諾にとどまるものとします。</w:t>
+      </w:r>
+    </w:p>
+    <w:p>
+      <w:pPr>
+        <w:rPr>
+          <w:rFonts w:ascii="ヒラギノ明朝 ProN W3" w:eastAsia="ヒラギノ明朝 ProN W3" w:hAnsi="ヒラギノ明朝 ProN W3"/>
+          <w:sz w:val="20"/>
+          <w:szCs w:val="20"/>
+        </w:rPr>
+      </w:pPr>
+    </w:p>
+    <w:p>
+      <w:pPr>
+        <w:rPr>
+          <w:rFonts w:ascii="ヒラギノ明朝 ProN W3" w:eastAsia="ヒラギノ明朝 ProN W3" w:hAnsi="ヒラギノ明朝 ProN W3"/>
+          <w:sz w:val="20"/>
+          <w:szCs w:val="20"/>
+        </w:rPr>
+      </w:pPr>
+      <w:r>
+        <w:rPr>
+          <w:rFonts w:ascii="ヒラギノ明朝 ProN W3" w:eastAsia="ヒラギノ明朝 ProN W3" w:hAnsi="ヒラギノ明朝 ProN W3"/>
+          <w:sz w:val="20"/>
+          <w:szCs w:val="20"/>
+        </w:rPr>
+        <w:t>Harvey Specter:</w:t>
+      </w:r>
+    </w:p>
+    <w:p>
+      <w:pPr>
+        <w:rPr>
+          <w:rFonts w:ascii="ヒラギノ明朝 ProN W3" w:eastAsia="ヒラギノ明朝 ProN W3" w:hAnsi="ヒラギノ明朝 ProN W3"/>
+          <w:sz w:val="20"/>
+          <w:szCs w:val="20"/>
+        </w:rPr>
+      </w:pPr>
+      <w:r>
+        <w:rPr>
+          <w:rFonts w:ascii="ヒラギノ明朝 ProN W3" w:eastAsia="ヒラギノ明朝 ProN W3" w:hAnsi="ヒラギノ明朝 ProN W3"/>
+          <w:sz w:val="20"/>
+          <w:szCs w:val="20"/>
+        </w:rPr>
+        <w:t>Ownership does not move. Kimura keeps every right. You get a license, not a piece of the crown.</w:t>
+      </w:r>
+    </w:p>
+    <w:p>
+      <w:pPr>
+        <w:rPr>
+          <w:rFonts w:ascii="ヒラギノ明朝 ProN W3" w:eastAsia="ヒラギノ明朝 ProN W3" w:hAnsi="ヒラギノ明朝 ProN W3"/>
+          <w:sz w:val="20"/>
+          <w:szCs w:val="20"/>
+        </w:rPr>
+      </w:pPr>
+    </w:p>
+    <w:p>
+      <w:pPr>
+        <w:rPr>
+          <w:rFonts w:ascii="ヒラギノ明朝 ProN W3" w:eastAsia="ヒラギノ明朝 ProN W3" w:hAnsi="ヒラギノ明朝 ProN W3"/>
+          <w:sz w:val="20"/>
+          <w:szCs w:val="20"/>
+        </w:rPr>
+      </w:pPr>
+      <w:r>
+        <w:rPr>
+          <w:rFonts w:ascii="ヒラギノ明朝 ProN W3" w:eastAsia="ヒラギノ明朝 ProN W3" w:hAnsi="ヒラギノ明朝 ProN W3"/>
+          <w:sz w:val="20"/>
+          <w:szCs w:val="20"/>
+        </w:rPr>
+        <w:t>2. ライセンシーが本契約に基づき作成する翻訳、要約、解説、内部文書等のうち、ライセンス対象著作物の本質的</w:t>
+      </w:r>
+    </w:p>
+    <w:p>
+      <w:pPr>
+        <w:rPr>
+          <w:rFonts w:ascii="ヒラギノ明朝 ProN W3" w:eastAsia="ヒラギノ明朝 ProN W3" w:hAnsi="ヒラギノ明朝 ProN W3"/>
+          <w:sz w:val="20"/>
+          <w:szCs w:val="20"/>
+        </w:rPr>
+      </w:pPr>
+      <w:r>
+        <w:rPr>
+          <w:rFonts w:ascii="ヒラギノ明朝 ProN W3" w:eastAsia="ヒラギノ明朝 ProN W3" w:hAnsi="ヒラギノ明朝 ProN W3"/>
+          <w:sz w:val="20"/>
+          <w:szCs w:val="20"/>
+        </w:rPr>
+        <w:t>表現形態を再現するものは、二次的著作物として取り扱われ、その原著作物に係る権利は引き続きライセンサーに</w:t>
+      </w:r>
+    </w:p>
+    <w:p>
+      <w:pPr>
+        <w:rPr>
+          <w:rFonts w:ascii="ヒラギノ明朝 ProN W3" w:eastAsia="ヒラギノ明朝 ProN W3" w:hAnsi="ヒラギノ明朝 ProN W3"/>
+          <w:sz w:val="20"/>
+          <w:szCs w:val="20"/>
+        </w:rPr>
+      </w:pPr>
+      <w:r>
+        <w:rPr>
+          <w:rFonts w:ascii="ヒラギノ明朝 ProN W3" w:eastAsia="ヒラギノ明朝 ProN W3" w:hAnsi="ヒラギノ明朝 ProN W3"/>
+          <w:sz w:val="20"/>
+          <w:szCs w:val="20"/>
+        </w:rPr>
+        <w:t>留保されます。</w:t>
+      </w:r>
+    </w:p>
+    <w:p>
+      <w:pPr>
+        <w:rPr>
+          <w:rFonts w:ascii="ヒラギノ明朝 ProN W3" w:eastAsia="ヒラギノ明朝 ProN W3" w:hAnsi="ヒラギノ明朝 ProN W3"/>
+          <w:sz w:val="20"/>
+          <w:szCs w:val="20"/>
+        </w:rPr>
+      </w:pPr>
+    </w:p>
+    <w:p>
+      <w:pPr>
+        <w:rPr>
+          <w:rFonts w:ascii="ヒラギノ明朝 ProN W3" w:eastAsia="ヒラギノ明朝 ProN W3" w:hAnsi="ヒラギノ明朝 ProN W3"/>
+          <w:sz w:val="20"/>
+          <w:szCs w:val="20"/>
+        </w:rPr>
+      </w:pPr>
+      <w:r>
+        <w:rPr>
+          <w:rFonts w:ascii="ヒラギノ明朝 ProN W3" w:eastAsia="ヒラギノ明朝 ProN W3" w:hAnsi="ヒラギノ明朝 ProN W3"/>
+          <w:sz w:val="20"/>
+          <w:szCs w:val="20"/>
+        </w:rPr>
+        <w:t>Harvey Specter:</w:t>
+      </w:r>
+    </w:p>
+    <w:p>
+      <w:pPr>
+        <w:rPr>
+          <w:rFonts w:ascii="ヒラギノ明朝 ProN W3" w:eastAsia="ヒラギノ明朝 ProN W3" w:hAnsi="ヒラギノ明朝 ProN W3"/>
+          <w:sz w:val="20"/>
+          <w:szCs w:val="20"/>
+        </w:rPr>
+      </w:pPr>
+      <w:r>
+        <w:rPr>
+          <w:rFonts w:ascii="ヒラギノ明朝 ProN W3" w:eastAsia="ヒラギノ明朝 ProN W3" w:hAnsi="ヒラギノ明朝 ProN W3"/>
+          <w:sz w:val="20"/>
+          <w:szCs w:val="20"/>
+        </w:rPr>
+        <w:t>If you create translations or internal docs that substantially track the expressive structure of Kimura's work, those are derivative works. They do not cut the cord to the original rights.</w:t>
+      </w:r>
+    </w:p>
+    <w:p>
+      <w:pPr>
+        <w:rPr>
+          <w:rFonts w:ascii="ヒラギノ明朝 ProN W3" w:eastAsia="ヒラギノ明朝 ProN W3" w:hAnsi="ヒラギノ明朝 ProN W3" w:hint="eastAsia"/>
+          <w:sz w:val="20"/>
+          <w:szCs w:val="20"/>
+        </w:rPr>
+      </w:pPr>
+    </w:p>
+    <w:p>
+      <w:pPr>
+        <w:rPr>
+          <w:rFonts w:ascii="ヒラギノ明朝 ProN W3" w:eastAsia="ヒラギノ明朝 ProN W3" w:hAnsi="ヒラギノ明朝 ProN W3"/>
+          <w:sz w:val="20"/>
+          <w:szCs w:val="20"/>
+        </w:rPr>
+      </w:pPr>
+    </w:p>
+    <w:p>
+      <w:pPr>
+        <w:rPr>
+          <w:rFonts w:ascii="ヒラギノ明朝 ProN W3" w:eastAsia="ヒラギノ明朝 ProN W3" w:hAnsi="ヒラギノ明朝 ProN W3"/>
+          <w:sz w:val="20"/>
+          <w:szCs w:val="20"/>
+        </w:rPr>
+      </w:pPr>
+    </w:p>
+    <w:p>
+      <w:pPr>
+        <w:rPr>
+          <w:rFonts w:ascii="ヒラギノ明朝 ProN W3" w:eastAsia="ヒラギノ明朝 ProN W3" w:hAnsi="ヒラギノ明朝 ProN W3"/>
+          <w:sz w:val="20"/>
+          <w:szCs w:val="20"/>
+        </w:rPr>
+      </w:pPr>
+    </w:p>
+    <w:p>
+      <w:pPr>
+        <w:rPr>
+          <w:rFonts w:ascii="ヒラギノ明朝 ProN W3" w:eastAsia="ヒラギノ明朝 ProN W3" w:hAnsi="ヒラギノ明朝 ProN W3"/>
+          <w:sz w:val="20"/>
+          <w:szCs w:val="20"/>
+        </w:rPr>
+      </w:pPr>
+    </w:p>
+    <w:p>
+      <w:pPr>
+        <w:rPr>
+          <w:rFonts w:ascii="ヒラギノ明朝 ProN W3" w:eastAsia="ヒラギノ明朝 ProN W3" w:hAnsi="ヒラギノ明朝 ProN W3"/>
+          <w:sz w:val="20"/>
+          <w:szCs w:val="20"/>
+        </w:rPr>
+      </w:pPr>
+    </w:p>
+    <w:p>
+      <w:pPr>
+        <w:rPr>
+          <w:rFonts w:ascii="ヒラギノ明朝 ProN W3" w:eastAsia="ヒラギノ明朝 ProN W3" w:hAnsi="ヒラギノ明朝 ProN W3"/>
+          <w:sz w:val="20"/>
+          <w:szCs w:val="20"/>
+        </w:rPr>
+      </w:pPr>
+    </w:p>
+    <w:p>
+      <w:pPr>
+        <w:rPr>
+          <w:rFonts w:ascii="ヒラギノ明朝 ProN W3" w:eastAsia="ヒラギノ明朝 ProN W3" w:hAnsi="ヒラギノ明朝 ProN W3"/>
+          <w:sz w:val="20"/>
+          <w:szCs w:val="20"/>
+        </w:rPr>
+      </w:pPr>
+      <w:r>
+        <w:rPr>
+          <w:rFonts w:ascii="ヒラギノ明朝 ProN W3" w:eastAsia="ヒラギノ明朝 ProN W3" w:hAnsi="ヒラギノ明朝 ProN W3"/>
+          <w:sz w:val="20"/>
+          <w:szCs w:val="20"/>
+        </w:rPr>
+        <w:lastRenderedPageBreak/>
+        <w:t>3. 日本の著作権法</w:t>
+      </w:r>
+      <w:r>
+        <w:rPr>
+          <w:rFonts w:ascii="ヒラギノ明朝 ProN W3" w:eastAsia="ヒラギノ明朝 ProN W3" w:hAnsi="ヒラギノ明朝 ProN W3"/>
+          <w:sz w:val="20"/>
+          <w:szCs w:val="20"/>
+        </w:rPr>
+        <w:t>及び</w:t>
+      </w:r>
+      <w:r>
+        <w:rPr>
+          <w:rFonts w:ascii="ヒラギノ明朝 ProN W3" w:eastAsia="ヒラギノ明朝 ProN W3" w:hAnsi="ヒラギノ明朝 ProN W3"/>
+          <w:sz w:val="20"/>
+          <w:szCs w:val="20"/>
+        </w:rPr>
+        <w:t>裁判例に基づき、著作者人格権（氏名表示権、同一性保持権等）は、原則として譲渡不可能</w:t>
+      </w:r>
+    </w:p>
+    <w:p>
+      <w:pPr>
+        <w:rPr>
+          <w:rFonts w:ascii="ヒラギノ明朝 ProN W3" w:eastAsia="ヒラギノ明朝 ProN W3" w:hAnsi="ヒラギノ明朝 ProN W3"/>
+          <w:sz w:val="20"/>
+          <w:szCs w:val="20"/>
+        </w:rPr>
+      </w:pPr>
+      <w:r>
+        <w:rPr>
+          <w:rFonts w:ascii="ヒラギノ明朝 ProN W3" w:eastAsia="ヒラギノ明朝 ProN W3" w:hAnsi="ヒラギノ明朝 ProN W3"/>
+          <w:sz w:val="20"/>
+          <w:szCs w:val="20"/>
+        </w:rPr>
+        <w:t>であり、ライセンサーは必要な範囲でこれを不行使とすることはあり得るものの、その存在自体が消滅するもの</w:t>
+      </w:r>
+    </w:p>
+    <w:p>
+      <w:pPr>
+        <w:rPr>
+          <w:rFonts w:ascii="ヒラギノ明朝 ProN W3" w:eastAsia="ヒラギノ明朝 ProN W3" w:hAnsi="ヒラギノ明朝 ProN W3"/>
+          <w:sz w:val="20"/>
+          <w:szCs w:val="20"/>
+        </w:rPr>
+      </w:pPr>
+      <w:r>
+        <w:rPr>
+          <w:rFonts w:ascii="ヒラギノ明朝 ProN W3" w:eastAsia="ヒラギノ明朝 ProN W3" w:hAnsi="ヒラギノ明朝 ProN W3"/>
+          <w:sz w:val="20"/>
+          <w:szCs w:val="20"/>
+        </w:rPr>
+        <w:t>ではないことを当事者は確認します。</w:t>
+      </w:r>
+    </w:p>
+    <w:p>
+      <w:pPr>
+        <w:rPr>
+          <w:rFonts w:ascii="ヒラギノ明朝 ProN W3" w:eastAsia="ヒラギノ明朝 ProN W3" w:hAnsi="ヒラギノ明朝 ProN W3"/>
+          <w:sz w:val="20"/>
+          <w:szCs w:val="20"/>
+        </w:rPr>
+      </w:pPr>
+    </w:p>
+    <w:p>
+      <w:pPr>
+        <w:rPr>
+          <w:rFonts w:ascii="ヒラギノ明朝 ProN W3" w:eastAsia="ヒラギノ明朝 ProN W3" w:hAnsi="ヒラギノ明朝 ProN W3"/>
+          <w:sz w:val="20"/>
+          <w:szCs w:val="20"/>
+        </w:rPr>
+      </w:pPr>
+      <w:r>
+        <w:rPr>
+          <w:rFonts w:ascii="ヒラギノ明朝 ProN W3" w:eastAsia="ヒラギノ明朝 ProN W3" w:hAnsi="ヒラギノ明朝 ProN W3"/>
+          <w:sz w:val="20"/>
+          <w:szCs w:val="20"/>
+        </w:rPr>
+        <w:t>Harvey Specter:</w:t>
+      </w:r>
+    </w:p>
+    <w:p>
+      <w:pPr>
+        <w:rPr>
+          <w:rFonts w:ascii="ヒラギノ明朝 ProN W3" w:eastAsia="ヒラギノ明朝 ProN W3" w:hAnsi="ヒラギノ明朝 ProN W3"/>
+          <w:sz w:val="20"/>
+          <w:szCs w:val="20"/>
+        </w:rPr>
+      </w:pPr>
+      <w:r>
+        <w:rPr>
+          <w:rFonts w:ascii="ヒラギノ明朝 ProN W3" w:eastAsia="ヒラギノ明朝 ProN W3" w:hAnsi="ヒラギノ明朝 ProN W3"/>
+          <w:sz w:val="20"/>
+          <w:szCs w:val="20"/>
+        </w:rPr>
+        <w:t>Moral rights in Japan are glued to the author. Kimura can agree not to exercise them in certain ways, but the rights themselves do not vanish.</w:t>
+      </w:r>
+    </w:p>
+    <w:p>
+      <w:pPr>
+        <w:rPr>
+          <w:rFonts w:ascii="ヒラギノ明朝 ProN W3" w:eastAsia="ヒラギノ明朝 ProN W3" w:hAnsi="ヒラギノ明朝 ProN W3"/>
+          <w:sz w:val="20"/>
+          <w:szCs w:val="20"/>
+        </w:rPr>
+      </w:pPr>
+    </w:p>
+    <w:p>
+      <w:pPr>
+        <w:rPr>
+          <w:rFonts w:ascii="ヒラギノ明朝 ProN W3" w:eastAsia="ヒラギノ明朝 ProN W3" w:hAnsi="ヒラギノ明朝 ProN W3"/>
+          <w:sz w:val="20"/>
+          <w:szCs w:val="20"/>
+        </w:rPr>
+      </w:pPr>
+      <w:r>
+        <w:rPr>
+          <w:rFonts w:ascii="ヒラギノ明朝 ProN W3" w:eastAsia="ヒラギノ明朝 ProN W3" w:hAnsi="ヒラギノ明朝 ProN W3"/>
+          <w:sz w:val="20"/>
+          <w:szCs w:val="20"/>
+        </w:rPr>
+        <w:t>第8条（契約期間）</w:t>
+      </w:r>
+    </w:p>
+    <w:p>
+      <w:pPr>
+        <w:rPr>
+          <w:rFonts w:ascii="ヒラギノ明朝 ProN W3" w:eastAsia="ヒラギノ明朝 ProN W3" w:hAnsi="ヒラギノ明朝 ProN W3"/>
+          <w:sz w:val="20"/>
+          <w:szCs w:val="20"/>
+        </w:rPr>
+      </w:pPr>
+    </w:p>
+    <w:p>
+      <w:pPr>
+        <w:rPr>
+          <w:rFonts w:ascii="ヒラギノ明朝 ProN W3" w:eastAsia="ヒラギノ明朝 ProN W3" w:hAnsi="ヒラギノ明朝 ProN W3"/>
+          <w:sz w:val="20"/>
+          <w:szCs w:val="20"/>
+        </w:rPr>
+      </w:pPr>
+      <w:r>
+        <w:rPr>
+          <w:rFonts w:ascii="ヒラギノ明朝 ProN W3" w:eastAsia="ヒラギノ明朝 ProN W3" w:hAnsi="ヒラギノ明朝 ProN W3"/>
+          <w:sz w:val="20"/>
+          <w:szCs w:val="20"/>
+        </w:rPr>
+        <w:t>1. 本契約の基本契約期間は、別紙に定める契約開始日から起算して1年間とし、その後は別紙に特段の定めがない</w:t>
+      </w:r>
+    </w:p>
+    <w:p>
+      <w:pPr>
+        <w:rPr>
+          <w:rFonts w:ascii="ヒラギノ明朝 ProN W3" w:eastAsia="ヒラギノ明朝 ProN W3" w:hAnsi="ヒラギノ明朝 ProN W3"/>
+          <w:sz w:val="20"/>
+          <w:szCs w:val="20"/>
+        </w:rPr>
+      </w:pPr>
+      <w:r>
+        <w:rPr>
+          <w:rFonts w:ascii="ヒラギノ明朝 ProN W3" w:eastAsia="ヒラギノ明朝 ProN W3" w:hAnsi="ヒラギノ明朝 ProN W3"/>
+          <w:sz w:val="20"/>
+          <w:szCs w:val="20"/>
+        </w:rPr>
+        <w:t>限り、1年ごとの自動更新とします。</w:t>
+      </w:r>
+    </w:p>
+    <w:p>
+      <w:pPr>
+        <w:rPr>
+          <w:rFonts w:ascii="ヒラギノ明朝 ProN W3" w:eastAsia="ヒラギノ明朝 ProN W3" w:hAnsi="ヒラギノ明朝 ProN W3"/>
+          <w:sz w:val="20"/>
+          <w:szCs w:val="20"/>
+        </w:rPr>
+      </w:pPr>
+    </w:p>
+    <w:p>
+      <w:pPr>
+        <w:rPr>
+          <w:rFonts w:ascii="ヒラギノ明朝 ProN W3" w:eastAsia="ヒラギノ明朝 ProN W3" w:hAnsi="ヒラギノ明朝 ProN W3"/>
+          <w:sz w:val="20"/>
+          <w:szCs w:val="20"/>
+        </w:rPr>
+      </w:pPr>
+      <w:r>
+        <w:rPr>
+          <w:rFonts w:ascii="ヒラギノ明朝 ProN W3" w:eastAsia="ヒラギノ明朝 ProN W3" w:hAnsi="ヒラギノ明朝 ProN W3"/>
+          <w:sz w:val="20"/>
+          <w:szCs w:val="20"/>
+        </w:rPr>
+        <w:t>Harvey Specter:</w:t>
+      </w:r>
+    </w:p>
+    <w:p>
+      <w:pPr>
+        <w:rPr>
+          <w:rFonts w:ascii="ヒラギノ明朝 ProN W3" w:eastAsia="ヒラギノ明朝 ProN W3" w:hAnsi="ヒラギノ明朝 ProN W3"/>
+          <w:sz w:val="20"/>
+          <w:szCs w:val="20"/>
+        </w:rPr>
+      </w:pPr>
+      <w:r>
+        <w:rPr>
+          <w:rFonts w:ascii="ヒラギノ明朝 ProN W3" w:eastAsia="ヒラギノ明朝 ProN W3" w:hAnsi="ヒラギノ明朝 ProN W3"/>
+          <w:sz w:val="20"/>
+          <w:szCs w:val="20"/>
+        </w:rPr>
+        <w:t>Standard one year term, rolling renewals unless the schedule says otherwise.</w:t>
+      </w:r>
+    </w:p>
+    <w:p>
+      <w:pPr>
+        <w:rPr>
+          <w:rFonts w:ascii="ヒラギノ明朝 ProN W3" w:eastAsia="ヒラギノ明朝 ProN W3" w:hAnsi="ヒラギノ明朝 ProN W3"/>
+          <w:sz w:val="20"/>
+          <w:szCs w:val="20"/>
+        </w:rPr>
+      </w:pPr>
+    </w:p>
+    <w:p>
+      <w:pPr>
+        <w:rPr>
+          <w:rFonts w:ascii="ヒラギノ明朝 ProN W3" w:eastAsia="ヒラギノ明朝 ProN W3" w:hAnsi="ヒラギノ明朝 ProN W3"/>
+          <w:sz w:val="20"/>
+          <w:szCs w:val="20"/>
+        </w:rPr>
+      </w:pPr>
+      <w:r>
+        <w:rPr>
+          <w:rFonts w:ascii="ヒラギノ明朝 ProN W3" w:eastAsia="ヒラギノ明朝 ProN W3" w:hAnsi="ヒラギノ明朝 ProN W3"/>
+          <w:sz w:val="20"/>
+          <w:szCs w:val="20"/>
+        </w:rPr>
+        <w:t>2. 最低契約期間は1年間とし、期間途中での解約については、別紙に明示的な定めがある場合を除き、原則として</w:t>
+      </w:r>
+    </w:p>
+    <w:p>
+      <w:pPr>
+        <w:rPr>
+          <w:rFonts w:ascii="ヒラギノ明朝 ProN W3" w:eastAsia="ヒラギノ明朝 ProN W3" w:hAnsi="ヒラギノ明朝 ProN W3"/>
+          <w:sz w:val="20"/>
+          <w:szCs w:val="20"/>
+        </w:rPr>
+      </w:pPr>
+      <w:r>
+        <w:rPr>
+          <w:rFonts w:ascii="ヒラギノ明朝 ProN W3" w:eastAsia="ヒラギノ明朝 ProN W3" w:hAnsi="ヒラギノ明朝 ProN W3"/>
+          <w:sz w:val="20"/>
+          <w:szCs w:val="20"/>
+        </w:rPr>
+        <w:t>許容されません。</w:t>
+      </w:r>
+    </w:p>
+    <w:p>
+      <w:pPr>
+        <w:rPr>
+          <w:rFonts w:ascii="ヒラギノ明朝 ProN W3" w:eastAsia="ヒラギノ明朝 ProN W3" w:hAnsi="ヒラギノ明朝 ProN W3"/>
+          <w:sz w:val="20"/>
+          <w:szCs w:val="20"/>
+        </w:rPr>
+      </w:pPr>
+    </w:p>
+    <w:p>
+      <w:pPr>
+        <w:rPr>
+          <w:rFonts w:ascii="ヒラギノ明朝 ProN W3" w:eastAsia="ヒラギノ明朝 ProN W3" w:hAnsi="ヒラギノ明朝 ProN W3"/>
+          <w:sz w:val="20"/>
+          <w:szCs w:val="20"/>
+        </w:rPr>
+      </w:pPr>
+      <w:r>
+        <w:rPr>
+          <w:rFonts w:ascii="ヒラギノ明朝 ProN W3" w:eastAsia="ヒラギノ明朝 ProN W3" w:hAnsi="ヒラギノ明朝 ProN W3"/>
+          <w:sz w:val="20"/>
+          <w:szCs w:val="20"/>
+        </w:rPr>
+        <w:t>Harvey Specter:</w:t>
+      </w:r>
+    </w:p>
+    <w:p>
+      <w:pPr>
+        <w:rPr>
+          <w:rFonts w:ascii="ヒラギノ明朝 ProN W3" w:eastAsia="ヒラギノ明朝 ProN W3" w:hAnsi="ヒラギノ明朝 ProN W3"/>
+          <w:sz w:val="20"/>
+          <w:szCs w:val="20"/>
+        </w:rPr>
+      </w:pPr>
+      <w:r>
+        <w:rPr>
+          <w:rFonts w:ascii="ヒラギノ明朝 ProN W3" w:eastAsia="ヒラギノ明朝 ProN W3" w:hAnsi="ヒラギノ明朝 ProN W3"/>
+          <w:sz w:val="20"/>
+          <w:szCs w:val="20"/>
+        </w:rPr>
+        <w:t>You do not get to walk away mid year unless the annex explicitly gives you that exit.</w:t>
+      </w:r>
+    </w:p>
+    <w:p>
+      <w:pPr>
+        <w:rPr>
+          <w:rFonts w:ascii="ヒラギノ明朝 ProN W3" w:eastAsia="ヒラギノ明朝 ProN W3" w:hAnsi="ヒラギノ明朝 ProN W3"/>
+          <w:sz w:val="20"/>
+          <w:szCs w:val="20"/>
+        </w:rPr>
+      </w:pPr>
+    </w:p>
+    <w:p>
+      <w:pPr>
+        <w:rPr>
+          <w:rFonts w:ascii="ヒラギノ明朝 ProN W3" w:eastAsia="ヒラギノ明朝 ProN W3" w:hAnsi="ヒラギノ明朝 ProN W3"/>
+          <w:sz w:val="20"/>
+          <w:szCs w:val="20"/>
+        </w:rPr>
+      </w:pPr>
+      <w:r>
+        <w:rPr>
+          <w:rFonts w:ascii="ヒラギノ明朝 ProN W3" w:eastAsia="ヒラギノ明朝 ProN W3" w:hAnsi="ヒラギノ明朝 ProN W3"/>
+          <w:sz w:val="20"/>
+          <w:szCs w:val="20"/>
+        </w:rPr>
+        <w:t>3. 自動更新阻止または期間満了時の終了を希望する場合、当事者は、別紙に定める方法により、更新予定日の30日前までに書面または合意された手段で通知するものとします。</w:t>
+      </w:r>
+    </w:p>
+    <w:p>
+      <w:pPr>
+        <w:rPr>
+          <w:rFonts w:ascii="ヒラギノ明朝 ProN W3" w:eastAsia="ヒラギノ明朝 ProN W3" w:hAnsi="ヒラギノ明朝 ProN W3"/>
+          <w:sz w:val="20"/>
+          <w:szCs w:val="20"/>
+        </w:rPr>
+      </w:pPr>
+    </w:p>
+    <w:p>
+      <w:pPr>
+        <w:rPr>
+          <w:rFonts w:ascii="ヒラギノ明朝 ProN W3" w:eastAsia="ヒラギノ明朝 ProN W3" w:hAnsi="ヒラギノ明朝 ProN W3"/>
+          <w:sz w:val="20"/>
+          <w:szCs w:val="20"/>
+        </w:rPr>
+      </w:pPr>
+      <w:r>
+        <w:rPr>
+          <w:rFonts w:ascii="ヒラギノ明朝 ProN W3" w:eastAsia="ヒラギノ明朝 ProN W3" w:hAnsi="ヒラギノ明朝 ProN W3"/>
+          <w:sz w:val="20"/>
+          <w:szCs w:val="20"/>
+        </w:rPr>
+        <w:t>Harvey Specter:</w:t>
+      </w:r>
+    </w:p>
+    <w:p>
+      <w:pPr>
+        <w:rPr>
+          <w:rFonts w:ascii="ヒラギノ明朝 ProN W3" w:eastAsia="ヒラギノ明朝 ProN W3" w:hAnsi="ヒラギノ明朝 ProN W3"/>
+          <w:sz w:val="20"/>
+          <w:szCs w:val="20"/>
+        </w:rPr>
+      </w:pPr>
+      <w:r>
+        <w:rPr>
+          <w:rFonts w:ascii="ヒラギノ明朝 ProN W3" w:eastAsia="ヒラギノ明朝 ProN W3" w:hAnsi="ヒラギノ明朝 ProN W3"/>
+          <w:sz w:val="20"/>
+          <w:szCs w:val="20"/>
+        </w:rPr>
+        <w:t>If you want out at the end of a term, you give notice at least thirty days before the renewal date, using the method set out in the schedule.</w:t>
+      </w:r>
+    </w:p>
+    <w:p>
+      <w:pPr>
+        <w:rPr>
+          <w:rFonts w:ascii="ヒラギノ明朝 ProN W3" w:eastAsia="ヒラギノ明朝 ProN W3" w:hAnsi="ヒラギノ明朝 ProN W3"/>
+          <w:sz w:val="20"/>
+          <w:szCs w:val="20"/>
+        </w:rPr>
+      </w:pPr>
+    </w:p>
+    <w:p>
+      <w:pPr>
+        <w:rPr>
+          <w:rFonts w:ascii="ヒラギノ明朝 ProN W3" w:eastAsia="ヒラギノ明朝 ProN W3" w:hAnsi="ヒラギノ明朝 ProN W3"/>
+          <w:sz w:val="20"/>
+          <w:szCs w:val="20"/>
+        </w:rPr>
+      </w:pPr>
+      <w:r>
+        <w:rPr>
+          <w:rFonts w:ascii="ヒラギノ明朝 ProN W3" w:eastAsia="ヒラギノ明朝 ProN W3" w:hAnsi="ヒラギノ明朝 ProN W3"/>
+          <w:sz w:val="20"/>
+          <w:szCs w:val="20"/>
+        </w:rPr>
+        <w:t>第9条（解除）</w:t>
+      </w:r>
+    </w:p>
+    <w:p>
+      <w:pPr>
+        <w:rPr>
+          <w:rFonts w:ascii="ヒラギノ明朝 ProN W3" w:eastAsia="ヒラギノ明朝 ProN W3" w:hAnsi="ヒラギノ明朝 ProN W3"/>
+          <w:sz w:val="20"/>
+          <w:szCs w:val="20"/>
+        </w:rPr>
+      </w:pPr>
+    </w:p>
+    <w:p>
+      <w:pPr>
+        <w:rPr>
+          <w:rFonts w:ascii="ヒラギノ明朝 ProN W3" w:eastAsia="ヒラギノ明朝 ProN W3" w:hAnsi="ヒラギノ明朝 ProN W3"/>
+          <w:sz w:val="20"/>
+          <w:szCs w:val="20"/>
+        </w:rPr>
+      </w:pPr>
+      <w:r>
+        <w:rPr>
+          <w:rFonts w:ascii="ヒラギノ明朝 ProN W3" w:eastAsia="ヒラギノ明朝 ProN W3" w:hAnsi="ヒラギノ明朝 ProN W3"/>
+          <w:sz w:val="20"/>
+          <w:szCs w:val="20"/>
+        </w:rPr>
+        <w:t>1. 当事者の一方は、相手方に以下の事由が生じた場合、何らの催告を要せず、本契約</w:t>
+      </w:r>
+      <w:r>
+        <w:rPr>
+          <w:rFonts w:ascii="ヒラギノ明朝 ProN W3" w:eastAsia="ヒラギノ明朝 ProN W3" w:hAnsi="ヒラギノ明朝 ProN W3"/>
+          <w:sz w:val="20"/>
+          <w:szCs w:val="20"/>
+        </w:rPr>
+        <w:t>及び</w:t>
+      </w:r>
+      <w:r>
+        <w:rPr>
+          <w:rFonts w:ascii="ヒラギノ明朝 ProN W3" w:eastAsia="ヒラギノ明朝 ProN W3" w:hAnsi="ヒラギノ明朝 ProN W3"/>
+          <w:sz w:val="20"/>
+          <w:szCs w:val="20"/>
+        </w:rPr>
+        <w:t>別紙に基づく契約の全部</w:t>
+      </w:r>
+    </w:p>
+    <w:p>
+      <w:pPr>
+        <w:rPr>
+          <w:rFonts w:ascii="ヒラギノ明朝 ProN W3" w:eastAsia="ヒラギノ明朝 ProN W3" w:hAnsi="ヒラギノ明朝 ProN W3"/>
+          <w:sz w:val="20"/>
+          <w:szCs w:val="20"/>
+        </w:rPr>
+      </w:pPr>
+      <w:r>
+        <w:rPr>
+          <w:rFonts w:ascii="ヒラギノ明朝 ProN W3" w:eastAsia="ヒラギノ明朝 ProN W3" w:hAnsi="ヒラギノ明朝 ProN W3"/>
+          <w:sz w:val="20"/>
+          <w:szCs w:val="20"/>
+        </w:rPr>
+        <w:t>または一部を解除することができます。</w:t>
+      </w:r>
+    </w:p>
+    <w:p>
+      <w:pPr>
+        <w:rPr>
+          <w:rFonts w:ascii="ヒラギノ明朝 ProN W3" w:eastAsia="ヒラギノ明朝 ProN W3" w:hAnsi="ヒラギノ明朝 ProN W3"/>
+          <w:sz w:val="20"/>
+          <w:szCs w:val="20"/>
+        </w:rPr>
+      </w:pPr>
+      <w:r>
+        <w:rPr>
+          <w:rFonts w:ascii="ヒラギノ明朝 ProN W3" w:eastAsia="ヒラギノ明朝 ProN W3" w:hAnsi="ヒラギノ明朝 ProN W3" w:hint="eastAsia"/>
+          <w:sz w:val="20"/>
+          <w:szCs w:val="20"/>
+        </w:rPr>
         <w:t xml:space="preserve">　</w:t>
       </w:r>
       <w:r>
@@ -1983,7 +3586,7 @@
           <w:sz w:val="20"/>
           <w:szCs w:val="20"/>
         </w:rPr>
-        <w:t>(1) 本契約および別紙で明示的に許諾されていない態様での複製、公衆送信、翻案等</w:t>
+        <w:t>(1) 本契約または別紙の重大な違反</w:t>
       </w:r>
     </w:p>
     <w:p>
@@ -2008,899 +3611,74 @@
           <w:sz w:val="20"/>
           <w:szCs w:val="20"/>
         </w:rPr>
-        <w:t>(2) ライセンス対象著作物または思想形式化手続き権を模倣・分解・再構成し、権利回避を目的とする派生的枠組み</w:t>
-      </w:r>
-    </w:p>
-    <w:p>
-      <w:pPr>
-        <w:rPr>
-          <w:rFonts w:ascii="ヒラギノ明朝 ProN W3" w:eastAsia="ヒラギノ明朝 ProN W3" w:hAnsi="ヒラギノ明朝 ProN W3"/>
-          <w:sz w:val="20"/>
-          <w:szCs w:val="20"/>
-        </w:rPr>
-      </w:pPr>
-      <w:r>
+        <w:t>(2) 支払停止、支払不能、破産手続開始申立て等の信用不安事由</w:t>
+      </w:r>
+    </w:p>
+    <w:p>
+      <w:pPr>
+        <w:rPr>
+          <w:rFonts w:ascii="ヒラギノ明朝 ProN W3" w:eastAsia="ヒラギノ明朝 ProN W3" w:hAnsi="ヒラギノ明朝 ProN W3"/>
+          <w:sz w:val="20"/>
+          <w:szCs w:val="20"/>
+        </w:rPr>
+      </w:pPr>
+    </w:p>
+    <w:p>
+      <w:pPr>
+        <w:rPr>
+          <w:rFonts w:ascii="ヒラギノ明朝 ProN W3" w:eastAsia="ヒラギノ明朝 ProN W3" w:hAnsi="ヒラギノ明朝 ProN W3"/>
+          <w:sz w:val="20"/>
+          <w:szCs w:val="20"/>
+        </w:rPr>
+      </w:pPr>
+      <w:r>
+        <w:rPr>
+          <w:rFonts w:ascii="ヒラギノ明朝 ProN W3" w:eastAsia="ヒラギノ明朝 ProN W3" w:hAnsi="ヒラギノ明朝 ProN W3"/>
+          <w:sz w:val="20"/>
+          <w:szCs w:val="20"/>
+        </w:rPr>
+        <w:t>Harvey Specter:</w:t>
+      </w:r>
+    </w:p>
+    <w:p>
+      <w:pPr>
+        <w:rPr>
+          <w:rFonts w:ascii="ヒラギノ明朝 ProN W3" w:eastAsia="ヒラギノ明朝 ProN W3" w:hAnsi="ヒラギノ明朝 ProN W3"/>
+          <w:sz w:val="20"/>
+          <w:szCs w:val="20"/>
+        </w:rPr>
+      </w:pPr>
+      <w:r>
+        <w:rPr>
+          <w:rFonts w:ascii="ヒラギノ明朝 ProN W3" w:eastAsia="ヒラギノ明朝 ProN W3" w:hAnsi="ヒラギノ明朝 ProN W3"/>
+          <w:sz w:val="20"/>
+          <w:szCs w:val="20"/>
+        </w:rPr>
+        <w:t>If the other side seriously breaches, stops paying, or heads toward insolvency, you can terminate fast, without sending love letters first.</w:t>
+      </w:r>
+    </w:p>
+    <w:p>
+      <w:pPr>
         <w:rPr>
           <w:rFonts w:ascii="ヒラギノ明朝 ProN W3" w:eastAsia="ヒラギノ明朝 ProN W3" w:hAnsi="ヒラギノ明朝 ProN W3" w:hint="eastAsia"/>
           <w:sz w:val="20"/>
           <w:szCs w:val="20"/>
         </w:rPr>
-        <w:t xml:space="preserve">　</w:t>
-      </w:r>
-      <w:r>
-        <w:rPr>
-          <w:rFonts w:ascii="ヒラギノ明朝 ProN W3" w:eastAsia="ヒラギノ明朝 ProN W3" w:hAnsi="ヒラギノ明朝 ProN W3"/>
-          <w:sz w:val="20"/>
-          <w:szCs w:val="20"/>
-        </w:rPr>
-        <w:t>を構築する行為</w:t>
-      </w:r>
-    </w:p>
-    <w:p>
-      <w:pPr>
-        <w:rPr>
-          <w:rFonts w:ascii="ヒラギノ明朝 ProN W3" w:eastAsia="ヒラギノ明朝 ProN W3" w:hAnsi="ヒラギノ明朝 ProN W3"/>
-          <w:sz w:val="20"/>
-          <w:szCs w:val="20"/>
-        </w:rPr>
-      </w:pPr>
-      <w:r>
-        <w:rPr>
-          <w:rFonts w:ascii="ヒラギノ明朝 ProN W3" w:eastAsia="ヒラギノ明朝 ProN W3" w:hAnsi="ヒラギノ明朝 ProN W3" w:hint="eastAsia"/>
-          <w:sz w:val="20"/>
-          <w:szCs w:val="20"/>
-        </w:rPr>
-        <w:t xml:space="preserve">　</w:t>
-      </w:r>
-      <w:r>
-        <w:rPr>
-          <w:rFonts w:ascii="ヒラギノ明朝 ProN W3" w:eastAsia="ヒラギノ明朝 ProN W3" w:hAnsi="ヒラギノ明朝 ProN W3"/>
-          <w:sz w:val="20"/>
-          <w:szCs w:val="20"/>
-        </w:rPr>
-        <w:t>(3) ライセンサーの名誉・信用を不当に害する態様での利用</w:t>
-      </w:r>
-    </w:p>
-    <w:p>
-      <w:pPr>
-        <w:rPr>
-          <w:rFonts w:ascii="ヒラギノ明朝 ProN W3" w:eastAsia="ヒラギノ明朝 ProN W3" w:hAnsi="ヒラギノ明朝 ProN W3"/>
-          <w:sz w:val="20"/>
-          <w:szCs w:val="20"/>
-        </w:rPr>
-      </w:pPr>
-    </w:p>
-    <w:p>
-      <w:pPr>
-        <w:rPr>
-          <w:rFonts w:ascii="ヒラギノ明朝 ProN W3" w:eastAsia="ヒラギノ明朝 ProN W3" w:hAnsi="ヒラギノ明朝 ProN W3"/>
-          <w:sz w:val="20"/>
-          <w:szCs w:val="20"/>
-        </w:rPr>
-      </w:pPr>
-      <w:r>
-        <w:rPr>
-          <w:rFonts w:ascii="ヒラギノ明朝 ProN W3" w:eastAsia="ヒラギノ明朝 ProN W3" w:hAnsi="ヒラギノ明朝 ProN W3"/>
-          <w:sz w:val="20"/>
-          <w:szCs w:val="20"/>
-        </w:rPr>
-        <w:t>Harvey Specter:</w:t>
-      </w:r>
-    </w:p>
-    <w:p>
-      <w:pPr>
-        <w:rPr>
-          <w:rFonts w:ascii="ヒラギノ明朝 ProN W3" w:eastAsia="ヒラギノ明朝 ProN W3" w:hAnsi="ヒラギノ明朝 ProN W3"/>
-          <w:sz w:val="20"/>
-          <w:szCs w:val="20"/>
-        </w:rPr>
-      </w:pPr>
-      <w:r>
-        <w:rPr>
-          <w:rFonts w:ascii="ヒラギノ明朝 ProN W3" w:eastAsia="ヒラギノ明朝 ProN W3" w:hAnsi="ヒラギノ明朝 ProN W3"/>
-          <w:sz w:val="20"/>
-          <w:szCs w:val="20"/>
-        </w:rPr>
-        <w:t>You do not get to reverse engineer the expressive structure, build 'rights avoidance' clones, or drag Kimura's name through the mud using his own work. That is off limits.</w:t>
-      </w:r>
-    </w:p>
-    <w:p>
-      <w:pPr>
-        <w:rPr>
-          <w:rFonts w:ascii="ヒラギノ明朝 ProN W3" w:eastAsia="ヒラギノ明朝 ProN W3" w:hAnsi="ヒラギノ明朝 ProN W3"/>
-          <w:sz w:val="20"/>
-          <w:szCs w:val="20"/>
-        </w:rPr>
-      </w:pPr>
-    </w:p>
-    <w:p>
-      <w:pPr>
-        <w:rPr>
-          <w:rFonts w:ascii="ヒラギノ明朝 ProN W3" w:eastAsia="ヒラギノ明朝 ProN W3" w:hAnsi="ヒラギノ明朝 ProN W3"/>
-          <w:sz w:val="20"/>
-          <w:szCs w:val="20"/>
-        </w:rPr>
-      </w:pPr>
-      <w:r>
-        <w:rPr>
-          <w:rFonts w:ascii="ヒラギノ明朝 ProN W3" w:eastAsia="ヒラギノ明朝 ProN W3" w:hAnsi="ヒラギノ明朝 ProN W3"/>
-          <w:sz w:val="20"/>
-          <w:szCs w:val="20"/>
-        </w:rPr>
-        <w:t>3. 上記禁止事項違反があった場合、日本の裁判所は、差止請求、損害賠償、信用回復措置等を命じ得ること、及び刑事責任が問題となり得る場合があることを当事者は認識します。</w:t>
-      </w:r>
-    </w:p>
-    <w:p>
-      <w:pPr>
-        <w:rPr>
-          <w:rFonts w:ascii="ヒラギノ明朝 ProN W3" w:eastAsia="ヒラギノ明朝 ProN W3" w:hAnsi="ヒラギノ明朝 ProN W3"/>
-          <w:sz w:val="20"/>
-          <w:szCs w:val="20"/>
-        </w:rPr>
-      </w:pPr>
-    </w:p>
-    <w:p>
-      <w:pPr>
-        <w:rPr>
-          <w:rFonts w:ascii="ヒラギノ明朝 ProN W3" w:eastAsia="ヒラギノ明朝 ProN W3" w:hAnsi="ヒラギノ明朝 ProN W3"/>
-          <w:sz w:val="20"/>
-          <w:szCs w:val="20"/>
-        </w:rPr>
-      </w:pPr>
-      <w:r>
-        <w:rPr>
-          <w:rFonts w:ascii="ヒラギノ明朝 ProN W3" w:eastAsia="ヒラギノ明朝 ProN W3" w:hAnsi="ヒラギノ明朝 ProN W3"/>
-          <w:sz w:val="20"/>
-          <w:szCs w:val="20"/>
-        </w:rPr>
-        <w:t>Harvey Specter:</w:t>
-      </w:r>
-    </w:p>
-    <w:p>
-      <w:pPr>
-        <w:rPr>
-          <w:rFonts w:ascii="ヒラギノ明朝 ProN W3" w:eastAsia="ヒラギノ明朝 ProN W3" w:hAnsi="ヒラギノ明朝 ProN W3"/>
-          <w:sz w:val="20"/>
-          <w:szCs w:val="20"/>
-        </w:rPr>
-      </w:pPr>
-      <w:r>
-        <w:rPr>
-          <w:rFonts w:ascii="ヒラギノ明朝 ProN W3" w:eastAsia="ヒラギノ明朝 ProN W3" w:hAnsi="ヒラギノ明朝 ProN W3"/>
-          <w:sz w:val="20"/>
-          <w:szCs w:val="20"/>
-        </w:rPr>
-        <w:t>If you cross these lines, Japanese courts can shut you down, award damages, and order measures to restore reputation. In extreme cases, criminal liability can enter the picture. You do not want that.</w:t>
-      </w:r>
-    </w:p>
-    <w:p>
-      <w:pPr>
-        <w:rPr>
-          <w:rFonts w:ascii="ヒラギノ明朝 ProN W3" w:eastAsia="ヒラギノ明朝 ProN W3" w:hAnsi="ヒラギノ明朝 ProN W3"/>
-          <w:sz w:val="20"/>
-          <w:szCs w:val="20"/>
-        </w:rPr>
-      </w:pPr>
-    </w:p>
-    <w:p>
-      <w:pPr>
-        <w:rPr>
-          <w:rFonts w:ascii="ヒラギノ明朝 ProN W3" w:eastAsia="ヒラギノ明朝 ProN W3" w:hAnsi="ヒラギノ明朝 ProN W3"/>
-          <w:sz w:val="20"/>
-          <w:szCs w:val="20"/>
-        </w:rPr>
-      </w:pPr>
-      <w:r>
-        <w:rPr>
-          <w:rFonts w:ascii="ヒラギノ明朝 ProN W3" w:eastAsia="ヒラギノ明朝 ProN W3" w:hAnsi="ヒラギノ明朝 ProN W3"/>
-          <w:sz w:val="20"/>
-          <w:szCs w:val="20"/>
-        </w:rPr>
-        <w:t>第7条（知的財産権の帰属）</w:t>
-      </w:r>
-    </w:p>
-    <w:p>
-      <w:pPr>
-        <w:rPr>
-          <w:rFonts w:ascii="ヒラギノ明朝 ProN W3" w:eastAsia="ヒラギノ明朝 ProN W3" w:hAnsi="ヒラギノ明朝 ProN W3"/>
-          <w:sz w:val="20"/>
-          <w:szCs w:val="20"/>
-        </w:rPr>
-      </w:pPr>
-    </w:p>
-    <w:p>
-      <w:pPr>
-        <w:rPr>
-          <w:rFonts w:ascii="ヒラギノ明朝 ProN W3" w:eastAsia="ヒラギノ明朝 ProN W3" w:hAnsi="ヒラギノ明朝 ProN W3"/>
-          <w:sz w:val="20"/>
-          <w:szCs w:val="20"/>
-        </w:rPr>
-      </w:pPr>
-      <w:r>
-        <w:rPr>
-          <w:rFonts w:ascii="ヒラギノ明朝 ProN W3" w:eastAsia="ヒラギノ明朝 ProN W3" w:hAnsi="ヒラギノ明朝 ProN W3"/>
-          <w:sz w:val="20"/>
-          <w:szCs w:val="20"/>
-        </w:rPr>
-        <w:t>1. 思想形式化手続き権およびライセンス対象著作物に関する著作権その他一切の権利は、ライセンサーに帰属し、</w:t>
-      </w:r>
-    </w:p>
-    <w:p>
-      <w:pPr>
-        <w:rPr>
-          <w:rFonts w:ascii="ヒラギノ明朝 ProN W3" w:eastAsia="ヒラギノ明朝 ProN W3" w:hAnsi="ヒラギノ明朝 ProN W3"/>
-          <w:sz w:val="20"/>
-          <w:szCs w:val="20"/>
-        </w:rPr>
-      </w:pPr>
-      <w:r>
-        <w:rPr>
-          <w:rFonts w:ascii="ヒラギノ明朝 ProN W3" w:eastAsia="ヒラギノ明朝 ProN W3" w:hAnsi="ヒラギノ明朝 ProN W3"/>
-          <w:sz w:val="20"/>
-          <w:szCs w:val="20"/>
-        </w:rPr>
-        <w:t>本契約に基づくライセンスは、あくまで利用許諾にとどまるものとします。</w:t>
-      </w:r>
-    </w:p>
-    <w:p>
-      <w:pPr>
-        <w:rPr>
-          <w:rFonts w:ascii="ヒラギノ明朝 ProN W3" w:eastAsia="ヒラギノ明朝 ProN W3" w:hAnsi="ヒラギノ明朝 ProN W3"/>
-          <w:sz w:val="20"/>
-          <w:szCs w:val="20"/>
-        </w:rPr>
-      </w:pPr>
-    </w:p>
-    <w:p>
-      <w:pPr>
-        <w:rPr>
-          <w:rFonts w:ascii="ヒラギノ明朝 ProN W3" w:eastAsia="ヒラギノ明朝 ProN W3" w:hAnsi="ヒラギノ明朝 ProN W3"/>
-          <w:sz w:val="20"/>
-          <w:szCs w:val="20"/>
-        </w:rPr>
-      </w:pPr>
-      <w:r>
-        <w:rPr>
-          <w:rFonts w:ascii="ヒラギノ明朝 ProN W3" w:eastAsia="ヒラギノ明朝 ProN W3" w:hAnsi="ヒラギノ明朝 ProN W3"/>
-          <w:sz w:val="20"/>
-          <w:szCs w:val="20"/>
-        </w:rPr>
-        <w:t>Harvey Specter:</w:t>
-      </w:r>
-    </w:p>
-    <w:p>
-      <w:pPr>
-        <w:rPr>
-          <w:rFonts w:ascii="ヒラギノ明朝 ProN W3" w:eastAsia="ヒラギノ明朝 ProN W3" w:hAnsi="ヒラギノ明朝 ProN W3"/>
-          <w:sz w:val="20"/>
-          <w:szCs w:val="20"/>
-        </w:rPr>
-      </w:pPr>
-      <w:r>
-        <w:rPr>
-          <w:rFonts w:ascii="ヒラギノ明朝 ProN W3" w:eastAsia="ヒラギノ明朝 ProN W3" w:hAnsi="ヒラギノ明朝 ProN W3"/>
-          <w:sz w:val="20"/>
-          <w:szCs w:val="20"/>
-        </w:rPr>
-        <w:t>Ownership does not move. Kimura keeps every right. You get a license, not a piece of the crown.</w:t>
-      </w:r>
-    </w:p>
-    <w:p>
-      <w:pPr>
-        <w:rPr>
-          <w:rFonts w:ascii="ヒラギノ明朝 ProN W3" w:eastAsia="ヒラギノ明朝 ProN W3" w:hAnsi="ヒラギノ明朝 ProN W3"/>
-          <w:sz w:val="20"/>
-          <w:szCs w:val="20"/>
-        </w:rPr>
-      </w:pPr>
-    </w:p>
-    <w:p>
-      <w:pPr>
-        <w:rPr>
-          <w:rFonts w:ascii="ヒラギノ明朝 ProN W3" w:eastAsia="ヒラギノ明朝 ProN W3" w:hAnsi="ヒラギノ明朝 ProN W3"/>
-          <w:sz w:val="20"/>
-          <w:szCs w:val="20"/>
-        </w:rPr>
-      </w:pPr>
-      <w:r>
-        <w:rPr>
-          <w:rFonts w:ascii="ヒラギノ明朝 ProN W3" w:eastAsia="ヒラギノ明朝 ProN W3" w:hAnsi="ヒラギノ明朝 ProN W3"/>
-          <w:sz w:val="20"/>
-          <w:szCs w:val="20"/>
-        </w:rPr>
-        <w:t>2. ライセンシーが本契約に基づき作成する翻訳、要約、解説、内部文書等のうち、ライセンス対象著作物の本質的</w:t>
-      </w:r>
-    </w:p>
-    <w:p>
-      <w:pPr>
-        <w:rPr>
-          <w:rFonts w:ascii="ヒラギノ明朝 ProN W3" w:eastAsia="ヒラギノ明朝 ProN W3" w:hAnsi="ヒラギノ明朝 ProN W3"/>
-          <w:sz w:val="20"/>
-          <w:szCs w:val="20"/>
-        </w:rPr>
-      </w:pPr>
-      <w:r>
-        <w:rPr>
-          <w:rFonts w:ascii="ヒラギノ明朝 ProN W3" w:eastAsia="ヒラギノ明朝 ProN W3" w:hAnsi="ヒラギノ明朝 ProN W3"/>
-          <w:sz w:val="20"/>
-          <w:szCs w:val="20"/>
-        </w:rPr>
-        <w:t>表現形態を再現するものは、二次的著作物として取り扱われ、その原著作物に係る権利は引き続きライセンサーに</w:t>
-      </w:r>
-    </w:p>
-    <w:p>
-      <w:pPr>
-        <w:rPr>
-          <w:rFonts w:ascii="ヒラギノ明朝 ProN W3" w:eastAsia="ヒラギノ明朝 ProN W3" w:hAnsi="ヒラギノ明朝 ProN W3"/>
-          <w:sz w:val="20"/>
-          <w:szCs w:val="20"/>
-        </w:rPr>
-      </w:pPr>
-      <w:r>
-        <w:rPr>
-          <w:rFonts w:ascii="ヒラギノ明朝 ProN W3" w:eastAsia="ヒラギノ明朝 ProN W3" w:hAnsi="ヒラギノ明朝 ProN W3"/>
-          <w:sz w:val="20"/>
-          <w:szCs w:val="20"/>
-        </w:rPr>
-        <w:t>留保されます。</w:t>
-      </w:r>
-    </w:p>
-    <w:p>
-      <w:pPr>
-        <w:rPr>
-          <w:rFonts w:ascii="ヒラギノ明朝 ProN W3" w:eastAsia="ヒラギノ明朝 ProN W3" w:hAnsi="ヒラギノ明朝 ProN W3"/>
-          <w:sz w:val="20"/>
-          <w:szCs w:val="20"/>
-        </w:rPr>
-      </w:pPr>
-    </w:p>
-    <w:p>
-      <w:pPr>
-        <w:rPr>
-          <w:rFonts w:ascii="ヒラギノ明朝 ProN W3" w:eastAsia="ヒラギノ明朝 ProN W3" w:hAnsi="ヒラギノ明朝 ProN W3"/>
-          <w:sz w:val="20"/>
-          <w:szCs w:val="20"/>
-        </w:rPr>
-      </w:pPr>
-      <w:r>
-        <w:rPr>
-          <w:rFonts w:ascii="ヒラギノ明朝 ProN W3" w:eastAsia="ヒラギノ明朝 ProN W3" w:hAnsi="ヒラギノ明朝 ProN W3"/>
-          <w:sz w:val="20"/>
-          <w:szCs w:val="20"/>
-        </w:rPr>
-        <w:t>Harvey Specter:</w:t>
-      </w:r>
-    </w:p>
-    <w:p>
-      <w:pPr>
-        <w:rPr>
-          <w:rFonts w:ascii="ヒラギノ明朝 ProN W3" w:eastAsia="ヒラギノ明朝 ProN W3" w:hAnsi="ヒラギノ明朝 ProN W3"/>
-          <w:sz w:val="20"/>
-          <w:szCs w:val="20"/>
-        </w:rPr>
-      </w:pPr>
-      <w:r>
-        <w:rPr>
-          <w:rFonts w:ascii="ヒラギノ明朝 ProN W3" w:eastAsia="ヒラギノ明朝 ProN W3" w:hAnsi="ヒラギノ明朝 ProN W3"/>
-          <w:sz w:val="20"/>
-          <w:szCs w:val="20"/>
-        </w:rPr>
-        <w:t>If you create translations or internal docs that substantially track the expressive structure of Kimura's work, those are derivative works. They do not cut the cord to the original rights.</w:t>
-      </w:r>
-    </w:p>
-    <w:p>
-      <w:pPr>
-        <w:rPr>
-          <w:rFonts w:ascii="ヒラギノ明朝 ProN W3" w:eastAsia="ヒラギノ明朝 ProN W3" w:hAnsi="ヒラギノ明朝 ProN W3"/>
-          <w:sz w:val="20"/>
-          <w:szCs w:val="20"/>
-        </w:rPr>
-      </w:pPr>
-    </w:p>
-    <w:p>
-      <w:pPr>
-        <w:rPr>
-          <w:rFonts w:ascii="ヒラギノ明朝 ProN W3" w:eastAsia="ヒラギノ明朝 ProN W3" w:hAnsi="ヒラギノ明朝 ProN W3" w:hint="eastAsia"/>
-          <w:sz w:val="20"/>
-          <w:szCs w:val="20"/>
-        </w:rPr>
-      </w:pPr>
-    </w:p>
-    <w:p>
-      <w:pPr>
-        <w:rPr>
-          <w:rFonts w:ascii="ヒラギノ明朝 ProN W3" w:eastAsia="ヒラギノ明朝 ProN W3" w:hAnsi="ヒラギノ明朝 ProN W3"/>
-          <w:sz w:val="20"/>
-          <w:szCs w:val="20"/>
-        </w:rPr>
-      </w:pPr>
-      <w:r>
-        <w:rPr>
-          <w:rFonts w:ascii="ヒラギノ明朝 ProN W3" w:eastAsia="ヒラギノ明朝 ProN W3" w:hAnsi="ヒラギノ明朝 ProN W3"/>
-          <w:sz w:val="20"/>
-          <w:szCs w:val="20"/>
-        </w:rPr>
-        <w:lastRenderedPageBreak/>
-        <w:t>3. 日本の著作権法および裁判例に基づき、著作者人格権（氏名表示権、同一性保持権等）は、原則として譲渡不可能であり、ライセンサーは必要な範囲でこれを不行使とすることはあり得るものの、その存在自体が消滅するものではないことを当事者は確認します。</w:t>
-      </w:r>
-    </w:p>
-    <w:p>
-      <w:pPr>
-        <w:rPr>
-          <w:rFonts w:ascii="ヒラギノ明朝 ProN W3" w:eastAsia="ヒラギノ明朝 ProN W3" w:hAnsi="ヒラギノ明朝 ProN W3"/>
-          <w:sz w:val="20"/>
-          <w:szCs w:val="20"/>
-        </w:rPr>
-      </w:pPr>
-    </w:p>
-    <w:p>
-      <w:pPr>
-        <w:rPr>
-          <w:rFonts w:ascii="ヒラギノ明朝 ProN W3" w:eastAsia="ヒラギノ明朝 ProN W3" w:hAnsi="ヒラギノ明朝 ProN W3"/>
-          <w:sz w:val="20"/>
-          <w:szCs w:val="20"/>
-        </w:rPr>
-      </w:pPr>
-      <w:r>
-        <w:rPr>
-          <w:rFonts w:ascii="ヒラギノ明朝 ProN W3" w:eastAsia="ヒラギノ明朝 ProN W3" w:hAnsi="ヒラギノ明朝 ProN W3"/>
-          <w:sz w:val="20"/>
-          <w:szCs w:val="20"/>
-        </w:rPr>
-        <w:t>Harvey Specter:</w:t>
-      </w:r>
-    </w:p>
-    <w:p>
-      <w:pPr>
-        <w:rPr>
-          <w:rFonts w:ascii="ヒラギノ明朝 ProN W3" w:eastAsia="ヒラギノ明朝 ProN W3" w:hAnsi="ヒラギノ明朝 ProN W3"/>
-          <w:sz w:val="20"/>
-          <w:szCs w:val="20"/>
-        </w:rPr>
-      </w:pPr>
-      <w:r>
-        <w:rPr>
-          <w:rFonts w:ascii="ヒラギノ明朝 ProN W3" w:eastAsia="ヒラギノ明朝 ProN W3" w:hAnsi="ヒラギノ明朝 ProN W3"/>
-          <w:sz w:val="20"/>
-          <w:szCs w:val="20"/>
-        </w:rPr>
-        <w:t>Moral rights in Japan are glued to the author. Kimura can agree not to exercise them in certain ways, but the rights themselves do not vanish.</w:t>
-      </w:r>
-    </w:p>
-    <w:p>
-      <w:pPr>
-        <w:rPr>
-          <w:rFonts w:ascii="ヒラギノ明朝 ProN W3" w:eastAsia="ヒラギノ明朝 ProN W3" w:hAnsi="ヒラギノ明朝 ProN W3"/>
-          <w:sz w:val="20"/>
-          <w:szCs w:val="20"/>
-        </w:rPr>
-      </w:pPr>
-    </w:p>
-    <w:p>
-      <w:pPr>
-        <w:rPr>
-          <w:rFonts w:ascii="ヒラギノ明朝 ProN W3" w:eastAsia="ヒラギノ明朝 ProN W3" w:hAnsi="ヒラギノ明朝 ProN W3"/>
-          <w:sz w:val="20"/>
-          <w:szCs w:val="20"/>
-        </w:rPr>
-      </w:pPr>
-      <w:r>
-        <w:rPr>
-          <w:rFonts w:ascii="ヒラギノ明朝 ProN W3" w:eastAsia="ヒラギノ明朝 ProN W3" w:hAnsi="ヒラギノ明朝 ProN W3"/>
-          <w:sz w:val="20"/>
-          <w:szCs w:val="20"/>
-        </w:rPr>
-        <w:t>第8条（契約期間）</w:t>
-      </w:r>
-    </w:p>
-    <w:p>
-      <w:pPr>
-        <w:rPr>
-          <w:rFonts w:ascii="ヒラギノ明朝 ProN W3" w:eastAsia="ヒラギノ明朝 ProN W3" w:hAnsi="ヒラギノ明朝 ProN W3"/>
-          <w:sz w:val="20"/>
-          <w:szCs w:val="20"/>
-        </w:rPr>
-      </w:pPr>
-    </w:p>
-    <w:p>
-      <w:pPr>
-        <w:rPr>
-          <w:rFonts w:ascii="ヒラギノ明朝 ProN W3" w:eastAsia="ヒラギノ明朝 ProN W3" w:hAnsi="ヒラギノ明朝 ProN W3"/>
-          <w:sz w:val="20"/>
-          <w:szCs w:val="20"/>
-        </w:rPr>
-      </w:pPr>
-      <w:r>
-        <w:rPr>
-          <w:rFonts w:ascii="ヒラギノ明朝 ProN W3" w:eastAsia="ヒラギノ明朝 ProN W3" w:hAnsi="ヒラギノ明朝 ProN W3"/>
-          <w:sz w:val="20"/>
-          <w:szCs w:val="20"/>
-        </w:rPr>
-        <w:t>1. 本契約の基本契約期間は、別紙に定める契約開始日から起算して1年間とし、その後は別紙に特段の定めがない</w:t>
-      </w:r>
-    </w:p>
-    <w:p>
-      <w:pPr>
-        <w:rPr>
-          <w:rFonts w:ascii="ヒラギノ明朝 ProN W3" w:eastAsia="ヒラギノ明朝 ProN W3" w:hAnsi="ヒラギノ明朝 ProN W3"/>
-          <w:sz w:val="20"/>
-          <w:szCs w:val="20"/>
-        </w:rPr>
-      </w:pPr>
-      <w:r>
-        <w:rPr>
-          <w:rFonts w:ascii="ヒラギノ明朝 ProN W3" w:eastAsia="ヒラギノ明朝 ProN W3" w:hAnsi="ヒラギノ明朝 ProN W3"/>
-          <w:sz w:val="20"/>
-          <w:szCs w:val="20"/>
-        </w:rPr>
-        <w:t>限り、1年ごとの自動更新とします。</w:t>
-      </w:r>
-    </w:p>
-    <w:p>
-      <w:pPr>
-        <w:rPr>
-          <w:rFonts w:ascii="ヒラギノ明朝 ProN W3" w:eastAsia="ヒラギノ明朝 ProN W3" w:hAnsi="ヒラギノ明朝 ProN W3"/>
-          <w:sz w:val="20"/>
-          <w:szCs w:val="20"/>
-        </w:rPr>
-      </w:pPr>
-    </w:p>
-    <w:p>
-      <w:pPr>
-        <w:rPr>
-          <w:rFonts w:ascii="ヒラギノ明朝 ProN W3" w:eastAsia="ヒラギノ明朝 ProN W3" w:hAnsi="ヒラギノ明朝 ProN W3"/>
-          <w:sz w:val="20"/>
-          <w:szCs w:val="20"/>
-        </w:rPr>
-      </w:pPr>
-      <w:r>
-        <w:rPr>
-          <w:rFonts w:ascii="ヒラギノ明朝 ProN W3" w:eastAsia="ヒラギノ明朝 ProN W3" w:hAnsi="ヒラギノ明朝 ProN W3"/>
-          <w:sz w:val="20"/>
-          <w:szCs w:val="20"/>
-        </w:rPr>
-        <w:t>Harvey Specter:</w:t>
-      </w:r>
-    </w:p>
-    <w:p>
-      <w:pPr>
-        <w:rPr>
-          <w:rFonts w:ascii="ヒラギノ明朝 ProN W3" w:eastAsia="ヒラギノ明朝 ProN W3" w:hAnsi="ヒラギノ明朝 ProN W3"/>
-          <w:sz w:val="20"/>
-          <w:szCs w:val="20"/>
-        </w:rPr>
-      </w:pPr>
-      <w:r>
-        <w:rPr>
-          <w:rFonts w:ascii="ヒラギノ明朝 ProN W3" w:eastAsia="ヒラギノ明朝 ProN W3" w:hAnsi="ヒラギノ明朝 ProN W3"/>
-          <w:sz w:val="20"/>
-          <w:szCs w:val="20"/>
-        </w:rPr>
-        <w:t>Standard one year term, rolling renewals unless the schedule says otherwise.</w:t>
-      </w:r>
-    </w:p>
-    <w:p>
-      <w:pPr>
-        <w:rPr>
-          <w:rFonts w:ascii="ヒラギノ明朝 ProN W3" w:eastAsia="ヒラギノ明朝 ProN W3" w:hAnsi="ヒラギノ明朝 ProN W3"/>
-          <w:sz w:val="20"/>
-          <w:szCs w:val="20"/>
-        </w:rPr>
-      </w:pPr>
-    </w:p>
-    <w:p>
-      <w:pPr>
-        <w:rPr>
-          <w:rFonts w:ascii="ヒラギノ明朝 ProN W3" w:eastAsia="ヒラギノ明朝 ProN W3" w:hAnsi="ヒラギノ明朝 ProN W3"/>
-          <w:sz w:val="20"/>
-          <w:szCs w:val="20"/>
-        </w:rPr>
-      </w:pPr>
-      <w:r>
-        <w:rPr>
-          <w:rFonts w:ascii="ヒラギノ明朝 ProN W3" w:eastAsia="ヒラギノ明朝 ProN W3" w:hAnsi="ヒラギノ明朝 ProN W3"/>
-          <w:sz w:val="20"/>
-          <w:szCs w:val="20"/>
-        </w:rPr>
-        <w:t>2. 最低契約期間は1年間とし、期間途中での解約については、別紙に明示的な定めがある場合を除き、原則として</w:t>
-      </w:r>
-    </w:p>
-    <w:p>
-      <w:pPr>
-        <w:rPr>
-          <w:rFonts w:ascii="ヒラギノ明朝 ProN W3" w:eastAsia="ヒラギノ明朝 ProN W3" w:hAnsi="ヒラギノ明朝 ProN W3"/>
-          <w:sz w:val="20"/>
-          <w:szCs w:val="20"/>
-        </w:rPr>
-      </w:pPr>
-      <w:r>
-        <w:rPr>
-          <w:rFonts w:ascii="ヒラギノ明朝 ProN W3" w:eastAsia="ヒラギノ明朝 ProN W3" w:hAnsi="ヒラギノ明朝 ProN W3"/>
-          <w:sz w:val="20"/>
-          <w:szCs w:val="20"/>
-        </w:rPr>
-        <w:t>許容されません。</w:t>
-      </w:r>
-    </w:p>
-    <w:p>
-      <w:pPr>
-        <w:rPr>
-          <w:rFonts w:ascii="ヒラギノ明朝 ProN W3" w:eastAsia="ヒラギノ明朝 ProN W3" w:hAnsi="ヒラギノ明朝 ProN W3"/>
-          <w:sz w:val="20"/>
-          <w:szCs w:val="20"/>
-        </w:rPr>
-      </w:pPr>
-    </w:p>
-    <w:p>
-      <w:pPr>
-        <w:rPr>
-          <w:rFonts w:ascii="ヒラギノ明朝 ProN W3" w:eastAsia="ヒラギノ明朝 ProN W3" w:hAnsi="ヒラギノ明朝 ProN W3"/>
-          <w:sz w:val="20"/>
-          <w:szCs w:val="20"/>
-        </w:rPr>
-      </w:pPr>
-      <w:r>
-        <w:rPr>
-          <w:rFonts w:ascii="ヒラギノ明朝 ProN W3" w:eastAsia="ヒラギノ明朝 ProN W3" w:hAnsi="ヒラギノ明朝 ProN W3"/>
-          <w:sz w:val="20"/>
-          <w:szCs w:val="20"/>
-        </w:rPr>
-        <w:t>Harvey Specter:</w:t>
-      </w:r>
-    </w:p>
-    <w:p>
-      <w:pPr>
-        <w:rPr>
-          <w:rFonts w:ascii="ヒラギノ明朝 ProN W3" w:eastAsia="ヒラギノ明朝 ProN W3" w:hAnsi="ヒラギノ明朝 ProN W3"/>
-          <w:sz w:val="20"/>
-          <w:szCs w:val="20"/>
-        </w:rPr>
-      </w:pPr>
-      <w:r>
-        <w:rPr>
-          <w:rFonts w:ascii="ヒラギノ明朝 ProN W3" w:eastAsia="ヒラギノ明朝 ProN W3" w:hAnsi="ヒラギノ明朝 ProN W3"/>
-          <w:sz w:val="20"/>
-          <w:szCs w:val="20"/>
-        </w:rPr>
-        <w:t>You do not get to walk away mid year unless the annex explicitly gives you that exit.</w:t>
-      </w:r>
-    </w:p>
-    <w:p>
-      <w:pPr>
-        <w:rPr>
-          <w:rFonts w:ascii="ヒラギノ明朝 ProN W3" w:eastAsia="ヒラギノ明朝 ProN W3" w:hAnsi="ヒラギノ明朝 ProN W3"/>
-          <w:sz w:val="20"/>
-          <w:szCs w:val="20"/>
-        </w:rPr>
-      </w:pPr>
-    </w:p>
-    <w:p>
-      <w:pPr>
-        <w:rPr>
-          <w:rFonts w:ascii="ヒラギノ明朝 ProN W3" w:eastAsia="ヒラギノ明朝 ProN W3" w:hAnsi="ヒラギノ明朝 ProN W3"/>
-          <w:sz w:val="20"/>
-          <w:szCs w:val="20"/>
-        </w:rPr>
-      </w:pPr>
-      <w:r>
-        <w:rPr>
-          <w:rFonts w:ascii="ヒラギノ明朝 ProN W3" w:eastAsia="ヒラギノ明朝 ProN W3" w:hAnsi="ヒラギノ明朝 ProN W3"/>
-          <w:sz w:val="20"/>
-          <w:szCs w:val="20"/>
-        </w:rPr>
-        <w:t>3. 自動更新阻止または期間満了時の終了を希望する場合、当事者は、別紙に定める方法により、更新予定日の30日前までに書面または合意された手段で通知するものとします。</w:t>
-      </w:r>
-    </w:p>
-    <w:p>
-      <w:pPr>
-        <w:rPr>
-          <w:rFonts w:ascii="ヒラギノ明朝 ProN W3" w:eastAsia="ヒラギノ明朝 ProN W3" w:hAnsi="ヒラギノ明朝 ProN W3"/>
-          <w:sz w:val="20"/>
-          <w:szCs w:val="20"/>
-        </w:rPr>
-      </w:pPr>
-    </w:p>
-    <w:p>
-      <w:pPr>
-        <w:rPr>
-          <w:rFonts w:ascii="ヒラギノ明朝 ProN W3" w:eastAsia="ヒラギノ明朝 ProN W3" w:hAnsi="ヒラギノ明朝 ProN W3"/>
-          <w:sz w:val="20"/>
-          <w:szCs w:val="20"/>
-        </w:rPr>
-      </w:pPr>
-      <w:r>
-        <w:rPr>
-          <w:rFonts w:ascii="ヒラギノ明朝 ProN W3" w:eastAsia="ヒラギノ明朝 ProN W3" w:hAnsi="ヒラギノ明朝 ProN W3"/>
-          <w:sz w:val="20"/>
-          <w:szCs w:val="20"/>
-        </w:rPr>
-        <w:t>Harvey Specter:</w:t>
-      </w:r>
-    </w:p>
-    <w:p>
-      <w:pPr>
-        <w:rPr>
-          <w:rFonts w:ascii="ヒラギノ明朝 ProN W3" w:eastAsia="ヒラギノ明朝 ProN W3" w:hAnsi="ヒラギノ明朝 ProN W3"/>
-          <w:sz w:val="20"/>
-          <w:szCs w:val="20"/>
-        </w:rPr>
-      </w:pPr>
-      <w:r>
-        <w:rPr>
-          <w:rFonts w:ascii="ヒラギノ明朝 ProN W3" w:eastAsia="ヒラギノ明朝 ProN W3" w:hAnsi="ヒラギノ明朝 ProN W3"/>
-          <w:sz w:val="20"/>
-          <w:szCs w:val="20"/>
-        </w:rPr>
-        <w:t>If you want out at the end of a term, you give notice at least thirty days before the renewal date, using the method set out in the schedule.</w:t>
-      </w:r>
-    </w:p>
-    <w:p>
-      <w:pPr>
-        <w:rPr>
-          <w:rFonts w:ascii="ヒラギノ明朝 ProN W3" w:eastAsia="ヒラギノ明朝 ProN W3" w:hAnsi="ヒラギノ明朝 ProN W3"/>
-          <w:sz w:val="20"/>
-          <w:szCs w:val="20"/>
-        </w:rPr>
-      </w:pPr>
-    </w:p>
-    <w:p>
-      <w:pPr>
-        <w:rPr>
-          <w:rFonts w:ascii="ヒラギノ明朝 ProN W3" w:eastAsia="ヒラギノ明朝 ProN W3" w:hAnsi="ヒラギノ明朝 ProN W3"/>
-          <w:sz w:val="20"/>
-          <w:szCs w:val="20"/>
-        </w:rPr>
-      </w:pPr>
-      <w:r>
-        <w:rPr>
-          <w:rFonts w:ascii="ヒラギノ明朝 ProN W3" w:eastAsia="ヒラギノ明朝 ProN W3" w:hAnsi="ヒラギノ明朝 ProN W3"/>
-          <w:sz w:val="20"/>
-          <w:szCs w:val="20"/>
-        </w:rPr>
-        <w:t>第9条（解除）</w:t>
-      </w:r>
-    </w:p>
-    <w:p>
-      <w:pPr>
-        <w:rPr>
-          <w:rFonts w:ascii="ヒラギノ明朝 ProN W3" w:eastAsia="ヒラギノ明朝 ProN W3" w:hAnsi="ヒラギノ明朝 ProN W3"/>
-          <w:sz w:val="20"/>
-          <w:szCs w:val="20"/>
-        </w:rPr>
-      </w:pPr>
-    </w:p>
-    <w:p>
-      <w:pPr>
-        <w:rPr>
-          <w:rFonts w:ascii="ヒラギノ明朝 ProN W3" w:eastAsia="ヒラギノ明朝 ProN W3" w:hAnsi="ヒラギノ明朝 ProN W3"/>
-          <w:sz w:val="20"/>
-          <w:szCs w:val="20"/>
-        </w:rPr>
-      </w:pPr>
-      <w:r>
-        <w:rPr>
-          <w:rFonts w:ascii="ヒラギノ明朝 ProN W3" w:eastAsia="ヒラギノ明朝 ProN W3" w:hAnsi="ヒラギノ明朝 ProN W3"/>
-          <w:sz w:val="20"/>
-          <w:szCs w:val="20"/>
-        </w:rPr>
-        <w:t>1. 当事者の一方は、相手方に以下の事由が生じた場合、何らの催告を要せず、本契約および別紙に基づく契約の全部または一部を解除することができます。</w:t>
-      </w:r>
-    </w:p>
-    <w:p>
-      <w:pPr>
-        <w:rPr>
-          <w:rFonts w:ascii="ヒラギノ明朝 ProN W3" w:eastAsia="ヒラギノ明朝 ProN W3" w:hAnsi="ヒラギノ明朝 ProN W3"/>
-          <w:sz w:val="20"/>
-          <w:szCs w:val="20"/>
-        </w:rPr>
-      </w:pPr>
-      <w:r>
-        <w:rPr>
-          <w:rFonts w:ascii="ヒラギノ明朝 ProN W3" w:eastAsia="ヒラギノ明朝 ProN W3" w:hAnsi="ヒラギノ明朝 ProN W3" w:hint="eastAsia"/>
-          <w:sz w:val="20"/>
-          <w:szCs w:val="20"/>
-        </w:rPr>
-        <w:t xml:space="preserve">　</w:t>
-      </w:r>
-      <w:r>
-        <w:rPr>
-          <w:rFonts w:ascii="ヒラギノ明朝 ProN W3" w:eastAsia="ヒラギノ明朝 ProN W3" w:hAnsi="ヒラギノ明朝 ProN W3"/>
-          <w:sz w:val="20"/>
-          <w:szCs w:val="20"/>
-        </w:rPr>
-        <w:t>(1) 本契約または別紙の重大な違反</w:t>
-      </w:r>
-    </w:p>
-    <w:p>
-      <w:pPr>
-        <w:rPr>
-          <w:rFonts w:ascii="ヒラギノ明朝 ProN W3" w:eastAsia="ヒラギノ明朝 ProN W3" w:hAnsi="ヒラギノ明朝 ProN W3"/>
-          <w:sz w:val="20"/>
-          <w:szCs w:val="20"/>
-        </w:rPr>
-      </w:pPr>
-      <w:r>
-        <w:rPr>
-          <w:rFonts w:ascii="ヒラギノ明朝 ProN W3" w:eastAsia="ヒラギノ明朝 ProN W3" w:hAnsi="ヒラギノ明朝 ProN W3" w:hint="eastAsia"/>
-          <w:sz w:val="20"/>
-          <w:szCs w:val="20"/>
-        </w:rPr>
-        <w:t xml:space="preserve">　</w:t>
-      </w:r>
-      <w:r>
-        <w:rPr>
-          <w:rFonts w:ascii="ヒラギノ明朝 ProN W3" w:eastAsia="ヒラギノ明朝 ProN W3" w:hAnsi="ヒラギノ明朝 ProN W3"/>
-          <w:sz w:val="20"/>
-          <w:szCs w:val="20"/>
-        </w:rPr>
-        <w:t>(2) 支払停止、支払不能、破産手続開始申立て等の信用不安事由</w:t>
-      </w:r>
-    </w:p>
-    <w:p>
-      <w:pPr>
-        <w:rPr>
-          <w:rFonts w:ascii="ヒラギノ明朝 ProN W3" w:eastAsia="ヒラギノ明朝 ProN W3" w:hAnsi="ヒラギノ明朝 ProN W3"/>
-          <w:sz w:val="20"/>
-          <w:szCs w:val="20"/>
-        </w:rPr>
-      </w:pPr>
-    </w:p>
-    <w:p>
-      <w:pPr>
-        <w:rPr>
-          <w:rFonts w:ascii="ヒラギノ明朝 ProN W3" w:eastAsia="ヒラギノ明朝 ProN W3" w:hAnsi="ヒラギノ明朝 ProN W3"/>
-          <w:sz w:val="20"/>
-          <w:szCs w:val="20"/>
-        </w:rPr>
-      </w:pPr>
-      <w:r>
-        <w:rPr>
-          <w:rFonts w:ascii="ヒラギノ明朝 ProN W3" w:eastAsia="ヒラギノ明朝 ProN W3" w:hAnsi="ヒラギノ明朝 ProN W3"/>
-          <w:sz w:val="20"/>
-          <w:szCs w:val="20"/>
-        </w:rPr>
-        <w:t>Harvey Specter:</w:t>
-      </w:r>
-    </w:p>
-    <w:p>
-      <w:pPr>
-        <w:rPr>
-          <w:rFonts w:ascii="ヒラギノ明朝 ProN W3" w:eastAsia="ヒラギノ明朝 ProN W3" w:hAnsi="ヒラギノ明朝 ProN W3"/>
-          <w:sz w:val="20"/>
-          <w:szCs w:val="20"/>
-        </w:rPr>
-      </w:pPr>
-      <w:r>
-        <w:rPr>
-          <w:rFonts w:ascii="ヒラギノ明朝 ProN W3" w:eastAsia="ヒラギノ明朝 ProN W3" w:hAnsi="ヒラギノ明朝 ProN W3"/>
-          <w:sz w:val="20"/>
-          <w:szCs w:val="20"/>
-        </w:rPr>
-        <w:t>If the other side seriously breaches, stops paying, or heads toward insolvency, you can terminate fast, without sending love letters first.</w:t>
-      </w:r>
-    </w:p>
-    <w:p>
-      <w:pPr>
-        <w:rPr>
-          <w:rFonts w:ascii="ヒラギノ明朝 ProN W3" w:eastAsia="ヒラギノ明朝 ProN W3" w:hAnsi="ヒラギノ明朝 ProN W3"/>
-          <w:sz w:val="20"/>
-          <w:szCs w:val="20"/>
-        </w:rPr>
-      </w:pPr>
-    </w:p>
-    <w:p>
-      <w:pPr>
-        <w:rPr>
-          <w:rFonts w:ascii="ヒラギノ明朝 ProN W3" w:eastAsia="ヒラギノ明朝 ProN W3" w:hAnsi="ヒラギノ明朝 ProN W3"/>
-          <w:sz w:val="20"/>
-          <w:szCs w:val="20"/>
-        </w:rPr>
-      </w:pPr>
-    </w:p>
-    <w:p>
-      <w:pPr>
-        <w:rPr>
-          <w:rFonts w:ascii="ヒラギノ明朝 ProN W3" w:eastAsia="ヒラギノ明朝 ProN W3" w:hAnsi="ヒラギノ明朝 ProN W3" w:hint="eastAsia"/>
+      </w:pPr>
+    </w:p>
+    <w:p>
+      <w:pPr>
+        <w:rPr>
+          <w:rFonts w:ascii="ヒラギノ明朝 ProN W3" w:eastAsia="ヒラギノ明朝 ProN W3" w:hAnsi="ヒラギノ明朝 ProN W3"/>
+          <w:sz w:val="20"/>
+          <w:szCs w:val="20"/>
+        </w:rPr>
+      </w:pPr>
+    </w:p>
+    <w:p>
+      <w:pPr>
+        <w:rPr>
+          <w:rFonts w:ascii="ヒラギノ明朝 ProN W3" w:eastAsia="ヒラギノ明朝 ProN W3" w:hAnsi="ヒラギノ明朝 ProN W3"/>
           <w:sz w:val="20"/>
           <w:szCs w:val="20"/>
         </w:rPr>
@@ -3007,33 +3785,65 @@
           <w:sz w:val="20"/>
           <w:szCs w:val="20"/>
         </w:rPr>
-        <w:t>第10条（準拠法および合意管轄）</w:t>
-      </w:r>
-    </w:p>
-    <w:p>
-      <w:pPr>
-        <w:rPr>
-          <w:rFonts w:ascii="ヒラギノ明朝 ProN W3" w:eastAsia="ヒラギノ明朝 ProN W3" w:hAnsi="ヒラギノ明朝 ProN W3"/>
-          <w:sz w:val="20"/>
-          <w:szCs w:val="20"/>
-        </w:rPr>
-      </w:pPr>
-    </w:p>
-    <w:p>
-      <w:pPr>
-        <w:rPr>
-          <w:rFonts w:ascii="ヒラギノ明朝 ProN W3" w:eastAsia="ヒラギノ明朝 ProN W3" w:hAnsi="ヒラギノ明朝 ProN W3"/>
-          <w:sz w:val="20"/>
-          <w:szCs w:val="20"/>
-        </w:rPr>
-      </w:pPr>
-      <w:r>
-        <w:rPr>
-          <w:rFonts w:ascii="ヒラギノ明朝 ProN W3" w:eastAsia="ヒラギノ明朝 ProN W3" w:hAnsi="ヒラギノ明朝 ProN W3"/>
-          <w:sz w:val="20"/>
-          <w:szCs w:val="20"/>
-        </w:rPr>
-        <w:t>1. 本契約の成立、効力、履行および解釈には、抵触法の原則を排除して、日本法が適用されます。</w:t>
+        <w:t>第10条（準拠法</w:t>
+      </w:r>
+      <w:r>
+        <w:rPr>
+          <w:rFonts w:ascii="ヒラギノ明朝 ProN W3" w:eastAsia="ヒラギノ明朝 ProN W3" w:hAnsi="ヒラギノ明朝 ProN W3"/>
+          <w:sz w:val="20"/>
+          <w:szCs w:val="20"/>
+        </w:rPr>
+        <w:t>及び</w:t>
+      </w:r>
+      <w:r>
+        <w:rPr>
+          <w:rFonts w:ascii="ヒラギノ明朝 ProN W3" w:eastAsia="ヒラギノ明朝 ProN W3" w:hAnsi="ヒラギノ明朝 ProN W3"/>
+          <w:sz w:val="20"/>
+          <w:szCs w:val="20"/>
+        </w:rPr>
+        <w:t>合意管轄）</w:t>
+      </w:r>
+    </w:p>
+    <w:p>
+      <w:pPr>
+        <w:rPr>
+          <w:rFonts w:ascii="ヒラギノ明朝 ProN W3" w:eastAsia="ヒラギノ明朝 ProN W3" w:hAnsi="ヒラギノ明朝 ProN W3"/>
+          <w:sz w:val="20"/>
+          <w:szCs w:val="20"/>
+        </w:rPr>
+      </w:pPr>
+    </w:p>
+    <w:p>
+      <w:pPr>
+        <w:rPr>
+          <w:rFonts w:ascii="ヒラギノ明朝 ProN W3" w:eastAsia="ヒラギノ明朝 ProN W3" w:hAnsi="ヒラギノ明朝 ProN W3"/>
+          <w:sz w:val="20"/>
+          <w:szCs w:val="20"/>
+        </w:rPr>
+      </w:pPr>
+      <w:r>
+        <w:rPr>
+          <w:rFonts w:ascii="ヒラギノ明朝 ProN W3" w:eastAsia="ヒラギノ明朝 ProN W3" w:hAnsi="ヒラギノ明朝 ProN W3"/>
+          <w:sz w:val="20"/>
+          <w:szCs w:val="20"/>
+        </w:rPr>
+        <w:t>1. 本契約の成立、効力、履行</w:t>
+      </w:r>
+      <w:r>
+        <w:rPr>
+          <w:rFonts w:ascii="ヒラギノ明朝 ProN W3" w:eastAsia="ヒラギノ明朝 ProN W3" w:hAnsi="ヒラギノ明朝 ProN W3"/>
+          <w:sz w:val="20"/>
+          <w:szCs w:val="20"/>
+        </w:rPr>
+        <w:t>及び</w:t>
+      </w:r>
+      <w:r>
+        <w:rPr>
+          <w:rFonts w:ascii="ヒラギノ明朝 ProN W3" w:eastAsia="ヒラギノ明朝 ProN W3" w:hAnsi="ヒラギノ明朝 ProN W3"/>
+          <w:sz w:val="20"/>
+          <w:szCs w:val="20"/>
+        </w:rPr>
+        <w:t>解釈には、抵触法の原則を排除して、日本法が適用されます。</w:t>
       </w:r>
     </w:p>
     <w:p>
@@ -3151,27 +3961,43 @@
     <w:p>
       <w:pPr>
         <w:rPr>
-          <w:rFonts w:ascii="ヒラギノ明朝 ProN W3" w:eastAsia="ヒラギノ明朝 ProN W3" w:hAnsi="ヒラギノ明朝 ProN W3"/>
-          <w:sz w:val="20"/>
-          <w:szCs w:val="20"/>
-        </w:rPr>
-      </w:pPr>
-    </w:p>
-    <w:p>
-      <w:pPr>
-        <w:rPr>
-          <w:rFonts w:ascii="ヒラギノ明朝 ProN W3" w:eastAsia="ヒラギノ明朝 ProN W3" w:hAnsi="ヒラギノ明朝 ProN W3"/>
-          <w:sz w:val="20"/>
-          <w:szCs w:val="20"/>
-        </w:rPr>
-      </w:pPr>
-      <w:r>
-        <w:rPr>
-          <w:rFonts w:ascii="ヒラギノ明朝 ProN W3" w:eastAsia="ヒラギノ明朝 ProN W3" w:hAnsi="ヒラギノ明朝 ProN W3"/>
-          <w:sz w:val="20"/>
-          <w:szCs w:val="20"/>
-        </w:rPr>
-        <w:t>第11条（言語および文理解釈）</w:t>
+          <w:rFonts w:ascii="ヒラギノ明朝 ProN W3" w:eastAsia="ヒラギノ明朝 ProN W3" w:hAnsi="ヒラギノ明朝 ProN W3" w:hint="eastAsia"/>
+          <w:sz w:val="20"/>
+          <w:szCs w:val="20"/>
+        </w:rPr>
+      </w:pPr>
+    </w:p>
+    <w:p>
+      <w:pPr>
+        <w:rPr>
+          <w:rFonts w:ascii="ヒラギノ明朝 ProN W3" w:eastAsia="ヒラギノ明朝 ProN W3" w:hAnsi="ヒラギノ明朝 ProN W3"/>
+          <w:sz w:val="20"/>
+          <w:szCs w:val="20"/>
+        </w:rPr>
+      </w:pPr>
+      <w:r>
+        <w:rPr>
+          <w:rFonts w:ascii="ヒラギノ明朝 ProN W3" w:eastAsia="ヒラギノ明朝 ProN W3" w:hAnsi="ヒラギノ明朝 ProN W3"/>
+          <w:sz w:val="20"/>
+          <w:szCs w:val="20"/>
+        </w:rPr>
+        <w:t>第11条（言語</w:t>
+      </w:r>
+      <w:r>
+        <w:rPr>
+          <w:rFonts w:ascii="ヒラギノ明朝 ProN W3" w:eastAsia="ヒラギノ明朝 ProN W3" w:hAnsi="ヒラギノ明朝 ProN W3"/>
+          <w:sz w:val="20"/>
+          <w:szCs w:val="20"/>
+        </w:rPr>
+        <w:t>及び</w:t>
+      </w:r>
+      <w:r>
+        <w:rPr>
+          <w:rFonts w:ascii="ヒラギノ明朝 ProN W3" w:eastAsia="ヒラギノ明朝 ProN W3" w:hAnsi="ヒラギノ明朝 ProN W3"/>
+          <w:sz w:val="20"/>
+          <w:szCs w:val="20"/>
+        </w:rPr>
+        <w:t>文理解釈）</w:t>
       </w:r>
     </w:p>
     <w:p>
@@ -4152,7 +4978,7 @@
     <w:p>
       <w:pPr>
         <w:rPr>
-          <w:rFonts w:ascii="ヒラギノ明朝 ProN W3" w:eastAsia="ヒラギノ明朝 ProN W3" w:hAnsi="ヒラギノ明朝 ProN W3"/>
+          <w:rFonts w:ascii="ヒラギノ明朝 ProN W3" w:eastAsia="ヒラギノ明朝 ProN W3" w:hAnsi="ヒラギノ明朝 ProN W3" w:hint="eastAsia"/>
           <w:sz w:val="20"/>
           <w:szCs w:val="20"/>
         </w:rPr>
@@ -4379,7 +5205,23 @@
           <w:sz w:val="20"/>
           <w:szCs w:val="20"/>
         </w:rPr>
-        <w:t>1. 本契約および別紙は、当事者間の当該ライセンス事項に関する完全な合意を構成し、本契約締結前の一切の口頭</w:t>
+        <w:t>1. 本契約</w:t>
+      </w:r>
+      <w:r>
+        <w:rPr>
+          <w:rFonts w:ascii="ヒラギノ明朝 ProN W3" w:eastAsia="ヒラギノ明朝 ProN W3" w:hAnsi="ヒラギノ明朝 ProN W3"/>
+          <w:sz w:val="20"/>
+          <w:szCs w:val="20"/>
+        </w:rPr>
+        <w:t>及び</w:t>
+      </w:r>
+      <w:r>
+        <w:rPr>
+          <w:rFonts w:ascii="ヒラギノ明朝 ProN W3" w:eastAsia="ヒラギノ明朝 ProN W3" w:hAnsi="ヒラギノ明朝 ProN W3"/>
+          <w:sz w:val="20"/>
+          <w:szCs w:val="20"/>
+        </w:rPr>
+        <w:t>別紙は、当事者間の当該ライセンス事項に関する完全な合意を構成し、本契約締結前の一切の口頭</w:t>
       </w:r>
     </w:p>
     <w:p>
@@ -4463,7 +5305,7 @@
     <w:p>
       <w:pPr>
         <w:rPr>
-          <w:rFonts w:ascii="ヒラギノ明朝 ProN W3" w:eastAsia="ヒラギノ明朝 ProN W3" w:hAnsi="ヒラギノ明朝 ProN W3" w:hint="eastAsia"/>
+          <w:rFonts w:ascii="ヒラギノ明朝 ProN W3" w:eastAsia="ヒラギノ明朝 ProN W3" w:hAnsi="ヒラギノ明朝 ProN W3"/>
           <w:sz w:val="20"/>
           <w:szCs w:val="20"/>
         </w:rPr>
@@ -4570,7 +5412,23 @@
           <w:sz w:val="20"/>
           <w:szCs w:val="20"/>
         </w:rPr>
-        <w:t>第16条（別紙および個別契約）</w:t>
+        <w:t>第16条（別紙</w:t>
+      </w:r>
+      <w:r>
+        <w:rPr>
+          <w:rFonts w:ascii="ヒラギノ明朝 ProN W3" w:eastAsia="ヒラギノ明朝 ProN W3" w:hAnsi="ヒラギノ明朝 ProN W3"/>
+          <w:sz w:val="20"/>
+          <w:szCs w:val="20"/>
+        </w:rPr>
+        <w:t>及び</w:t>
+      </w:r>
+      <w:r>
+        <w:rPr>
+          <w:rFonts w:ascii="ヒラギノ明朝 ProN W3" w:eastAsia="ヒラギノ明朝 ProN W3" w:hAnsi="ヒラギノ明朝 ProN W3"/>
+          <w:sz w:val="20"/>
+          <w:szCs w:val="20"/>
+        </w:rPr>
+        <w:t>個別契約）</w:t>
       </w:r>
     </w:p>
     <w:p>
@@ -4854,7 +5712,23 @@
           <w:sz w:val="20"/>
           <w:szCs w:val="20"/>
         </w:rPr>
-        <w:t>作成される別紙および署名ページにおいて定められるものとします。</w:t>
+        <w:t>作成される別紙</w:t>
+      </w:r>
+      <w:r>
+        <w:rPr>
+          <w:rFonts w:ascii="ヒラギノ明朝 ProN W3" w:eastAsia="ヒラギノ明朝 ProN W3" w:hAnsi="ヒラギノ明朝 ProN W3" w:hint="eastAsia"/>
+          <w:sz w:val="20"/>
+          <w:szCs w:val="20"/>
+        </w:rPr>
+        <w:t>及び</w:t>
+      </w:r>
+      <w:r>
+        <w:rPr>
+          <w:rFonts w:ascii="ヒラギノ明朝 ProN W3" w:eastAsia="ヒラギノ明朝 ProN W3" w:hAnsi="ヒラギノ明朝 ProN W3" w:hint="eastAsia"/>
+          <w:sz w:val="20"/>
+          <w:szCs w:val="20"/>
+        </w:rPr>
+        <w:t>署名ページにおいて定められるものとします。</w:t>
       </w:r>
     </w:p>
     <w:p>
